--- a/40_AWS/05_改修資料/KSM_AWS_MOD_010_改修指示書_リポジトリ統合_ja_vi.docx
+++ b/40_AWS/05_改修資料/KSM_AWS_MOD_010_改修指示書_リポジトリ統合_ja_vi.docx
@@ -80,7 +80,7 @@
           <w:sz w:val="24"/>
           <w:szCs w:val="24"/>
         </w:rPr>
-        <w:t xml:space="preserve">■ ① 文書情報</w:t>
+        <w:t xml:space="preserve">■ 文書情報</w:t>
       </w:r>
       <w:r>
         <w:br/>
@@ -418,7 +418,7 @@
                 <w:sz w:val="18"/>
                 <w:szCs w:val="18"/>
               </w:rPr>
-              <w:t xml:space="preserve">カスミ POS システム</w:t>
+              <w:t xml:space="preserve">カスミ POS システム モノレポ統合</w:t>
             </w:r>
           </w:p>
         </w:tc>
@@ -1332,7 +1332,7 @@
           <w:sz w:val="24"/>
           <w:szCs w:val="24"/>
         </w:rPr>
-        <w:t xml:space="preserve">■ 実施判断のご確認</w:t>
+        <w:t xml:space="preserve">■ 実施判断のご確認（顧客向け）</w:t>
       </w:r>
       <w:r>
         <w:br/>
@@ -1346,7 +1346,7 @@
           <w:sz w:val="17"/>
           <w:szCs w:val="17"/>
         </w:rPr>
-        <w:t xml:space="preserve">　Xác Nhận Quyết Định Thực Hiện</w:t>
+        <w:t xml:space="preserve">　Xác Nhận Quyết Định Thực Hiện (Dành Cho Khách Hàng)</w:t>
       </w:r>
     </w:p>
     <w:p>
@@ -1725,25 +1725,61 @@
               <w:bottom w:type="dxa" w:w="80"/>
               <w:right w:type="dxa" w:w="120"/>
             </w:tcMar>
-            <w:vAlign w:val="center"/>
-          </w:tcPr>
-          <w:p>
-            <w:pPr>
-              <w:jc w:val="left"/>
-            </w:pPr>
-            <w:r>
-              <w:rPr>
-                <w:rFonts w:ascii="BIZ UDPGothic" w:cs="BIZ UDPGothic" w:eastAsia="BIZ UDPGothic" w:hAnsi="BIZ UDPGothic"/>
-                <w:b w:val="false"/>
-                <w:bCs w:val="false"/>
-                <w:color w:val="404040"/>
-                <w:sz w:val="18"/>
-                <w:szCs w:val="18"/>
-              </w:rPr>
-              <w:t xml:space="preserve">① posserver-product-kasumi（Kotlin/8081）
-② aeongiftcardserver-product（Java/8080）
-③ pos-server-frontend-production（React/9060）
-④ pos-server-frontend-ishida-staging（React・マージ）</w:t>
+          </w:tcPr>
+          <w:p>
+            <w:pPr>
+              <w:spacing w:before="0" w:after="0"/>
+            </w:pPr>
+            <w:r>
+              <w:rPr>
+                <w:rFonts w:ascii="BIZ UDPGothic" w:cs="BIZ UDPGothic" w:eastAsia="BIZ UDPGothic" w:hAnsi="BIZ UDPGothic"/>
+                <w:color w:val="404040"/>
+                <w:sz w:val="18"/>
+                <w:szCs w:val="18"/>
+              </w:rPr>
+              <w:t xml:space="preserve">① posserver-product-kasumi（Kotlin/8081）</w:t>
+            </w:r>
+          </w:p>
+          <w:p>
+            <w:pPr>
+              <w:spacing w:before="0" w:after="0"/>
+            </w:pPr>
+            <w:r>
+              <w:rPr>
+                <w:rFonts w:ascii="BIZ UDPGothic" w:cs="BIZ UDPGothic" w:eastAsia="BIZ UDPGothic" w:hAnsi="BIZ UDPGothic"/>
+                <w:color w:val="404040"/>
+                <w:sz w:val="18"/>
+                <w:szCs w:val="18"/>
+              </w:rPr>
+              <w:t xml:space="preserve">② aeongiftcardserver-product（Java/8080）</w:t>
+            </w:r>
+          </w:p>
+          <w:p>
+            <w:pPr>
+              <w:spacing w:before="0" w:after="0"/>
+            </w:pPr>
+            <w:r>
+              <w:rPr>
+                <w:rFonts w:ascii="BIZ UDPGothic" w:cs="BIZ UDPGothic" w:eastAsia="BIZ UDPGothic" w:hAnsi="BIZ UDPGothic"/>
+                <w:color w:val="404040"/>
+                <w:sz w:val="18"/>
+                <w:szCs w:val="18"/>
+              </w:rPr>
+              <w:t xml:space="preserve">③ pos-server-frontend-production（React/9060）</w:t>
+            </w:r>
+          </w:p>
+          <w:p>
+            <w:pPr>
+              <w:spacing w:before="0" w:after="0"/>
+            </w:pPr>
+            <w:r>
+              <w:rPr>
+                <w:rFonts w:ascii="BIZ UDPGothic" w:cs="BIZ UDPGothic" w:eastAsia="BIZ UDPGothic" w:hAnsi="BIZ UDPGothic"/>
+                <w:color w:val="404040"/>
+                <w:sz w:val="18"/>
+                <w:szCs w:val="18"/>
+              </w:rPr>
+              <w:t xml:space="preserve">④ pos-server-frontend-ishida-staging（Reactマージ）</w:t>
             </w:r>
           </w:p>
         </w:tc>
@@ -1840,10 +1876,7 @@
                 <w:sz w:val="18"/>
                 <w:szCs w:val="18"/>
               </w:rPr>
-              <w:t xml:space="preserve">① ブランチ管理の一元化
-② デプロイ手順の簡素化
-③ 環境変数・設定ファイルの一元管理
-④ 開発者のリポジトリ切替コスト削減</w:t>
+              <w:t xml:space="preserve">① ブランチ管理の一元化 ② デプロイ手順の簡素化 ③ 環境変数・設定ファイルの一元管理 ④ 開発者のリポジトリ切替コストを削減</w:t>
             </w:r>
             <w:r>
               <w:rPr>
@@ -1865,10 +1898,7 @@
                 <w:sz w:val="16"/>
                 <w:szCs w:val="16"/>
               </w:rPr>
-              <w:t xml:space="preserve">① Quản lý branch tập trung
-② Đơn giản hóa quy trình deploy
-③ Quản lý tập trung biến môi trường
-④ Giảm chi phí chuyển đổi repo cho developer</w:t>
+              <w:t xml:space="preserve">① Quản lý branch tập trung ② Đơn giản hóa deploy ③ Quản lý tập trung biến môi trường ④ Giảm chi phí chuyển đổi repo</w:t>
             </w:r>
           </w:p>
         </w:tc>
@@ -1965,7 +1995,7 @@
                 <w:sz w:val="18"/>
                 <w:szCs w:val="18"/>
               </w:rPr>
-              <w:t xml:space="preserve">なし。新リポジトリを新規作成するため、本番環境への影響なし</w:t>
+              <w:t xml:space="preserve">なし。既存リポジトリは変更せず新リポジトリを新規作成するため、本番環境への影響なし</w:t>
             </w:r>
             <w:r>
               <w:rPr>
@@ -1987,7 +2017,7 @@
                 <w:sz w:val="16"/>
                 <w:szCs w:val="16"/>
               </w:rPr>
-              <w:t xml:space="preserve">Không có. Tạo repo mới nên không ảnh hưởng đến môi trường production</w:t>
+              <w:t xml:space="preserve">Không có. Không thay đổi repo cũ, tạo repo mới nên không ảnh hưởng production</w:t>
             </w:r>
           </w:p>
         </w:tc>
@@ -2643,7 +2673,7 @@
                 <w:sz w:val="16"/>
                 <w:szCs w:val="16"/>
               </w:rPr>
-              <w:t xml:space="preserve">Đã đồng ý rằng tác vụ này là tạo repo mới, không gây downtime cho môi trường production</w:t>
+              <w:t xml:space="preserve">Đã đồng ý rằng tác vụ này là tạo repo mới, không gây downtime cho production</w:t>
             </w:r>
           </w:p>
         </w:tc>
@@ -2775,7 +2805,7 @@
                 <w:sz w:val="16"/>
                 <w:szCs w:val="16"/>
               </w:rPr>
-              <w:t xml:space="preserve">Đã đồng ý việc merge frontend (~330 file khác biệt) sẽ được thực hiện cẩn thận sau review</w:t>
+              <w:t xml:space="preserve">Đã đồng ý việc merge frontend (~330 file khác biệt) sẽ thực hiện cẩn thận sau review</w:t>
             </w:r>
           </w:p>
         </w:tc>
@@ -2992,7 +3022,7 @@
           <w:sz w:val="24"/>
           <w:szCs w:val="24"/>
         </w:rPr>
-        <w:t xml:space="preserve">■ ② 改修概要</w:t>
+        <w:t xml:space="preserve">■ 改修概要</w:t>
       </w:r>
       <w:r>
         <w:br/>
@@ -3705,7 +3735,7 @@
                 <w:sz w:val="16"/>
                 <w:szCs w:val="16"/>
               </w:rPr>
-              <w:t xml:space="preserve">Gift card processing (:8080)</w:t>
+              <w:t xml:space="preserve">Gift card (:8080)</w:t>
             </w:r>
           </w:p>
         </w:tc>
@@ -4277,7 +4307,7 @@
                 <w:sz w:val="16"/>
                 <w:szCs w:val="16"/>
               </w:rPr>
-              <w:t xml:space="preserve">│   │   ├── src/</w:t>
+              <w:t xml:space="preserve">│   └── gift-card-server/    # Java/Spring Boot 3.5 (:8080)</w:t>
             </w:r>
           </w:p>
           <w:p>
@@ -4291,7 +4321,7 @@
                 <w:sz w:val="16"/>
                 <w:szCs w:val="16"/>
               </w:rPr>
-              <w:t xml:space="preserve">│   │   ├── build.gradle.kts</w:t>
+              <w:t xml:space="preserve">├── frontend/                # React/TypeScript (:9060)</w:t>
             </w:r>
           </w:p>
           <w:p>
@@ -4305,7 +4335,7 @@
                 <w:sz w:val="16"/>
                 <w:szCs w:val="16"/>
               </w:rPr>
-              <w:t xml:space="preserve">│   │   └── Dockerfile</w:t>
+              <w:t xml:space="preserve">├── docker-compose.yml</w:t>
             </w:r>
           </w:p>
           <w:p>
@@ -4319,203 +4349,7 @@
                 <w:sz w:val="16"/>
                 <w:szCs w:val="16"/>
               </w:rPr>
-              <w:t xml:space="preserve">│   └── gift-card-server/    # Java/Spring Boot 3.5 (:8080)</w:t>
-            </w:r>
-          </w:p>
-          <w:p>
-            <w:pPr>
-              <w:spacing w:before="0" w:after="0"/>
-            </w:pPr>
-            <w:r>
-              <w:rPr>
-                <w:rFonts w:ascii="Courier New" w:cs="Courier New" w:eastAsia="Courier New" w:hAnsi="Courier New"/>
-                <w:color w:val="404040"/>
-                <w:sz w:val="16"/>
-                <w:szCs w:val="16"/>
-              </w:rPr>
-              <w:t xml:space="preserve">│       ├── src/</w:t>
-            </w:r>
-          </w:p>
-          <w:p>
-            <w:pPr>
-              <w:spacing w:before="0" w:after="0"/>
-            </w:pPr>
-            <w:r>
-              <w:rPr>
-                <w:rFonts w:ascii="Courier New" w:cs="Courier New" w:eastAsia="Courier New" w:hAnsi="Courier New"/>
-                <w:color w:val="404040"/>
-                <w:sz w:val="16"/>
-                <w:szCs w:val="16"/>
-              </w:rPr>
-              <w:t xml:space="preserve">│       ├── pom.xml</w:t>
-            </w:r>
-          </w:p>
-          <w:p>
-            <w:pPr>
-              <w:spacing w:before="0" w:after="0"/>
-            </w:pPr>
-            <w:r>
-              <w:rPr>
-                <w:rFonts w:ascii="Courier New" w:cs="Courier New" w:eastAsia="Courier New" w:hAnsi="Courier New"/>
-                <w:color w:val="404040"/>
-                <w:sz w:val="16"/>
-                <w:szCs w:val="16"/>
-              </w:rPr>
-              <w:t xml:space="preserve">│       └── Dockerfile</w:t>
-            </w:r>
-          </w:p>
-          <w:p>
-            <w:pPr>
-              <w:spacing w:before="0" w:after="0"/>
-            </w:pPr>
-            <w:r>
-              <w:rPr>
-                <w:rFonts w:ascii="Courier New" w:cs="Courier New" w:eastAsia="Courier New" w:hAnsi="Courier New"/>
-                <w:color w:val="404040"/>
-                <w:sz w:val="16"/>
-                <w:szCs w:val="16"/>
-              </w:rPr>
-              <w:t xml:space="preserve">├── frontend/                # React/TypeScript (:9060)</w:t>
-            </w:r>
-          </w:p>
-          <w:p>
-            <w:pPr>
-              <w:spacing w:before="0" w:after="0"/>
-            </w:pPr>
-            <w:r>
-              <w:rPr>
-                <w:rFonts w:ascii="Courier New" w:cs="Courier New" w:eastAsia="Courier New" w:hAnsi="Courier New"/>
-                <w:color w:val="404040"/>
-                <w:sz w:val="16"/>
-                <w:szCs w:val="16"/>
-              </w:rPr>
-              <w:t xml:space="preserve">│   ├── src/</w:t>
-            </w:r>
-          </w:p>
-          <w:p>
-            <w:pPr>
-              <w:spacing w:before="0" w:after="0"/>
-            </w:pPr>
-            <w:r>
-              <w:rPr>
-                <w:rFonts w:ascii="Courier New" w:cs="Courier New" w:eastAsia="Courier New" w:hAnsi="Courier New"/>
-                <w:color w:val="404040"/>
-                <w:sz w:val="16"/>
-                <w:szCs w:val="16"/>
-              </w:rPr>
-              <w:t xml:space="preserve">│   ├── package.json</w:t>
-            </w:r>
-          </w:p>
-          <w:p>
-            <w:pPr>
-              <w:spacing w:before="0" w:after="0"/>
-            </w:pPr>
-            <w:r>
-              <w:rPr>
-                <w:rFonts w:ascii="Courier New" w:cs="Courier New" w:eastAsia="Courier New" w:hAnsi="Courier New"/>
-                <w:color w:val="404040"/>
-                <w:sz w:val="16"/>
-                <w:szCs w:val="16"/>
-              </w:rPr>
-              <w:t xml:space="preserve">│   ├── webpack.config.js</w:t>
-            </w:r>
-          </w:p>
-          <w:p>
-            <w:pPr>
-              <w:spacing w:before="0" w:after="0"/>
-            </w:pPr>
-            <w:r>
-              <w:rPr>
-                <w:rFonts w:ascii="Courier New" w:cs="Courier New" w:eastAsia="Courier New" w:hAnsi="Courier New"/>
-                <w:color w:val="404040"/>
-                <w:sz w:val="16"/>
-                <w:szCs w:val="16"/>
-              </w:rPr>
-              <w:t xml:space="preserve">│   └── Dockerfile</w:t>
-            </w:r>
-          </w:p>
-          <w:p>
-            <w:pPr>
-              <w:spacing w:before="0" w:after="0"/>
-            </w:pPr>
-            <w:r>
-              <w:rPr>
-                <w:rFonts w:ascii="Courier New" w:cs="Courier New" w:eastAsia="Courier New" w:hAnsi="Courier New"/>
-                <w:color w:val="404040"/>
-                <w:sz w:val="16"/>
-                <w:szCs w:val="16"/>
-              </w:rPr>
-              <w:t xml:space="preserve">├── docker-compose.yml</w:t>
-            </w:r>
-          </w:p>
-          <w:p>
-            <w:pPr>
-              <w:spacing w:before="0" w:after="0"/>
-            </w:pPr>
-            <w:r>
-              <w:rPr>
-                <w:rFonts w:ascii="Courier New" w:cs="Courier New" w:eastAsia="Courier New" w:hAnsi="Courier New"/>
-                <w:color w:val="404040"/>
-                <w:sz w:val="16"/>
-                <w:szCs w:val="16"/>
-              </w:rPr>
-              <w:t xml:space="preserve">├── .github/</w:t>
-            </w:r>
-          </w:p>
-          <w:p>
-            <w:pPr>
-              <w:spacing w:before="0" w:after="0"/>
-            </w:pPr>
-            <w:r>
-              <w:rPr>
-                <w:rFonts w:ascii="Courier New" w:cs="Courier New" w:eastAsia="Courier New" w:hAnsi="Courier New"/>
-                <w:color w:val="404040"/>
-                <w:sz w:val="16"/>
-                <w:szCs w:val="16"/>
-              </w:rPr>
-              <w:t xml:space="preserve">│   └── workflows/</w:t>
-            </w:r>
-          </w:p>
-          <w:p>
-            <w:pPr>
-              <w:spacing w:before="0" w:after="0"/>
-            </w:pPr>
-            <w:r>
-              <w:rPr>
-                <w:rFonts w:ascii="Courier New" w:cs="Courier New" w:eastAsia="Courier New" w:hAnsi="Courier New"/>
-                <w:color w:val="404040"/>
-                <w:sz w:val="16"/>
-                <w:szCs w:val="16"/>
-              </w:rPr>
-              <w:t xml:space="preserve">│       ├── ci-pos-server.yml</w:t>
-            </w:r>
-          </w:p>
-          <w:p>
-            <w:pPr>
-              <w:spacing w:before="0" w:after="0"/>
-            </w:pPr>
-            <w:r>
-              <w:rPr>
-                <w:rFonts w:ascii="Courier New" w:cs="Courier New" w:eastAsia="Courier New" w:hAnsi="Courier New"/>
-                <w:color w:val="404040"/>
-                <w:sz w:val="16"/>
-                <w:szCs w:val="16"/>
-              </w:rPr>
-              <w:t xml:space="preserve">│       ├── ci-gift-card.yml</w:t>
-            </w:r>
-          </w:p>
-          <w:p>
-            <w:pPr>
-              <w:spacing w:before="0" w:after="0"/>
-            </w:pPr>
-            <w:r>
-              <w:rPr>
-                <w:rFonts w:ascii="Courier New" w:cs="Courier New" w:eastAsia="Courier New" w:hAnsi="Courier New"/>
-                <w:color w:val="404040"/>
-                <w:sz w:val="16"/>
-                <w:szCs w:val="16"/>
-              </w:rPr>
-              <w:t xml:space="preserve">│       └── ci-frontend.yml</w:t>
+              <w:t xml:space="preserve">├── .github/workflows/</w:t>
             </w:r>
           </w:p>
           <w:p>
@@ -4565,7 +4399,7 @@
           <w:sz w:val="24"/>
           <w:szCs w:val="24"/>
         </w:rPr>
-        <w:t xml:space="preserve">■ ③ 対象ファイル</w:t>
+        <w:t xml:space="preserve">■ 対象ファイル</w:t>
       </w:r>
       <w:r>
         <w:br/>
@@ -5203,103 +5037,6 @@
           </w:p>
         </w:tc>
       </w:tr>
-      <w:tr>
-        <w:trPr>
-          <w:cantSplit/>
-        </w:trPr>
-        <w:tc>
-          <w:tcPr>
-            <w:tcW w:type="dxa" w:w="2400"/>
-            <w:tcBorders>
-              <w:top w:val="single" w:color="CCCCCC" w:sz="4"/>
-              <w:left w:val="single" w:color="CCCCCC" w:sz="4"/>
-              <w:bottom w:val="single" w:color="CCCCCC" w:sz="4"/>
-              <w:right w:val="single" w:color="CCCCCC" w:sz="4"/>
-            </w:tcBorders>
-            <w:shd w:fill="FFFFFF" w:val="clear"/>
-            <w:tcMar>
-              <w:top w:type="dxa" w:w="80"/>
-              <w:left w:type="dxa" w:w="120"/>
-              <w:bottom w:type="dxa" w:w="80"/>
-              <w:right w:type="dxa" w:w="120"/>
-            </w:tcMar>
-            <w:vAlign w:val="center"/>
-          </w:tcPr>
-          <w:p>
-            <w:pPr>
-              <w:jc w:val="left"/>
-            </w:pPr>
-            <w:r>
-              <w:rPr>
-                <w:rFonts w:ascii="BIZ UDPGothic" w:cs="BIZ UDPGothic" w:eastAsia="BIZ UDPGothic" w:hAnsi="BIZ UDPGothic"/>
-                <w:b w:val="false"/>
-                <w:bCs w:val="false"/>
-                <w:color w:val="404040"/>
-                <w:sz w:val="18"/>
-                <w:szCs w:val="18"/>
-              </w:rPr>
-              <w:t xml:space="preserve">新規作成</w:t>
-            </w:r>
-            <w:r>
-              <w:rPr>
-                <w:rFonts w:ascii="BIZ UDPGothic" w:cs="BIZ UDPGothic" w:eastAsia="BIZ UDPGothic" w:hAnsi="BIZ UDPGothic"/>
-                <w:i/>
-                <w:iCs/>
-                <w:color w:val="888888"/>
-                <w:sz w:val="16"/>
-                <w:szCs w:val="16"/>
-              </w:rPr>
-              <w:t xml:space="preserve"> / </w:t>
-            </w:r>
-            <w:r>
-              <w:rPr>
-                <w:rFonts w:ascii="BIZ UDPGothic" w:cs="BIZ UDPGothic" w:eastAsia="BIZ UDPGothic" w:hAnsi="BIZ UDPGothic"/>
-                <w:i/>
-                <w:iCs/>
-                <w:color w:val="888888"/>
-                <w:sz w:val="16"/>
-                <w:szCs w:val="16"/>
-              </w:rPr>
-              <w:t xml:space="preserve">Tạo mới</w:t>
-            </w:r>
-          </w:p>
-        </w:tc>
-        <w:tc>
-          <w:tcPr>
-            <w:tcW w:type="dxa" w:w="7106"/>
-            <w:tcBorders>
-              <w:top w:val="single" w:color="CCCCCC" w:sz="4"/>
-              <w:left w:val="single" w:color="CCCCCC" w:sz="4"/>
-              <w:bottom w:val="single" w:color="CCCCCC" w:sz="4"/>
-              <w:right w:val="single" w:color="CCCCCC" w:sz="4"/>
-            </w:tcBorders>
-            <w:shd w:fill="FFFFFF" w:val="clear"/>
-            <w:tcMar>
-              <w:top w:type="dxa" w:w="80"/>
-              <w:left w:type="dxa" w:w="120"/>
-              <w:bottom w:type="dxa" w:w="80"/>
-              <w:right w:type="dxa" w:w="120"/>
-            </w:tcMar>
-            <w:vAlign w:val="center"/>
-          </w:tcPr>
-          <w:p>
-            <w:pPr>
-              <w:jc w:val="left"/>
-            </w:pPr>
-            <w:r>
-              <w:rPr>
-                <w:rFonts w:ascii="BIZ UDPGothic" w:cs="BIZ UDPGothic" w:eastAsia="BIZ UDPGothic" w:hAnsi="BIZ UDPGothic"/>
-                <w:b w:val="false"/>
-                <w:bCs w:val="false"/>
-                <w:color w:val="404040"/>
-                <w:sz w:val="18"/>
-                <w:szCs w:val="18"/>
-              </w:rPr>
-              <w:t xml:space="preserve">docker-compose.yml / .github/workflows/ / .env.example / README.md</w:t>
-            </w:r>
-          </w:p>
-        </w:tc>
-      </w:tr>
     </w:tbl>
     <w:p>
       <w:pPr>
@@ -5317,7 +5054,7 @@
           <w:sz w:val="24"/>
           <w:szCs w:val="24"/>
         </w:rPr>
-        <w:t xml:space="preserve">■ ④ 改修内容</w:t>
+        <w:t xml:space="preserve">■ 改修内容</w:t>
       </w:r>
       <w:r>
         <w:br/>
@@ -6498,7 +6235,7 @@
                 <w:sz w:val="18"/>
                 <w:szCs w:val="18"/>
               </w:rPr>
-              <w:t xml:space="preserve">docker-compose + CI workflows</w:t>
+              <w:t xml:space="preserve">docker-compose + CI</w:t>
             </w:r>
             <w:r>
               <w:rPr>
@@ -6520,7 +6257,7 @@
                 <w:sz w:val="16"/>
                 <w:szCs w:val="16"/>
               </w:rPr>
-              <w:t xml:space="preserve">docker-compose + CI workflows</w:t>
+              <w:t xml:space="preserve">docker-compose + CI</w:t>
             </w:r>
           </w:p>
         </w:tc>
@@ -6917,1103 +6654,7 @@
           <w:sz w:val="20"/>
           <w:szCs w:val="20"/>
         </w:rPr>
-        <w:t xml:space="preserve">■ Phase 1: 事前準備 / Chuẩn bị</w:t>
-      </w:r>
-    </w:p>
-    <w:tbl>
-      <w:tblPr>
-        <w:tblW w:type="dxa" w:w="9506"/>
-        <w:tblBorders>
-          <w:top w:val="single" w:color="CCCCCC" w:sz="4"/>
-          <w:left w:val="single" w:color="CCCCCC" w:sz="4"/>
-          <w:bottom w:val="single" w:color="CCCCCC" w:sz="4"/>
-          <w:right w:val="single" w:color="CCCCCC" w:sz="4"/>
-          <w:insideH w:val="single" w:color="auto" w:sz="4"/>
-          <w:insideV w:val="single" w:color="auto" w:sz="4"/>
-        </w:tblBorders>
-      </w:tblPr>
-      <w:tblGrid>
-        <w:gridCol w:w="500"/>
-        <w:gridCol w:w="3500"/>
-        <w:gridCol w:w="5506"/>
-      </w:tblGrid>
-      <w:tr>
-        <w:trPr>
-          <w:cantSplit/>
-          <w:tblHeader/>
-        </w:trPr>
-        <w:tc>
-          <w:tcPr>
-            <w:tcW w:type="dxa" w:w="500"/>
-            <w:tcBorders>
-              <w:top w:val="single" w:color="CCCCCC" w:sz="4"/>
-              <w:left w:val="single" w:color="CCCCCC" w:sz="4"/>
-              <w:bottom w:val="single" w:color="CCCCCC" w:sz="4"/>
-              <w:right w:val="single" w:color="CCCCCC" w:sz="4"/>
-            </w:tcBorders>
-            <w:shd w:fill="E8E8E8" w:val="clear"/>
-            <w:tcMar>
-              <w:top w:type="dxa" w:w="80"/>
-              <w:left w:type="dxa" w:w="120"/>
-              <w:bottom w:type="dxa" w:w="80"/>
-              <w:right w:type="dxa" w:w="120"/>
-            </w:tcMar>
-            <w:vAlign w:val="center"/>
-          </w:tcPr>
-          <w:p>
-            <w:pPr>
-              <w:jc w:val="left"/>
-            </w:pPr>
-            <w:r>
-              <w:rPr>
-                <w:rFonts w:ascii="BIZ UDPGothic" w:cs="BIZ UDPGothic" w:eastAsia="BIZ UDPGothic" w:hAnsi="BIZ UDPGothic"/>
-                <w:b/>
-                <w:bCs/>
-                <w:color w:val="000000"/>
-                <w:sz w:val="18"/>
-                <w:szCs w:val="18"/>
-              </w:rPr>
-              <w:t xml:space="preserve">No.</w:t>
-            </w:r>
-          </w:p>
-        </w:tc>
-        <w:tc>
-          <w:tcPr>
-            <w:tcW w:type="dxa" w:w="3500"/>
-            <w:tcBorders>
-              <w:top w:val="single" w:color="CCCCCC" w:sz="4"/>
-              <w:left w:val="single" w:color="CCCCCC" w:sz="4"/>
-              <w:bottom w:val="single" w:color="CCCCCC" w:sz="4"/>
-              <w:right w:val="single" w:color="CCCCCC" w:sz="4"/>
-            </w:tcBorders>
-            <w:shd w:fill="E8E8E8" w:val="clear"/>
-            <w:tcMar>
-              <w:top w:type="dxa" w:w="80"/>
-              <w:left w:type="dxa" w:w="120"/>
-              <w:bottom w:type="dxa" w:w="80"/>
-              <w:right w:type="dxa" w:w="120"/>
-            </w:tcMar>
-            <w:vAlign w:val="center"/>
-          </w:tcPr>
-          <w:p>
-            <w:pPr>
-              <w:jc w:val="left"/>
-            </w:pPr>
-            <w:r>
-              <w:rPr>
-                <w:rFonts w:ascii="BIZ UDPGothic" w:cs="BIZ UDPGothic" w:eastAsia="BIZ UDPGothic" w:hAnsi="BIZ UDPGothic"/>
-                <w:b/>
-                <w:bCs/>
-                <w:color w:val="000000"/>
-                <w:sz w:val="18"/>
-                <w:szCs w:val="18"/>
-              </w:rPr>
-              <w:t xml:space="preserve">確認項目</w:t>
-            </w:r>
-            <w:r>
-              <w:rPr>
-                <w:rFonts w:ascii="BIZ UDPGothic" w:cs="BIZ UDPGothic" w:eastAsia="BIZ UDPGothic" w:hAnsi="BIZ UDPGothic"/>
-                <w:i/>
-                <w:iCs/>
-                <w:color w:val="888888"/>
-                <w:sz w:val="16"/>
-                <w:szCs w:val="16"/>
-              </w:rPr>
-              <w:t xml:space="preserve"> / </w:t>
-            </w:r>
-            <w:r>
-              <w:rPr>
-                <w:rFonts w:ascii="BIZ UDPGothic" w:cs="BIZ UDPGothic" w:eastAsia="BIZ UDPGothic" w:hAnsi="BIZ UDPGothic"/>
-                <w:i/>
-                <w:iCs/>
-                <w:color w:val="888888"/>
-                <w:sz w:val="16"/>
-                <w:szCs w:val="16"/>
-              </w:rPr>
-              <w:t xml:space="preserve">Hạng mục</w:t>
-            </w:r>
-          </w:p>
-        </w:tc>
-        <w:tc>
-          <w:tcPr>
-            <w:tcW w:type="dxa" w:w="5506"/>
-            <w:tcBorders>
-              <w:top w:val="single" w:color="CCCCCC" w:sz="4"/>
-              <w:left w:val="single" w:color="CCCCCC" w:sz="4"/>
-              <w:bottom w:val="single" w:color="CCCCCC" w:sz="4"/>
-              <w:right w:val="single" w:color="CCCCCC" w:sz="4"/>
-            </w:tcBorders>
-            <w:shd w:fill="E8E8E8" w:val="clear"/>
-            <w:tcMar>
-              <w:top w:type="dxa" w:w="80"/>
-              <w:left w:type="dxa" w:w="120"/>
-              <w:bottom w:type="dxa" w:w="80"/>
-              <w:right w:type="dxa" w:w="120"/>
-            </w:tcMar>
-            <w:vAlign w:val="center"/>
-          </w:tcPr>
-          <w:p>
-            <w:pPr>
-              <w:jc w:val="left"/>
-            </w:pPr>
-            <w:r>
-              <w:rPr>
-                <w:rFonts w:ascii="BIZ UDPGothic" w:cs="BIZ UDPGothic" w:eastAsia="BIZ UDPGothic" w:hAnsi="BIZ UDPGothic"/>
-                <w:b/>
-                <w:bCs/>
-                <w:color w:val="000000"/>
-                <w:sz w:val="18"/>
-                <w:szCs w:val="18"/>
-              </w:rPr>
-              <w:t xml:space="preserve">確認コマンド / 手順</w:t>
-            </w:r>
-            <w:r>
-              <w:rPr>
-                <w:rFonts w:ascii="BIZ UDPGothic" w:cs="BIZ UDPGothic" w:eastAsia="BIZ UDPGothic" w:hAnsi="BIZ UDPGothic"/>
-                <w:i/>
-                <w:iCs/>
-                <w:color w:val="888888"/>
-                <w:sz w:val="16"/>
-                <w:szCs w:val="16"/>
-              </w:rPr>
-              <w:t xml:space="preserve"> / </w:t>
-            </w:r>
-            <w:r>
-              <w:rPr>
-                <w:rFonts w:ascii="BIZ UDPGothic" w:cs="BIZ UDPGothic" w:eastAsia="BIZ UDPGothic" w:hAnsi="BIZ UDPGothic"/>
-                <w:i/>
-                <w:iCs/>
-                <w:color w:val="888888"/>
-                <w:sz w:val="16"/>
-                <w:szCs w:val="16"/>
-              </w:rPr>
-              <w:t xml:space="preserve">Lệnh / Quy trình xác nhận</w:t>
-            </w:r>
-          </w:p>
-        </w:tc>
-      </w:tr>
-      <w:tr>
-        <w:trPr>
-          <w:cantSplit/>
-        </w:trPr>
-        <w:tc>
-          <w:tcPr>
-            <w:tcW w:type="dxa" w:w="500"/>
-            <w:tcBorders>
-              <w:top w:val="single" w:color="CCCCCC" w:sz="4"/>
-              <w:left w:val="single" w:color="CCCCCC" w:sz="4"/>
-              <w:bottom w:val="single" w:color="CCCCCC" w:sz="4"/>
-              <w:right w:val="single" w:color="CCCCCC" w:sz="4"/>
-            </w:tcBorders>
-            <w:shd w:fill="FFFFFF" w:val="clear"/>
-            <w:tcMar>
-              <w:top w:type="dxa" w:w="80"/>
-              <w:left w:type="dxa" w:w="120"/>
-              <w:bottom w:type="dxa" w:w="80"/>
-              <w:right w:type="dxa" w:w="120"/>
-            </w:tcMar>
-            <w:vAlign w:val="center"/>
-          </w:tcPr>
-          <w:p>
-            <w:pPr>
-              <w:jc w:val="left"/>
-            </w:pPr>
-            <w:r>
-              <w:rPr>
-                <w:rFonts w:ascii="BIZ UDPGothic" w:cs="BIZ UDPGothic" w:eastAsia="BIZ UDPGothic" w:hAnsi="BIZ UDPGothic"/>
-                <w:b w:val="false"/>
-                <w:bCs w:val="false"/>
-                <w:color w:val="404040"/>
-                <w:sz w:val="18"/>
-                <w:szCs w:val="18"/>
-              </w:rPr>
-              <w:t xml:space="preserve">1-1</w:t>
-            </w:r>
-          </w:p>
-        </w:tc>
-        <w:tc>
-          <w:tcPr>
-            <w:tcW w:type="dxa" w:w="3500"/>
-            <w:tcBorders>
-              <w:top w:val="single" w:color="CCCCCC" w:sz="4"/>
-              <w:left w:val="single" w:color="CCCCCC" w:sz="4"/>
-              <w:bottom w:val="single" w:color="CCCCCC" w:sz="4"/>
-              <w:right w:val="single" w:color="CCCCCC" w:sz="4"/>
-            </w:tcBorders>
-            <w:shd w:fill="FFFFFF" w:val="clear"/>
-            <w:tcMar>
-              <w:top w:type="dxa" w:w="80"/>
-              <w:left w:type="dxa" w:w="120"/>
-              <w:bottom w:type="dxa" w:w="80"/>
-              <w:right w:type="dxa" w:w="120"/>
-            </w:tcMar>
-            <w:vAlign w:val="center"/>
-          </w:tcPr>
-          <w:p>
-            <w:pPr>
-              <w:jc w:val="left"/>
-            </w:pPr>
-            <w:r>
-              <w:rPr>
-                <w:rFonts w:ascii="BIZ UDPGothic" w:cs="BIZ UDPGothic" w:eastAsia="BIZ UDPGothic" w:hAnsi="BIZ UDPGothic"/>
-                <w:b w:val="false"/>
-                <w:bCs w:val="false"/>
-                <w:color w:val="404040"/>
-                <w:sz w:val="18"/>
-                <w:szCs w:val="18"/>
-              </w:rPr>
-              <w:t xml:space="preserve">旧リポ最新状態の確認</w:t>
-            </w:r>
-            <w:r>
-              <w:rPr>
-                <w:rFonts w:ascii="BIZ UDPGothic" w:cs="BIZ UDPGothic" w:eastAsia="BIZ UDPGothic" w:hAnsi="BIZ UDPGothic"/>
-                <w:i/>
-                <w:iCs/>
-                <w:color w:val="888888"/>
-                <w:sz w:val="16"/>
-                <w:szCs w:val="16"/>
-              </w:rPr>
-              <w:t xml:space="preserve"> / </w:t>
-            </w:r>
-            <w:r>
-              <w:rPr>
-                <w:rFonts w:ascii="BIZ UDPGothic" w:cs="BIZ UDPGothic" w:eastAsia="BIZ UDPGothic" w:hAnsi="BIZ UDPGothic"/>
-                <w:i/>
-                <w:iCs/>
-                <w:color w:val="888888"/>
-                <w:sz w:val="16"/>
-                <w:szCs w:val="16"/>
-              </w:rPr>
-              <w:t xml:space="preserve">Xác nhận trạng thái mới nhất repo cũ</w:t>
-            </w:r>
-          </w:p>
-        </w:tc>
-        <w:tc>
-          <w:tcPr>
-            <w:tcW w:type="dxa" w:w="5506"/>
-            <w:tcBorders>
-              <w:top w:val="single" w:color="CCCCCC" w:sz="4"/>
-              <w:left w:val="single" w:color="CCCCCC" w:sz="4"/>
-              <w:bottom w:val="single" w:color="CCCCCC" w:sz="4"/>
-              <w:right w:val="single" w:color="CCCCCC" w:sz="4"/>
-            </w:tcBorders>
-            <w:shd w:fill="FFFFFF" w:val="clear"/>
-            <w:tcMar>
-              <w:top w:type="dxa" w:w="80"/>
-              <w:left w:type="dxa" w:w="120"/>
-              <w:bottom w:type="dxa" w:w="80"/>
-              <w:right w:type="dxa" w:w="120"/>
-            </w:tcMar>
-          </w:tcPr>
-          <w:p>
-            <w:pPr>
-              <w:spacing w:before="0" w:after="0"/>
-            </w:pPr>
-            <w:r>
-              <w:rPr>
-                <w:rFonts w:ascii="Courier New" w:cs="Courier New" w:eastAsia="Courier New" w:hAnsi="Courier New"/>
-                <w:color w:val="404040"/>
-                <w:sz w:val="16"/>
-                <w:szCs w:val="16"/>
-              </w:rPr>
-              <w:t xml:space="preserve">git clone https://github.com/xxx/posserver-product-kasumi.git</w:t>
-            </w:r>
-          </w:p>
-          <w:p>
-            <w:pPr>
-              <w:spacing w:before="0" w:after="0"/>
-            </w:pPr>
-            <w:r>
-              <w:rPr>
-                <w:rFonts w:ascii="Courier New" w:cs="Courier New" w:eastAsia="Courier New" w:hAnsi="Courier New"/>
-                <w:color w:val="404040"/>
-                <w:sz w:val="16"/>
-                <w:szCs w:val="16"/>
-              </w:rPr>
-              <w:t xml:space="preserve">git log --oneline -5</w:t>
-            </w:r>
-          </w:p>
-        </w:tc>
-      </w:tr>
-      <w:tr>
-        <w:trPr>
-          <w:cantSplit/>
-        </w:trPr>
-        <w:tc>
-          <w:tcPr>
-            <w:tcW w:type="dxa" w:w="500"/>
-            <w:tcBorders>
-              <w:top w:val="single" w:color="CCCCCC" w:sz="4"/>
-              <w:left w:val="single" w:color="CCCCCC" w:sz="4"/>
-              <w:bottom w:val="single" w:color="CCCCCC" w:sz="4"/>
-              <w:right w:val="single" w:color="CCCCCC" w:sz="4"/>
-            </w:tcBorders>
-            <w:shd w:fill="FFFFFF" w:val="clear"/>
-            <w:tcMar>
-              <w:top w:type="dxa" w:w="80"/>
-              <w:left w:type="dxa" w:w="120"/>
-              <w:bottom w:type="dxa" w:w="80"/>
-              <w:right w:type="dxa" w:w="120"/>
-            </w:tcMar>
-            <w:vAlign w:val="center"/>
-          </w:tcPr>
-          <w:p>
-            <w:pPr>
-              <w:jc w:val="left"/>
-            </w:pPr>
-            <w:r>
-              <w:rPr>
-                <w:rFonts w:ascii="BIZ UDPGothic" w:cs="BIZ UDPGothic" w:eastAsia="BIZ UDPGothic" w:hAnsi="BIZ UDPGothic"/>
-                <w:b w:val="false"/>
-                <w:bCs w:val="false"/>
-                <w:color w:val="404040"/>
-                <w:sz w:val="18"/>
-                <w:szCs w:val="18"/>
-              </w:rPr>
-              <w:t xml:space="preserve">1-2</w:t>
-            </w:r>
-          </w:p>
-        </w:tc>
-        <w:tc>
-          <w:tcPr>
-            <w:tcW w:type="dxa" w:w="3500"/>
-            <w:tcBorders>
-              <w:top w:val="single" w:color="CCCCCC" w:sz="4"/>
-              <w:left w:val="single" w:color="CCCCCC" w:sz="4"/>
-              <w:bottom w:val="single" w:color="CCCCCC" w:sz="4"/>
-              <w:right w:val="single" w:color="CCCCCC" w:sz="4"/>
-            </w:tcBorders>
-            <w:shd w:fill="FFFFFF" w:val="clear"/>
-            <w:tcMar>
-              <w:top w:type="dxa" w:w="80"/>
-              <w:left w:type="dxa" w:w="120"/>
-              <w:bottom w:type="dxa" w:w="80"/>
-              <w:right w:type="dxa" w:w="120"/>
-            </w:tcMar>
-            <w:vAlign w:val="center"/>
-          </w:tcPr>
-          <w:p>
-            <w:pPr>
-              <w:jc w:val="left"/>
-            </w:pPr>
-            <w:r>
-              <w:rPr>
-                <w:rFonts w:ascii="BIZ UDPGothic" w:cs="BIZ UDPGothic" w:eastAsia="BIZ UDPGothic" w:hAnsi="BIZ UDPGothic"/>
-                <w:b w:val="false"/>
-                <w:bCs w:val="false"/>
-                <w:color w:val="404040"/>
-                <w:sz w:val="18"/>
-                <w:szCs w:val="18"/>
-              </w:rPr>
-              <w:t xml:space="preserve">各リポのブランチ一覧確認</w:t>
-            </w:r>
-            <w:r>
-              <w:rPr>
-                <w:rFonts w:ascii="BIZ UDPGothic" w:cs="BIZ UDPGothic" w:eastAsia="BIZ UDPGothic" w:hAnsi="BIZ UDPGothic"/>
-                <w:i/>
-                <w:iCs/>
-                <w:color w:val="888888"/>
-                <w:sz w:val="16"/>
-                <w:szCs w:val="16"/>
-              </w:rPr>
-              <w:t xml:space="preserve"> / </w:t>
-            </w:r>
-            <w:r>
-              <w:rPr>
-                <w:rFonts w:ascii="BIZ UDPGothic" w:cs="BIZ UDPGothic" w:eastAsia="BIZ UDPGothic" w:hAnsi="BIZ UDPGothic"/>
-                <w:i/>
-                <w:iCs/>
-                <w:color w:val="888888"/>
-                <w:sz w:val="16"/>
-                <w:szCs w:val="16"/>
-              </w:rPr>
-              <w:t xml:space="preserve">Xác nhận danh sách branch mỗi repo</w:t>
-            </w:r>
-          </w:p>
-        </w:tc>
-        <w:tc>
-          <w:tcPr>
-            <w:tcW w:type="dxa" w:w="5506"/>
-            <w:tcBorders>
-              <w:top w:val="single" w:color="CCCCCC" w:sz="4"/>
-              <w:left w:val="single" w:color="CCCCCC" w:sz="4"/>
-              <w:bottom w:val="single" w:color="CCCCCC" w:sz="4"/>
-              <w:right w:val="single" w:color="CCCCCC" w:sz="4"/>
-            </w:tcBorders>
-            <w:shd w:fill="FFFFFF" w:val="clear"/>
-            <w:tcMar>
-              <w:top w:type="dxa" w:w="80"/>
-              <w:left w:type="dxa" w:w="120"/>
-              <w:bottom w:type="dxa" w:w="80"/>
-              <w:right w:type="dxa" w:w="120"/>
-            </w:tcMar>
-          </w:tcPr>
-          <w:p>
-            <w:pPr>
-              <w:spacing w:before="0" w:after="0"/>
-            </w:pPr>
-            <w:r>
-              <w:rPr>
-                <w:rFonts w:ascii="Courier New" w:cs="Courier New" w:eastAsia="Courier New" w:hAnsi="Courier New"/>
-                <w:color w:val="404040"/>
-                <w:sz w:val="16"/>
-                <w:szCs w:val="16"/>
-              </w:rPr>
-              <w:t xml:space="preserve">git branch -a | head -20</w:t>
-            </w:r>
-          </w:p>
-        </w:tc>
-      </w:tr>
-      <w:tr>
-        <w:trPr>
-          <w:cantSplit/>
-        </w:trPr>
-        <w:tc>
-          <w:tcPr>
-            <w:tcW w:type="dxa" w:w="500"/>
-            <w:tcBorders>
-              <w:top w:val="single" w:color="CCCCCC" w:sz="4"/>
-              <w:left w:val="single" w:color="CCCCCC" w:sz="4"/>
-              <w:bottom w:val="single" w:color="CCCCCC" w:sz="4"/>
-              <w:right w:val="single" w:color="CCCCCC" w:sz="4"/>
-            </w:tcBorders>
-            <w:shd w:fill="FFFFFF" w:val="clear"/>
-            <w:tcMar>
-              <w:top w:type="dxa" w:w="80"/>
-              <w:left w:type="dxa" w:w="120"/>
-              <w:bottom w:type="dxa" w:w="80"/>
-              <w:right w:type="dxa" w:w="120"/>
-            </w:tcMar>
-            <w:vAlign w:val="center"/>
-          </w:tcPr>
-          <w:p>
-            <w:pPr>
-              <w:jc w:val="left"/>
-            </w:pPr>
-            <w:r>
-              <w:rPr>
-                <w:rFonts w:ascii="BIZ UDPGothic" w:cs="BIZ UDPGothic" w:eastAsia="BIZ UDPGothic" w:hAnsi="BIZ UDPGothic"/>
-                <w:b w:val="false"/>
-                <w:bCs w:val="false"/>
-                <w:color w:val="404040"/>
-                <w:sz w:val="18"/>
-                <w:szCs w:val="18"/>
-              </w:rPr>
-              <w:t xml:space="preserve">1-3</w:t>
-            </w:r>
-          </w:p>
-        </w:tc>
-        <w:tc>
-          <w:tcPr>
-            <w:tcW w:type="dxa" w:w="3500"/>
-            <w:tcBorders>
-              <w:top w:val="single" w:color="CCCCCC" w:sz="4"/>
-              <w:left w:val="single" w:color="CCCCCC" w:sz="4"/>
-              <w:bottom w:val="single" w:color="CCCCCC" w:sz="4"/>
-              <w:right w:val="single" w:color="CCCCCC" w:sz="4"/>
-            </w:tcBorders>
-            <w:shd w:fill="FFFFFF" w:val="clear"/>
-            <w:tcMar>
-              <w:top w:type="dxa" w:w="80"/>
-              <w:left w:type="dxa" w:w="120"/>
-              <w:bottom w:type="dxa" w:w="80"/>
-              <w:right w:type="dxa" w:w="120"/>
-            </w:tcMar>
-            <w:vAlign w:val="center"/>
-          </w:tcPr>
-          <w:p>
-            <w:pPr>
-              <w:jc w:val="left"/>
-            </w:pPr>
-            <w:r>
-              <w:rPr>
-                <w:rFonts w:ascii="BIZ UDPGothic" w:cs="BIZ UDPGothic" w:eastAsia="BIZ UDPGothic" w:hAnsi="BIZ UDPGothic"/>
-                <w:b w:val="false"/>
-                <w:bCs w:val="false"/>
-                <w:color w:val="404040"/>
-                <w:sz w:val="18"/>
-                <w:szCs w:val="18"/>
-              </w:rPr>
-              <w:t xml:space="preserve">各リポのビルド動作確認</w:t>
-            </w:r>
-            <w:r>
-              <w:rPr>
-                <w:rFonts w:ascii="BIZ UDPGothic" w:cs="BIZ UDPGothic" w:eastAsia="BIZ UDPGothic" w:hAnsi="BIZ UDPGothic"/>
-                <w:i/>
-                <w:iCs/>
-                <w:color w:val="888888"/>
-                <w:sz w:val="16"/>
-                <w:szCs w:val="16"/>
-              </w:rPr>
-              <w:t xml:space="preserve"> / </w:t>
-            </w:r>
-            <w:r>
-              <w:rPr>
-                <w:rFonts w:ascii="BIZ UDPGothic" w:cs="BIZ UDPGothic" w:eastAsia="BIZ UDPGothic" w:hAnsi="BIZ UDPGothic"/>
-                <w:i/>
-                <w:iCs/>
-                <w:color w:val="888888"/>
-                <w:sz w:val="16"/>
-                <w:szCs w:val="16"/>
-              </w:rPr>
-              <w:t xml:space="preserve">Xác nhận build hoạt động</w:t>
-            </w:r>
-          </w:p>
-        </w:tc>
-        <w:tc>
-          <w:tcPr>
-            <w:tcW w:type="dxa" w:w="5506"/>
-            <w:tcBorders>
-              <w:top w:val="single" w:color="CCCCCC" w:sz="4"/>
-              <w:left w:val="single" w:color="CCCCCC" w:sz="4"/>
-              <w:bottom w:val="single" w:color="CCCCCC" w:sz="4"/>
-              <w:right w:val="single" w:color="CCCCCC" w:sz="4"/>
-            </w:tcBorders>
-            <w:shd w:fill="FFFFFF" w:val="clear"/>
-            <w:tcMar>
-              <w:top w:type="dxa" w:w="80"/>
-              <w:left w:type="dxa" w:w="120"/>
-              <w:bottom w:type="dxa" w:w="80"/>
-              <w:right w:type="dxa" w:w="120"/>
-            </w:tcMar>
-          </w:tcPr>
-          <w:p>
-            <w:pPr>
-              <w:spacing w:before="0" w:after="0"/>
-            </w:pPr>
-            <w:r>
-              <w:rPr>
-                <w:rFonts w:ascii="Courier New" w:cs="Courier New" w:eastAsia="Courier New" w:hAnsi="Courier New"/>
-                <w:color w:val="404040"/>
-                <w:sz w:val="16"/>
-                <w:szCs w:val="16"/>
-              </w:rPr>
-              <w:t xml:space="preserve"># Kotlin</w:t>
-            </w:r>
-          </w:p>
-          <w:p>
-            <w:pPr>
-              <w:spacing w:before="0" w:after="0"/>
-            </w:pPr>
-            <w:r>
-              <w:rPr>
-                <w:rFonts w:ascii="Courier New" w:cs="Courier New" w:eastAsia="Courier New" w:hAnsi="Courier New"/>
-                <w:color w:val="404040"/>
-                <w:sz w:val="16"/>
-                <w:szCs w:val="16"/>
-              </w:rPr>
-              <w:t xml:space="preserve">cd posserver-product-kasumi &amp;&amp; ./gradlew build -x test</w:t>
-            </w:r>
-          </w:p>
-          <w:p>
-            <w:pPr>
-              <w:spacing w:before="0" w:after="0"/>
-            </w:pPr>
-            <w:r>
-              <w:rPr>
-                <w:rFonts w:ascii="Courier New" w:cs="Courier New" w:eastAsia="Courier New" w:hAnsi="Courier New"/>
-                <w:color w:val="404040"/>
-                <w:sz w:val="16"/>
-                <w:szCs w:val="16"/>
-              </w:rPr>
-              <w:t xml:space="preserve"># Java</w:t>
-            </w:r>
-          </w:p>
-          <w:p>
-            <w:pPr>
-              <w:spacing w:before="0" w:after="0"/>
-            </w:pPr>
-            <w:r>
-              <w:rPr>
-                <w:rFonts w:ascii="Courier New" w:cs="Courier New" w:eastAsia="Courier New" w:hAnsi="Courier New"/>
-                <w:color w:val="404040"/>
-                <w:sz w:val="16"/>
-                <w:szCs w:val="16"/>
-              </w:rPr>
-              <w:t xml:space="preserve">cd aeongiftcardserver-product &amp;&amp; ./mvnw package -DskipTests</w:t>
-            </w:r>
-          </w:p>
-          <w:p>
-            <w:pPr>
-              <w:spacing w:before="0" w:after="0"/>
-            </w:pPr>
-            <w:r>
-              <w:rPr>
-                <w:rFonts w:ascii="Courier New" w:cs="Courier New" w:eastAsia="Courier New" w:hAnsi="Courier New"/>
-                <w:color w:val="404040"/>
-                <w:sz w:val="16"/>
-                <w:szCs w:val="16"/>
-              </w:rPr>
-              <w:t xml:space="preserve"># React</w:t>
-            </w:r>
-          </w:p>
-          <w:p>
-            <w:pPr>
-              <w:spacing w:before="0" w:after="0"/>
-            </w:pPr>
-            <w:r>
-              <w:rPr>
-                <w:rFonts w:ascii="Courier New" w:cs="Courier New" w:eastAsia="Courier New" w:hAnsi="Courier New"/>
-                <w:color w:val="404040"/>
-                <w:sz w:val="16"/>
-                <w:szCs w:val="16"/>
-              </w:rPr>
-              <w:t xml:space="preserve">cd pos-server-frontend-production &amp;&amp; npm install &amp;&amp; npm run build</w:t>
-            </w:r>
-          </w:p>
-        </w:tc>
-      </w:tr>
-      <w:tr>
-        <w:trPr>
-          <w:cantSplit/>
-        </w:trPr>
-        <w:tc>
-          <w:tcPr>
-            <w:tcW w:type="dxa" w:w="500"/>
-            <w:tcBorders>
-              <w:top w:val="single" w:color="CCCCCC" w:sz="4"/>
-              <w:left w:val="single" w:color="CCCCCC" w:sz="4"/>
-              <w:bottom w:val="single" w:color="CCCCCC" w:sz="4"/>
-              <w:right w:val="single" w:color="CCCCCC" w:sz="4"/>
-            </w:tcBorders>
-            <w:shd w:fill="FFFFFF" w:val="clear"/>
-            <w:tcMar>
-              <w:top w:type="dxa" w:w="80"/>
-              <w:left w:type="dxa" w:w="120"/>
-              <w:bottom w:type="dxa" w:w="80"/>
-              <w:right w:type="dxa" w:w="120"/>
-            </w:tcMar>
-            <w:vAlign w:val="center"/>
-          </w:tcPr>
-          <w:p>
-            <w:pPr>
-              <w:jc w:val="left"/>
-            </w:pPr>
-            <w:r>
-              <w:rPr>
-                <w:rFonts w:ascii="BIZ UDPGothic" w:cs="BIZ UDPGothic" w:eastAsia="BIZ UDPGothic" w:hAnsi="BIZ UDPGothic"/>
-                <w:b w:val="false"/>
-                <w:bCs w:val="false"/>
-                <w:color w:val="404040"/>
-                <w:sz w:val="18"/>
-                <w:szCs w:val="18"/>
-              </w:rPr>
-              <w:t xml:space="preserve">1-4</w:t>
-            </w:r>
-          </w:p>
-        </w:tc>
-        <w:tc>
-          <w:tcPr>
-            <w:tcW w:type="dxa" w:w="3500"/>
-            <w:tcBorders>
-              <w:top w:val="single" w:color="CCCCCC" w:sz="4"/>
-              <w:left w:val="single" w:color="CCCCCC" w:sz="4"/>
-              <w:bottom w:val="single" w:color="CCCCCC" w:sz="4"/>
-              <w:right w:val="single" w:color="CCCCCC" w:sz="4"/>
-            </w:tcBorders>
-            <w:shd w:fill="FFFFFF" w:val="clear"/>
-            <w:tcMar>
-              <w:top w:type="dxa" w:w="80"/>
-              <w:left w:type="dxa" w:w="120"/>
-              <w:bottom w:type="dxa" w:w="80"/>
-              <w:right w:type="dxa" w:w="120"/>
-            </w:tcMar>
-            <w:vAlign w:val="center"/>
-          </w:tcPr>
-          <w:p>
-            <w:pPr>
-              <w:jc w:val="left"/>
-            </w:pPr>
-            <w:r>
-              <w:rPr>
-                <w:rFonts w:ascii="BIZ UDPGothic" w:cs="BIZ UDPGothic" w:eastAsia="BIZ UDPGothic" w:hAnsi="BIZ UDPGothic"/>
-                <w:b w:val="false"/>
-                <w:bCs w:val="false"/>
-                <w:color w:val="404040"/>
-                <w:sz w:val="18"/>
-                <w:szCs w:val="18"/>
-              </w:rPr>
-              <w:t xml:space="preserve">staging/production差分の件数確認</w:t>
-            </w:r>
-            <w:r>
-              <w:rPr>
-                <w:rFonts w:ascii="BIZ UDPGothic" w:cs="BIZ UDPGothic" w:eastAsia="BIZ UDPGothic" w:hAnsi="BIZ UDPGothic"/>
-                <w:i/>
-                <w:iCs/>
-                <w:color w:val="888888"/>
-                <w:sz w:val="16"/>
-                <w:szCs w:val="16"/>
-              </w:rPr>
-              <w:t xml:space="preserve"> / </w:t>
-            </w:r>
-            <w:r>
-              <w:rPr>
-                <w:rFonts w:ascii="BIZ UDPGothic" w:cs="BIZ UDPGothic" w:eastAsia="BIZ UDPGothic" w:hAnsi="BIZ UDPGothic"/>
-                <w:i/>
-                <w:iCs/>
-                <w:color w:val="888888"/>
-                <w:sz w:val="16"/>
-                <w:szCs w:val="16"/>
-              </w:rPr>
-              <w:t xml:space="preserve">Xác nhận số lượng file khác biệt staging/production</w:t>
-            </w:r>
-          </w:p>
-        </w:tc>
-        <w:tc>
-          <w:tcPr>
-            <w:tcW w:type="dxa" w:w="5506"/>
-            <w:tcBorders>
-              <w:top w:val="single" w:color="CCCCCC" w:sz="4"/>
-              <w:left w:val="single" w:color="CCCCCC" w:sz="4"/>
-              <w:bottom w:val="single" w:color="CCCCCC" w:sz="4"/>
-              <w:right w:val="single" w:color="CCCCCC" w:sz="4"/>
-            </w:tcBorders>
-            <w:shd w:fill="FFFFFF" w:val="clear"/>
-            <w:tcMar>
-              <w:top w:type="dxa" w:w="80"/>
-              <w:left w:type="dxa" w:w="120"/>
-              <w:bottom w:type="dxa" w:w="80"/>
-              <w:right w:type="dxa" w:w="120"/>
-            </w:tcMar>
-          </w:tcPr>
-          <w:p>
-            <w:pPr>
-              <w:spacing w:before="0" w:after="0"/>
-            </w:pPr>
-            <w:r>
-              <w:rPr>
-                <w:rFonts w:ascii="Courier New" w:cs="Courier New" w:eastAsia="Courier New" w:hAnsi="Courier New"/>
-                <w:color w:val="404040"/>
-                <w:sz w:val="16"/>
-                <w:szCs w:val="16"/>
-              </w:rPr>
-              <w:t xml:space="preserve">diff -rq pos-server-frontend-production/src \</w:t>
-            </w:r>
-          </w:p>
-          <w:p>
-            <w:pPr>
-              <w:spacing w:before="0" w:after="0"/>
-            </w:pPr>
-            <w:r>
-              <w:rPr>
-                <w:rFonts w:ascii="Courier New" w:cs="Courier New" w:eastAsia="Courier New" w:hAnsi="Courier New"/>
-                <w:color w:val="404040"/>
-                <w:sz w:val="16"/>
-                <w:szCs w:val="16"/>
-              </w:rPr>
-              <w:t xml:space="preserve">  pos-server-frontend-ishida-staging/src | wc -l</w:t>
-            </w:r>
-          </w:p>
-        </w:tc>
-      </w:tr>
-    </w:tbl>
-    <w:p>
-      <w:pPr>
-        <w:spacing w:before="100" w:after="100"/>
-      </w:pPr>
-      <w:r>
-        <w:rPr>
-          <w:rFonts w:ascii="BIZ UDPGothic" w:cs="BIZ UDPGothic" w:eastAsia="BIZ UDPGothic" w:hAnsi="BIZ UDPGothic"/>
-          <w:b/>
-          <w:bCs/>
-          <w:color w:val="C8102E"/>
-          <w:sz w:val="20"/>
-          <w:szCs w:val="20"/>
-        </w:rPr>
-        <w:t xml:space="preserve">■ Phase 2: モノレポ基盤構築 / Xây dựng nền tảng Monorepo</w:t>
-      </w:r>
-    </w:p>
-    <w:p>
-      <w:pPr>
-        <w:spacing w:before="100" w:after="100"/>
-      </w:pPr>
-      <w:r>
-        <w:rPr>
-          <w:rFonts w:ascii="BIZ UDPGothic" w:cs="BIZ UDPGothic" w:eastAsia="BIZ UDPGothic" w:hAnsi="BIZ UDPGothic"/>
-          <w:color w:val="404040"/>
-          <w:sz w:val="18"/>
-          <w:szCs w:val="18"/>
-        </w:rPr>
-        <w:t xml:space="preserve">新リポジトリ POS-SERVER を作成し、ディレクトリ構造を構築する。</w:t>
-      </w:r>
-      <w:r>
-        <w:br/>
-      </w:r>
-      <w:r>
-        <w:rPr>
-          <w:rFonts w:ascii="BIZ UDPGothic" w:cs="BIZ UDPGothic" w:eastAsia="BIZ UDPGothic" w:hAnsi="BIZ UDPGothic"/>
-          <w:i/>
-          <w:iCs/>
-          <w:color w:val="777777"/>
-          <w:sz w:val="16"/>
-          <w:szCs w:val="16"/>
-        </w:rPr>
-        <w:t xml:space="preserve">/ Tạo repository mới POS-SERVER và xây dựng cấu trúc thư mục.</w:t>
-      </w:r>
-    </w:p>
-    <w:tbl>
-      <w:tblPr>
-        <w:tblW w:type="dxa" w:w="9506"/>
-        <w:tblBorders>
-          <w:top w:val="single" w:color="CCCCCC" w:sz="4"/>
-          <w:left w:val="single" w:color="CCCCCC" w:sz="4"/>
-          <w:bottom w:val="single" w:color="CCCCCC" w:sz="4"/>
-          <w:right w:val="single" w:color="CCCCCC" w:sz="4"/>
-          <w:insideH w:val="single" w:color="auto" w:sz="4"/>
-          <w:insideV w:val="single" w:color="auto" w:sz="4"/>
-        </w:tblBorders>
-      </w:tblPr>
-      <w:tblGrid>
-        <w:gridCol w:w="9506"/>
-      </w:tblGrid>
-      <w:tr>
-        <w:trPr>
-          <w:cantSplit/>
-        </w:trPr>
-        <w:tc>
-          <w:tcPr>
-            <w:tcW w:type="dxa" w:w="9506"/>
-            <w:tcBorders>
-              <w:top w:val="single" w:color="CCCCCC" w:sz="4"/>
-              <w:left w:val="single" w:color="CCCCCC" w:sz="4"/>
-              <w:bottom w:val="single" w:color="CCCCCC" w:sz="4"/>
-              <w:right w:val="single" w:color="CCCCCC" w:sz="4"/>
-            </w:tcBorders>
-            <w:shd w:fill="F5F5F5" w:val="clear"/>
-            <w:tcMar>
-              <w:top w:type="dxa" w:w="80"/>
-              <w:left w:type="dxa" w:w="200"/>
-              <w:bottom w:type="dxa" w:w="80"/>
-              <w:right w:type="dxa" w:w="200"/>
-            </w:tcMar>
-          </w:tcPr>
-          <w:p>
-            <w:pPr>
-              <w:spacing w:before="0" w:after="0"/>
-            </w:pPr>
-            <w:r>
-              <w:rPr>
-                <w:rFonts w:ascii="Courier New" w:cs="Courier New" w:eastAsia="Courier New" w:hAnsi="Courier New"/>
-                <w:color w:val="404040"/>
-                <w:sz w:val="16"/>
-                <w:szCs w:val="16"/>
-              </w:rPr>
-              <w:t xml:space="preserve"># 1. 新リポジトリ作成（GitHub上で事前に作成済み前提）</w:t>
-            </w:r>
-          </w:p>
-          <w:p>
-            <w:pPr>
-              <w:spacing w:before="0" w:after="0"/>
-            </w:pPr>
-            <w:r>
-              <w:rPr>
-                <w:rFonts w:ascii="Courier New" w:cs="Courier New" w:eastAsia="Courier New" w:hAnsi="Courier New"/>
-                <w:color w:val="404040"/>
-                <w:sz w:val="16"/>
-                <w:szCs w:val="16"/>
-              </w:rPr>
-              <w:t xml:space="preserve"># / Tạo repo mới (giả sử đã tạo trước trên GitHub)</w:t>
-            </w:r>
-          </w:p>
-          <w:p>
-            <w:pPr>
-              <w:spacing w:before="0" w:after="0"/>
-            </w:pPr>
-            <w:r>
-              <w:rPr>
-                <w:rFonts w:ascii="Courier New" w:cs="Courier New" w:eastAsia="Courier New" w:hAnsi="Courier New"/>
-                <w:color w:val="404040"/>
-                <w:sz w:val="16"/>
-                <w:szCs w:val="16"/>
-              </w:rPr>
-              <w:t xml:space="preserve">git clone https://github.com/kiyoharakadutoshi/kasumi_pos-server.git POS-SERVER</w:t>
-            </w:r>
-          </w:p>
-          <w:p>
-            <w:pPr>
-              <w:spacing w:before="0" w:after="0"/>
-            </w:pPr>
-            <w:r>
-              <w:rPr>
-                <w:rFonts w:ascii="Courier New" w:cs="Courier New" w:eastAsia="Courier New" w:hAnsi="Courier New"/>
-                <w:color w:val="404040"/>
-                <w:sz w:val="16"/>
-                <w:szCs w:val="16"/>
-              </w:rPr>
-              <w:t xml:space="preserve">cd POS-SERVER</w:t>
-            </w:r>
-          </w:p>
-          <w:p>
-            <w:pPr>
-              <w:spacing w:before="0" w:after="0"/>
-            </w:pPr>
-            <w:r>
-              <w:rPr>
-                <w:rFonts w:ascii="Courier New" w:cs="Courier New" w:eastAsia="Courier New" w:hAnsi="Courier New"/>
-                <w:color w:val="404040"/>
-                <w:sz w:val="16"/>
-                <w:szCs w:val="16"/>
-              </w:rPr>
-              <w:t xml:space="preserve"/>
-            </w:r>
-          </w:p>
-          <w:p>
-            <w:pPr>
-              <w:spacing w:before="0" w:after="0"/>
-            </w:pPr>
-            <w:r>
-              <w:rPr>
-                <w:rFonts w:ascii="Courier New" w:cs="Courier New" w:eastAsia="Courier New" w:hAnsi="Courier New"/>
-                <w:color w:val="404040"/>
-                <w:sz w:val="16"/>
-                <w:szCs w:val="16"/>
-              </w:rPr>
-              <w:t xml:space="preserve"># 2. ディレクトリ構造作成 / Tạo cấu trúc thư mục</w:t>
-            </w:r>
-          </w:p>
-          <w:p>
-            <w:pPr>
-              <w:spacing w:before="0" w:after="0"/>
-            </w:pPr>
-            <w:r>
-              <w:rPr>
-                <w:rFonts w:ascii="Courier New" w:cs="Courier New" w:eastAsia="Courier New" w:hAnsi="Courier New"/>
-                <w:color w:val="404040"/>
-                <w:sz w:val="16"/>
-                <w:szCs w:val="16"/>
-              </w:rPr>
-              <w:t xml:space="preserve">mkdir -p backend/pos-server</w:t>
-            </w:r>
-          </w:p>
-          <w:p>
-            <w:pPr>
-              <w:spacing w:before="0" w:after="0"/>
-            </w:pPr>
-            <w:r>
-              <w:rPr>
-                <w:rFonts w:ascii="Courier New" w:cs="Courier New" w:eastAsia="Courier New" w:hAnsi="Courier New"/>
-                <w:color w:val="404040"/>
-                <w:sz w:val="16"/>
-                <w:szCs w:val="16"/>
-              </w:rPr>
-              <w:t xml:space="preserve">mkdir -p backend/gift-card-server</w:t>
-            </w:r>
-          </w:p>
-          <w:p>
-            <w:pPr>
-              <w:spacing w:before="0" w:after="0"/>
-            </w:pPr>
-            <w:r>
-              <w:rPr>
-                <w:rFonts w:ascii="Courier New" w:cs="Courier New" w:eastAsia="Courier New" w:hAnsi="Courier New"/>
-                <w:color w:val="404040"/>
-                <w:sz w:val="16"/>
-                <w:szCs w:val="16"/>
-              </w:rPr>
-              <w:t xml:space="preserve">mkdir -p frontend</w:t>
-            </w:r>
-          </w:p>
-          <w:p>
-            <w:pPr>
-              <w:spacing w:before="0" w:after="0"/>
-            </w:pPr>
-            <w:r>
-              <w:rPr>
-                <w:rFonts w:ascii="Courier New" w:cs="Courier New" w:eastAsia="Courier New" w:hAnsi="Courier New"/>
-                <w:color w:val="404040"/>
-                <w:sz w:val="16"/>
-                <w:szCs w:val="16"/>
-              </w:rPr>
-              <w:t xml:space="preserve">mkdir -p .github/workflows</w:t>
-            </w:r>
-          </w:p>
-          <w:p>
-            <w:pPr>
-              <w:spacing w:before="0" w:after="0"/>
-            </w:pPr>
-            <w:r>
-              <w:rPr>
-                <w:rFonts w:ascii="Courier New" w:cs="Courier New" w:eastAsia="Courier New" w:hAnsi="Courier New"/>
-                <w:color w:val="404040"/>
-                <w:sz w:val="16"/>
-                <w:szCs w:val="16"/>
-              </w:rPr>
-              <w:t xml:space="preserve"/>
-            </w:r>
-          </w:p>
-          <w:p>
-            <w:pPr>
-              <w:spacing w:before="0" w:after="0"/>
-            </w:pPr>
-            <w:r>
-              <w:rPr>
-                <w:rFonts w:ascii="Courier New" w:cs="Courier New" w:eastAsia="Courier New" w:hAnsi="Courier New"/>
-                <w:color w:val="404040"/>
-                <w:sz w:val="16"/>
-                <w:szCs w:val="16"/>
-              </w:rPr>
-              <w:t xml:space="preserve"># 3. 初期コミット / Commit ban đầu</w:t>
-            </w:r>
-          </w:p>
-          <w:p>
-            <w:pPr>
-              <w:spacing w:before="0" w:after="0"/>
-            </w:pPr>
-            <w:r>
-              <w:rPr>
-                <w:rFonts w:ascii="Courier New" w:cs="Courier New" w:eastAsia="Courier New" w:hAnsi="Courier New"/>
-                <w:color w:val="404040"/>
-                <w:sz w:val="16"/>
-                <w:szCs w:val="16"/>
-              </w:rPr>
-              <w:t xml:space="preserve">git add -A</w:t>
-            </w:r>
-          </w:p>
-          <w:p>
-            <w:pPr>
-              <w:spacing w:before="0" w:after="0"/>
-            </w:pPr>
-            <w:r>
-              <w:rPr>
-                <w:rFonts w:ascii="Courier New" w:cs="Courier New" w:eastAsia="Courier New" w:hAnsi="Courier New"/>
-                <w:color w:val="404040"/>
-                <w:sz w:val="16"/>
-                <w:szCs w:val="16"/>
-              </w:rPr>
-              <w:t xml:space="preserve">git commit -m "feat: initialize monorepo directory structure"</w:t>
-            </w:r>
-          </w:p>
-          <w:p>
-            <w:pPr>
-              <w:spacing w:before="0" w:after="0"/>
-            </w:pPr>
-            <w:r>
-              <w:rPr>
-                <w:rFonts w:ascii="Courier New" w:cs="Courier New" w:eastAsia="Courier New" w:hAnsi="Courier New"/>
-                <w:color w:val="404040"/>
-                <w:sz w:val="16"/>
-                <w:szCs w:val="16"/>
-              </w:rPr>
-              <w:t xml:space="preserve">git push origin main</w:t>
-            </w:r>
-          </w:p>
-        </w:tc>
-      </w:tr>
-    </w:tbl>
-    <w:p>
-      <w:pPr>
-        <w:spacing w:before="100" w:after="100"/>
-      </w:pPr>
-      <w:r>
-        <w:rPr>
-          <w:rFonts w:ascii="BIZ UDPGothic" w:cs="BIZ UDPGothic" w:eastAsia="BIZ UDPGothic" w:hAnsi="BIZ UDPGothic"/>
-          <w:b/>
-          <w:bCs/>
-          <w:color w:val="C8102E"/>
-          <w:sz w:val="20"/>
-          <w:szCs w:val="20"/>
-        </w:rPr>
-        <w:t xml:space="preserve">■ Phase 3: バックエンド移行 / Di chuyển Backend</w:t>
+        <w:t xml:space="preserve">■ 修正用コマンド（Phase別） / Lệnh sửa đổi (theo Phase)</w:t>
       </w:r>
     </w:p>
     <w:p>
@@ -8029,677 +6670,7 @@
           <w:sz w:val="18"/>
           <w:szCs w:val="18"/>
         </w:rPr>
-        <w:t xml:space="preserve">Phase 3-1: pos-server（Kotlin）移行 / Di chuyển pos-server (Kotlin)</w:t>
-      </w:r>
-    </w:p>
-    <w:tbl>
-      <w:tblPr>
-        <w:tblW w:type="dxa" w:w="9506"/>
-        <w:tblBorders>
-          <w:top w:val="single" w:color="CCCCCC" w:sz="4"/>
-          <w:left w:val="single" w:color="CCCCCC" w:sz="4"/>
-          <w:bottom w:val="single" w:color="CCCCCC" w:sz="4"/>
-          <w:right w:val="single" w:color="CCCCCC" w:sz="4"/>
-          <w:insideH w:val="single" w:color="auto" w:sz="4"/>
-          <w:insideV w:val="single" w:color="auto" w:sz="4"/>
-        </w:tblBorders>
-      </w:tblPr>
-      <w:tblGrid>
-        <w:gridCol w:w="9506"/>
-      </w:tblGrid>
-      <w:tr>
-        <w:trPr>
-          <w:cantSplit/>
-        </w:trPr>
-        <w:tc>
-          <w:tcPr>
-            <w:tcW w:type="dxa" w:w="9506"/>
-            <w:tcBorders>
-              <w:top w:val="single" w:color="CCCCCC" w:sz="4"/>
-              <w:left w:val="single" w:color="CCCCCC" w:sz="4"/>
-              <w:bottom w:val="single" w:color="CCCCCC" w:sz="4"/>
-              <w:right w:val="single" w:color="CCCCCC" w:sz="4"/>
-            </w:tcBorders>
-            <w:shd w:fill="F5F5F5" w:val="clear"/>
-            <w:tcMar>
-              <w:top w:type="dxa" w:w="80"/>
-              <w:left w:type="dxa" w:w="200"/>
-              <w:bottom w:type="dxa" w:w="80"/>
-              <w:right w:type="dxa" w:w="200"/>
-            </w:tcMar>
-          </w:tcPr>
-          <w:p>
-            <w:pPr>
-              <w:spacing w:before="0" w:after="0"/>
-            </w:pPr>
-            <w:r>
-              <w:rPr>
-                <w:rFonts w:ascii="Courier New" w:cs="Courier New" w:eastAsia="Courier New" w:hAnsi="Courier New"/>
-                <w:color w:val="404040"/>
-                <w:sz w:val="16"/>
-                <w:szCs w:val="16"/>
-              </w:rPr>
-              <w:t xml:space="preserve"># 1. git履歴を保持したまま移行 / Di chuyển giữ nguyên lịch sử git</w:t>
-            </w:r>
-          </w:p>
-          <w:p>
-            <w:pPr>
-              <w:spacing w:before="0" w:after="0"/>
-            </w:pPr>
-            <w:r>
-              <w:rPr>
-                <w:rFonts w:ascii="Courier New" w:cs="Courier New" w:eastAsia="Courier New" w:hAnsi="Courier New"/>
-                <w:color w:val="404040"/>
-                <w:sz w:val="16"/>
-                <w:szCs w:val="16"/>
-              </w:rPr>
-              <w:t xml:space="preserve">cd /tmp</w:t>
-            </w:r>
-          </w:p>
-          <w:p>
-            <w:pPr>
-              <w:spacing w:before="0" w:after="0"/>
-            </w:pPr>
-            <w:r>
-              <w:rPr>
-                <w:rFonts w:ascii="Courier New" w:cs="Courier New" w:eastAsia="Courier New" w:hAnsi="Courier New"/>
-                <w:color w:val="404040"/>
-                <w:sz w:val="16"/>
-                <w:szCs w:val="16"/>
-              </w:rPr>
-              <w:t xml:space="preserve">git clone https://github.com/xxx/posserver-product-kasumi.git</w:t>
-            </w:r>
-          </w:p>
-          <w:p>
-            <w:pPr>
-              <w:spacing w:before="0" w:after="0"/>
-            </w:pPr>
-            <w:r>
-              <w:rPr>
-                <w:rFonts w:ascii="Courier New" w:cs="Courier New" w:eastAsia="Courier New" w:hAnsi="Courier New"/>
-                <w:color w:val="404040"/>
-                <w:sz w:val="16"/>
-                <w:szCs w:val="16"/>
-              </w:rPr>
-              <w:t xml:space="preserve">cd posserver-product-kasumi</w:t>
-            </w:r>
-          </w:p>
-          <w:p>
-            <w:pPr>
-              <w:spacing w:before="0" w:after="0"/>
-            </w:pPr>
-            <w:r>
-              <w:rPr>
-                <w:rFonts w:ascii="Courier New" w:cs="Courier New" w:eastAsia="Courier New" w:hAnsi="Courier New"/>
-                <w:color w:val="404040"/>
-                <w:sz w:val="16"/>
-                <w:szCs w:val="16"/>
-              </w:rPr>
-              <w:t xml:space="preserve"/>
-            </w:r>
-          </w:p>
-          <w:p>
-            <w:pPr>
-              <w:spacing w:before="0" w:after="0"/>
-            </w:pPr>
-            <w:r>
-              <w:rPr>
-                <w:rFonts w:ascii="Courier New" w:cs="Courier New" w:eastAsia="Courier New" w:hAnsi="Courier New"/>
-                <w:color w:val="404040"/>
-                <w:sz w:val="16"/>
-                <w:szCs w:val="16"/>
-              </w:rPr>
-              <w:t xml:space="preserve"># 2. 全ファイルを backend/pos-server/ 配下に移動</w:t>
-            </w:r>
-          </w:p>
-          <w:p>
-            <w:pPr>
-              <w:spacing w:before="0" w:after="0"/>
-            </w:pPr>
-            <w:r>
-              <w:rPr>
-                <w:rFonts w:ascii="Courier New" w:cs="Courier New" w:eastAsia="Courier New" w:hAnsi="Courier New"/>
-                <w:color w:val="404040"/>
-                <w:sz w:val="16"/>
-                <w:szCs w:val="16"/>
-              </w:rPr>
-              <w:t xml:space="preserve"># / Di chuyển tất cả file vào backend/pos-server/</w:t>
-            </w:r>
-          </w:p>
-          <w:p>
-            <w:pPr>
-              <w:spacing w:before="0" w:after="0"/>
-            </w:pPr>
-            <w:r>
-              <w:rPr>
-                <w:rFonts w:ascii="Courier New" w:cs="Courier New" w:eastAsia="Courier New" w:hAnsi="Courier New"/>
-                <w:color w:val="404040"/>
-                <w:sz w:val="16"/>
-                <w:szCs w:val="16"/>
-              </w:rPr>
-              <w:t xml:space="preserve">git filter-repo --to-subdirectory-filter backend/pos-server</w:t>
-            </w:r>
-          </w:p>
-          <w:p>
-            <w:pPr>
-              <w:spacing w:before="0" w:after="0"/>
-            </w:pPr>
-            <w:r>
-              <w:rPr>
-                <w:rFonts w:ascii="Courier New" w:cs="Courier New" w:eastAsia="Courier New" w:hAnsi="Courier New"/>
-                <w:color w:val="404040"/>
-                <w:sz w:val="16"/>
-                <w:szCs w:val="16"/>
-              </w:rPr>
-              <w:t xml:space="preserve"/>
-            </w:r>
-          </w:p>
-          <w:p>
-            <w:pPr>
-              <w:spacing w:before="0" w:after="0"/>
-            </w:pPr>
-            <w:r>
-              <w:rPr>
-                <w:rFonts w:ascii="Courier New" w:cs="Courier New" w:eastAsia="Courier New" w:hAnsi="Courier New"/>
-                <w:color w:val="404040"/>
-                <w:sz w:val="16"/>
-                <w:szCs w:val="16"/>
-              </w:rPr>
-              <w:t xml:space="preserve"># 3. POS-SERVERにremote追加・マージ</w:t>
-            </w:r>
-          </w:p>
-          <w:p>
-            <w:pPr>
-              <w:spacing w:before="0" w:after="0"/>
-            </w:pPr>
-            <w:r>
-              <w:rPr>
-                <w:rFonts w:ascii="Courier New" w:cs="Courier New" w:eastAsia="Courier New" w:hAnsi="Courier New"/>
-                <w:color w:val="404040"/>
-                <w:sz w:val="16"/>
-                <w:szCs w:val="16"/>
-              </w:rPr>
-              <w:t xml:space="preserve"># / Thêm remote vào POS-SERVER và merge</w:t>
-            </w:r>
-          </w:p>
-          <w:p>
-            <w:pPr>
-              <w:spacing w:before="0" w:after="0"/>
-            </w:pPr>
-            <w:r>
-              <w:rPr>
-                <w:rFonts w:ascii="Courier New" w:cs="Courier New" w:eastAsia="Courier New" w:hAnsi="Courier New"/>
-                <w:color w:val="404040"/>
-                <w:sz w:val="16"/>
-                <w:szCs w:val="16"/>
-              </w:rPr>
-              <w:t xml:space="preserve">cd /path/to/POS-SERVER</w:t>
-            </w:r>
-          </w:p>
-          <w:p>
-            <w:pPr>
-              <w:spacing w:before="0" w:after="0"/>
-            </w:pPr>
-            <w:r>
-              <w:rPr>
-                <w:rFonts w:ascii="Courier New" w:cs="Courier New" w:eastAsia="Courier New" w:hAnsi="Courier New"/>
-                <w:color w:val="404040"/>
-                <w:sz w:val="16"/>
-                <w:szCs w:val="16"/>
-              </w:rPr>
-              <w:t xml:space="preserve">git remote add pos-server /tmp/posserver-product-kasumi</w:t>
-            </w:r>
-          </w:p>
-          <w:p>
-            <w:pPr>
-              <w:spacing w:before="0" w:after="0"/>
-            </w:pPr>
-            <w:r>
-              <w:rPr>
-                <w:rFonts w:ascii="Courier New" w:cs="Courier New" w:eastAsia="Courier New" w:hAnsi="Courier New"/>
-                <w:color w:val="404040"/>
-                <w:sz w:val="16"/>
-                <w:szCs w:val="16"/>
-              </w:rPr>
-              <w:t xml:space="preserve">git fetch pos-server</w:t>
-            </w:r>
-          </w:p>
-          <w:p>
-            <w:pPr>
-              <w:spacing w:before="0" w:after="0"/>
-            </w:pPr>
-            <w:r>
-              <w:rPr>
-                <w:rFonts w:ascii="Courier New" w:cs="Courier New" w:eastAsia="Courier New" w:hAnsi="Courier New"/>
-                <w:color w:val="404040"/>
-                <w:sz w:val="16"/>
-                <w:szCs w:val="16"/>
-              </w:rPr>
-              <w:t xml:space="preserve">git merge pos-server/main --allow-unrelated-histories -m \</w:t>
-            </w:r>
-          </w:p>
-          <w:p>
-            <w:pPr>
-              <w:spacing w:before="0" w:after="0"/>
-            </w:pPr>
-            <w:r>
-              <w:rPr>
-                <w:rFonts w:ascii="Courier New" w:cs="Courier New" w:eastAsia="Courier New" w:hAnsi="Courier New"/>
-                <w:color w:val="404040"/>
-                <w:sz w:val="16"/>
-                <w:szCs w:val="16"/>
-              </w:rPr>
-              <w:t xml:space="preserve">  "feat: migrate pos-server (Kotlin) with full git history"</w:t>
-            </w:r>
-          </w:p>
-          <w:p>
-            <w:pPr>
-              <w:spacing w:before="0" w:after="0"/>
-            </w:pPr>
-            <w:r>
-              <w:rPr>
-                <w:rFonts w:ascii="Courier New" w:cs="Courier New" w:eastAsia="Courier New" w:hAnsi="Courier New"/>
-                <w:color w:val="404040"/>
-                <w:sz w:val="16"/>
-                <w:szCs w:val="16"/>
-              </w:rPr>
-              <w:t xml:space="preserve">git remote remove pos-server</w:t>
-            </w:r>
-          </w:p>
-          <w:p>
-            <w:pPr>
-              <w:spacing w:before="0" w:after="0"/>
-            </w:pPr>
-            <w:r>
-              <w:rPr>
-                <w:rFonts w:ascii="Courier New" w:cs="Courier New" w:eastAsia="Courier New" w:hAnsi="Courier New"/>
-                <w:color w:val="404040"/>
-                <w:sz w:val="16"/>
-                <w:szCs w:val="16"/>
-              </w:rPr>
-              <w:t xml:space="preserve"/>
-            </w:r>
-          </w:p>
-          <w:p>
-            <w:pPr>
-              <w:spacing w:before="0" w:after="0"/>
-            </w:pPr>
-            <w:r>
-              <w:rPr>
-                <w:rFonts w:ascii="Courier New" w:cs="Courier New" w:eastAsia="Courier New" w:hAnsi="Courier New"/>
-                <w:color w:val="404040"/>
-                <w:sz w:val="16"/>
-                <w:szCs w:val="16"/>
-              </w:rPr>
-              <w:t xml:space="preserve"># 4. ビルド確認 / Xác nhận build</w:t>
-            </w:r>
-          </w:p>
-          <w:p>
-            <w:pPr>
-              <w:spacing w:before="0" w:after="0"/>
-            </w:pPr>
-            <w:r>
-              <w:rPr>
-                <w:rFonts w:ascii="Courier New" w:cs="Courier New" w:eastAsia="Courier New" w:hAnsi="Courier New"/>
-                <w:color w:val="404040"/>
-                <w:sz w:val="16"/>
-                <w:szCs w:val="16"/>
-              </w:rPr>
-              <w:t xml:space="preserve">cd backend/pos-server</w:t>
-            </w:r>
-          </w:p>
-          <w:p>
-            <w:pPr>
-              <w:spacing w:before="0" w:after="0"/>
-            </w:pPr>
-            <w:r>
-              <w:rPr>
-                <w:rFonts w:ascii="Courier New" w:cs="Courier New" w:eastAsia="Courier New" w:hAnsi="Courier New"/>
-                <w:color w:val="404040"/>
-                <w:sz w:val="16"/>
-                <w:szCs w:val="16"/>
-              </w:rPr>
-              <w:t xml:space="preserve">./gradlew build -x test</w:t>
-            </w:r>
-          </w:p>
-          <w:p>
-            <w:pPr>
-              <w:spacing w:before="0" w:after="0"/>
-            </w:pPr>
-            <w:r>
-              <w:rPr>
-                <w:rFonts w:ascii="Courier New" w:cs="Courier New" w:eastAsia="Courier New" w:hAnsi="Courier New"/>
-                <w:color w:val="404040"/>
-                <w:sz w:val="16"/>
-                <w:szCs w:val="16"/>
-              </w:rPr>
-              <w:t xml:space="preserve"># 期待: BUILD SUCCESSFUL / Mong đợi: BUILD SUCCESSFUL</w:t>
-            </w:r>
-          </w:p>
-        </w:tc>
-      </w:tr>
-    </w:tbl>
-    <w:p>
-      <w:pPr>
-        <w:spacing w:before="100" w:after="100"/>
-      </w:pPr>
-      <w:r>
-        <w:rPr>
-          <w:rFonts w:ascii="BIZ UDPGothic" w:cs="BIZ UDPGothic" w:eastAsia="BIZ UDPGothic" w:hAnsi="BIZ UDPGothic"/>
-          <w:b/>
-          <w:bCs/>
-          <w:color w:val="404040"/>
-          <w:sz w:val="18"/>
-          <w:szCs w:val="18"/>
-        </w:rPr>
-        <w:t xml:space="preserve">Phase 3-2: gift-card-server（Java）移行 / Di chuyển gift-card-server (Java)</w:t>
-      </w:r>
-    </w:p>
-    <w:tbl>
-      <w:tblPr>
-        <w:tblW w:type="dxa" w:w="9506"/>
-        <w:tblBorders>
-          <w:top w:val="single" w:color="CCCCCC" w:sz="4"/>
-          <w:left w:val="single" w:color="CCCCCC" w:sz="4"/>
-          <w:bottom w:val="single" w:color="CCCCCC" w:sz="4"/>
-          <w:right w:val="single" w:color="CCCCCC" w:sz="4"/>
-          <w:insideH w:val="single" w:color="auto" w:sz="4"/>
-          <w:insideV w:val="single" w:color="auto" w:sz="4"/>
-        </w:tblBorders>
-      </w:tblPr>
-      <w:tblGrid>
-        <w:gridCol w:w="9506"/>
-      </w:tblGrid>
-      <w:tr>
-        <w:trPr>
-          <w:cantSplit/>
-        </w:trPr>
-        <w:tc>
-          <w:tcPr>
-            <w:tcW w:type="dxa" w:w="9506"/>
-            <w:tcBorders>
-              <w:top w:val="single" w:color="CCCCCC" w:sz="4"/>
-              <w:left w:val="single" w:color="CCCCCC" w:sz="4"/>
-              <w:bottom w:val="single" w:color="CCCCCC" w:sz="4"/>
-              <w:right w:val="single" w:color="CCCCCC" w:sz="4"/>
-            </w:tcBorders>
-            <w:shd w:fill="F5F5F5" w:val="clear"/>
-            <w:tcMar>
-              <w:top w:type="dxa" w:w="80"/>
-              <w:left w:type="dxa" w:w="200"/>
-              <w:bottom w:type="dxa" w:w="80"/>
-              <w:right w:type="dxa" w:w="200"/>
-            </w:tcMar>
-          </w:tcPr>
-          <w:p>
-            <w:pPr>
-              <w:spacing w:before="0" w:after="0"/>
-            </w:pPr>
-            <w:r>
-              <w:rPr>
-                <w:rFonts w:ascii="Courier New" w:cs="Courier New" w:eastAsia="Courier New" w:hAnsi="Courier New"/>
-                <w:color w:val="404040"/>
-                <w:sz w:val="16"/>
-                <w:szCs w:val="16"/>
-              </w:rPr>
-              <w:t xml:space="preserve"># 1. git履歴を保持したまま移行</w:t>
-            </w:r>
-          </w:p>
-          <w:p>
-            <w:pPr>
-              <w:spacing w:before="0" w:after="0"/>
-            </w:pPr>
-            <w:r>
-              <w:rPr>
-                <w:rFonts w:ascii="Courier New" w:cs="Courier New" w:eastAsia="Courier New" w:hAnsi="Courier New"/>
-                <w:color w:val="404040"/>
-                <w:sz w:val="16"/>
-                <w:szCs w:val="16"/>
-              </w:rPr>
-              <w:t xml:space="preserve">cd /tmp</w:t>
-            </w:r>
-          </w:p>
-          <w:p>
-            <w:pPr>
-              <w:spacing w:before="0" w:after="0"/>
-            </w:pPr>
-            <w:r>
-              <w:rPr>
-                <w:rFonts w:ascii="Courier New" w:cs="Courier New" w:eastAsia="Courier New" w:hAnsi="Courier New"/>
-                <w:color w:val="404040"/>
-                <w:sz w:val="16"/>
-                <w:szCs w:val="16"/>
-              </w:rPr>
-              <w:t xml:space="preserve">git clone https://github.com/xxx/aeongiftcardserver-product.git</w:t>
-            </w:r>
-          </w:p>
-          <w:p>
-            <w:pPr>
-              <w:spacing w:before="0" w:after="0"/>
-            </w:pPr>
-            <w:r>
-              <w:rPr>
-                <w:rFonts w:ascii="Courier New" w:cs="Courier New" w:eastAsia="Courier New" w:hAnsi="Courier New"/>
-                <w:color w:val="404040"/>
-                <w:sz w:val="16"/>
-                <w:szCs w:val="16"/>
-              </w:rPr>
-              <w:t xml:space="preserve">cd aeongiftcardserver-product</w:t>
-            </w:r>
-          </w:p>
-          <w:p>
-            <w:pPr>
-              <w:spacing w:before="0" w:after="0"/>
-            </w:pPr>
-            <w:r>
-              <w:rPr>
-                <w:rFonts w:ascii="Courier New" w:cs="Courier New" w:eastAsia="Courier New" w:hAnsi="Courier New"/>
-                <w:color w:val="404040"/>
-                <w:sz w:val="16"/>
-                <w:szCs w:val="16"/>
-              </w:rPr>
-              <w:t xml:space="preserve">git filter-repo --to-subdirectory-filter backend/gift-card-server</w:t>
-            </w:r>
-          </w:p>
-          <w:p>
-            <w:pPr>
-              <w:spacing w:before="0" w:after="0"/>
-            </w:pPr>
-            <w:r>
-              <w:rPr>
-                <w:rFonts w:ascii="Courier New" w:cs="Courier New" w:eastAsia="Courier New" w:hAnsi="Courier New"/>
-                <w:color w:val="404040"/>
-                <w:sz w:val="16"/>
-                <w:szCs w:val="16"/>
-              </w:rPr>
-              <w:t xml:space="preserve"/>
-            </w:r>
-          </w:p>
-          <w:p>
-            <w:pPr>
-              <w:spacing w:before="0" w:after="0"/>
-            </w:pPr>
-            <w:r>
-              <w:rPr>
-                <w:rFonts w:ascii="Courier New" w:cs="Courier New" w:eastAsia="Courier New" w:hAnsi="Courier New"/>
-                <w:color w:val="404040"/>
-                <w:sz w:val="16"/>
-                <w:szCs w:val="16"/>
-              </w:rPr>
-              <w:t xml:space="preserve"># 2. POS-SERVERにマージ</w:t>
-            </w:r>
-          </w:p>
-          <w:p>
-            <w:pPr>
-              <w:spacing w:before="0" w:after="0"/>
-            </w:pPr>
-            <w:r>
-              <w:rPr>
-                <w:rFonts w:ascii="Courier New" w:cs="Courier New" w:eastAsia="Courier New" w:hAnsi="Courier New"/>
-                <w:color w:val="404040"/>
-                <w:sz w:val="16"/>
-                <w:szCs w:val="16"/>
-              </w:rPr>
-              <w:t xml:space="preserve">cd /path/to/POS-SERVER</w:t>
-            </w:r>
-          </w:p>
-          <w:p>
-            <w:pPr>
-              <w:spacing w:before="0" w:after="0"/>
-            </w:pPr>
-            <w:r>
-              <w:rPr>
-                <w:rFonts w:ascii="Courier New" w:cs="Courier New" w:eastAsia="Courier New" w:hAnsi="Courier New"/>
-                <w:color w:val="404040"/>
-                <w:sz w:val="16"/>
-                <w:szCs w:val="16"/>
-              </w:rPr>
-              <w:t xml:space="preserve">git remote add gift-card /tmp/aeongiftcardserver-product</w:t>
-            </w:r>
-          </w:p>
-          <w:p>
-            <w:pPr>
-              <w:spacing w:before="0" w:after="0"/>
-            </w:pPr>
-            <w:r>
-              <w:rPr>
-                <w:rFonts w:ascii="Courier New" w:cs="Courier New" w:eastAsia="Courier New" w:hAnsi="Courier New"/>
-                <w:color w:val="404040"/>
-                <w:sz w:val="16"/>
-                <w:szCs w:val="16"/>
-              </w:rPr>
-              <w:t xml:space="preserve">git fetch gift-card</w:t>
-            </w:r>
-          </w:p>
-          <w:p>
-            <w:pPr>
-              <w:spacing w:before="0" w:after="0"/>
-            </w:pPr>
-            <w:r>
-              <w:rPr>
-                <w:rFonts w:ascii="Courier New" w:cs="Courier New" w:eastAsia="Courier New" w:hAnsi="Courier New"/>
-                <w:color w:val="404040"/>
-                <w:sz w:val="16"/>
-                <w:szCs w:val="16"/>
-              </w:rPr>
-              <w:t xml:space="preserve">git merge gift-card/main --allow-unrelated-histories -m \</w:t>
-            </w:r>
-          </w:p>
-          <w:p>
-            <w:pPr>
-              <w:spacing w:before="0" w:after="0"/>
-            </w:pPr>
-            <w:r>
-              <w:rPr>
-                <w:rFonts w:ascii="Courier New" w:cs="Courier New" w:eastAsia="Courier New" w:hAnsi="Courier New"/>
-                <w:color w:val="404040"/>
-                <w:sz w:val="16"/>
-                <w:szCs w:val="16"/>
-              </w:rPr>
-              <w:t xml:space="preserve">  "feat: migrate gift-card-server (Java) with full git history"</w:t>
-            </w:r>
-          </w:p>
-          <w:p>
-            <w:pPr>
-              <w:spacing w:before="0" w:after="0"/>
-            </w:pPr>
-            <w:r>
-              <w:rPr>
-                <w:rFonts w:ascii="Courier New" w:cs="Courier New" w:eastAsia="Courier New" w:hAnsi="Courier New"/>
-                <w:color w:val="404040"/>
-                <w:sz w:val="16"/>
-                <w:szCs w:val="16"/>
-              </w:rPr>
-              <w:t xml:space="preserve">git remote remove gift-card</w:t>
-            </w:r>
-          </w:p>
-          <w:p>
-            <w:pPr>
-              <w:spacing w:before="0" w:after="0"/>
-            </w:pPr>
-            <w:r>
-              <w:rPr>
-                <w:rFonts w:ascii="Courier New" w:cs="Courier New" w:eastAsia="Courier New" w:hAnsi="Courier New"/>
-                <w:color w:val="404040"/>
-                <w:sz w:val="16"/>
-                <w:szCs w:val="16"/>
-              </w:rPr>
-              <w:t xml:space="preserve"/>
-            </w:r>
-          </w:p>
-          <w:p>
-            <w:pPr>
-              <w:spacing w:before="0" w:after="0"/>
-            </w:pPr>
-            <w:r>
-              <w:rPr>
-                <w:rFonts w:ascii="Courier New" w:cs="Courier New" w:eastAsia="Courier New" w:hAnsi="Courier New"/>
-                <w:color w:val="404040"/>
-                <w:sz w:val="16"/>
-                <w:szCs w:val="16"/>
-              </w:rPr>
-              <w:t xml:space="preserve"># 3. ビルド確認 / Xác nhận build</w:t>
-            </w:r>
-          </w:p>
-          <w:p>
-            <w:pPr>
-              <w:spacing w:before="0" w:after="0"/>
-            </w:pPr>
-            <w:r>
-              <w:rPr>
-                <w:rFonts w:ascii="Courier New" w:cs="Courier New" w:eastAsia="Courier New" w:hAnsi="Courier New"/>
-                <w:color w:val="404040"/>
-                <w:sz w:val="16"/>
-                <w:szCs w:val="16"/>
-              </w:rPr>
-              <w:t xml:space="preserve">cd backend/gift-card-server</w:t>
-            </w:r>
-          </w:p>
-          <w:p>
-            <w:pPr>
-              <w:spacing w:before="0" w:after="0"/>
-            </w:pPr>
-            <w:r>
-              <w:rPr>
-                <w:rFonts w:ascii="Courier New" w:cs="Courier New" w:eastAsia="Courier New" w:hAnsi="Courier New"/>
-                <w:color w:val="404040"/>
-                <w:sz w:val="16"/>
-                <w:szCs w:val="16"/>
-              </w:rPr>
-              <w:t xml:space="preserve">./mvnw package -DskipTests</w:t>
-            </w:r>
-          </w:p>
-          <w:p>
-            <w:pPr>
-              <w:spacing w:before="0" w:after="0"/>
-            </w:pPr>
-            <w:r>
-              <w:rPr>
-                <w:rFonts w:ascii="Courier New" w:cs="Courier New" w:eastAsia="Courier New" w:hAnsi="Courier New"/>
-                <w:color w:val="404040"/>
-                <w:sz w:val="16"/>
-                <w:szCs w:val="16"/>
-              </w:rPr>
-              <w:t xml:space="preserve"># 期待: BUILD SUCCESS / Mong đợi: BUILD SUCCESS</w:t>
-            </w:r>
-          </w:p>
-        </w:tc>
-      </w:tr>
-    </w:tbl>
-    <w:p>
-      <w:pPr>
-        <w:spacing w:before="100" w:after="100"/>
-      </w:pPr>
-      <w:r>
-        <w:rPr>
-          <w:rFonts w:ascii="BIZ UDPGothic" w:cs="BIZ UDPGothic" w:eastAsia="BIZ UDPGothic" w:hAnsi="BIZ UDPGothic"/>
-          <w:b/>
-          <w:bCs/>
-          <w:color w:val="C8102E"/>
-          <w:sz w:val="20"/>
-          <w:szCs w:val="20"/>
-        </w:rPr>
-        <w:t xml:space="preserve">■ Phase 4: フロントエンド統合 / Tích hợp Frontend</w:t>
+        <w:t xml:space="preserve">Phase 2: モノレポ基盤構築 / Xây dựng nền tảng Monorepo</w:t>
       </w:r>
     </w:p>
     <w:p>
@@ -8715,230 +6686,9 @@
           <w:sz w:val="18"/>
           <w:szCs w:val="18"/>
         </w:rPr>
-        <w:t xml:space="preserve">Phase 4-1: production移行 / Di chuyển production</w:t>
+        <w:t xml:space="preserve">Phase 3: pos-server（Kotlin）移行 / Di chuyển pos-server (Kotlin)</w:t>
       </w:r>
     </w:p>
-    <w:tbl>
-      <w:tblPr>
-        <w:tblW w:type="dxa" w:w="9506"/>
-        <w:tblBorders>
-          <w:top w:val="single" w:color="CCCCCC" w:sz="4"/>
-          <w:left w:val="single" w:color="CCCCCC" w:sz="4"/>
-          <w:bottom w:val="single" w:color="CCCCCC" w:sz="4"/>
-          <w:right w:val="single" w:color="CCCCCC" w:sz="4"/>
-          <w:insideH w:val="single" w:color="auto" w:sz="4"/>
-          <w:insideV w:val="single" w:color="auto" w:sz="4"/>
-        </w:tblBorders>
-      </w:tblPr>
-      <w:tblGrid>
-        <w:gridCol w:w="9506"/>
-      </w:tblGrid>
-      <w:tr>
-        <w:trPr>
-          <w:cantSplit/>
-        </w:trPr>
-        <w:tc>
-          <w:tcPr>
-            <w:tcW w:type="dxa" w:w="9506"/>
-            <w:tcBorders>
-              <w:top w:val="single" w:color="CCCCCC" w:sz="4"/>
-              <w:left w:val="single" w:color="CCCCCC" w:sz="4"/>
-              <w:bottom w:val="single" w:color="CCCCCC" w:sz="4"/>
-              <w:right w:val="single" w:color="CCCCCC" w:sz="4"/>
-            </w:tcBorders>
-            <w:shd w:fill="F5F5F5" w:val="clear"/>
-            <w:tcMar>
-              <w:top w:type="dxa" w:w="80"/>
-              <w:left w:type="dxa" w:w="200"/>
-              <w:bottom w:type="dxa" w:w="80"/>
-              <w:right w:type="dxa" w:w="200"/>
-            </w:tcMar>
-          </w:tcPr>
-          <w:p>
-            <w:pPr>
-              <w:spacing w:before="0" w:after="0"/>
-            </w:pPr>
-            <w:r>
-              <w:rPr>
-                <w:rFonts w:ascii="Courier New" w:cs="Courier New" w:eastAsia="Courier New" w:hAnsi="Courier New"/>
-                <w:color w:val="404040"/>
-                <w:sz w:val="16"/>
-                <w:szCs w:val="16"/>
-              </w:rPr>
-              <w:t xml:space="preserve"># 1. git履歴を保持したまま移行</w:t>
-            </w:r>
-          </w:p>
-          <w:p>
-            <w:pPr>
-              <w:spacing w:before="0" w:after="0"/>
-            </w:pPr>
-            <w:r>
-              <w:rPr>
-                <w:rFonts w:ascii="Courier New" w:cs="Courier New" w:eastAsia="Courier New" w:hAnsi="Courier New"/>
-                <w:color w:val="404040"/>
-                <w:sz w:val="16"/>
-                <w:szCs w:val="16"/>
-              </w:rPr>
-              <w:t xml:space="preserve">cd /tmp</w:t>
-            </w:r>
-          </w:p>
-          <w:p>
-            <w:pPr>
-              <w:spacing w:before="0" w:after="0"/>
-            </w:pPr>
-            <w:r>
-              <w:rPr>
-                <w:rFonts w:ascii="Courier New" w:cs="Courier New" w:eastAsia="Courier New" w:hAnsi="Courier New"/>
-                <w:color w:val="404040"/>
-                <w:sz w:val="16"/>
-                <w:szCs w:val="16"/>
-              </w:rPr>
-              <w:t xml:space="preserve">git clone https://github.com/xxx/pos-server-frontend-production.git</w:t>
-            </w:r>
-          </w:p>
-          <w:p>
-            <w:pPr>
-              <w:spacing w:before="0" w:after="0"/>
-            </w:pPr>
-            <w:r>
-              <w:rPr>
-                <w:rFonts w:ascii="Courier New" w:cs="Courier New" w:eastAsia="Courier New" w:hAnsi="Courier New"/>
-                <w:color w:val="404040"/>
-                <w:sz w:val="16"/>
-                <w:szCs w:val="16"/>
-              </w:rPr>
-              <w:t xml:space="preserve">cd pos-server-frontend-production</w:t>
-            </w:r>
-          </w:p>
-          <w:p>
-            <w:pPr>
-              <w:spacing w:before="0" w:after="0"/>
-            </w:pPr>
-            <w:r>
-              <w:rPr>
-                <w:rFonts w:ascii="Courier New" w:cs="Courier New" w:eastAsia="Courier New" w:hAnsi="Courier New"/>
-                <w:color w:val="404040"/>
-                <w:sz w:val="16"/>
-                <w:szCs w:val="16"/>
-              </w:rPr>
-              <w:t xml:space="preserve">git filter-repo --to-subdirectory-filter frontend</w:t>
-            </w:r>
-          </w:p>
-          <w:p>
-            <w:pPr>
-              <w:spacing w:before="0" w:after="0"/>
-            </w:pPr>
-            <w:r>
-              <w:rPr>
-                <w:rFonts w:ascii="Courier New" w:cs="Courier New" w:eastAsia="Courier New" w:hAnsi="Courier New"/>
-                <w:color w:val="404040"/>
-                <w:sz w:val="16"/>
-                <w:szCs w:val="16"/>
-              </w:rPr>
-              <w:t xml:space="preserve"/>
-            </w:r>
-          </w:p>
-          <w:p>
-            <w:pPr>
-              <w:spacing w:before="0" w:after="0"/>
-            </w:pPr>
-            <w:r>
-              <w:rPr>
-                <w:rFonts w:ascii="Courier New" w:cs="Courier New" w:eastAsia="Courier New" w:hAnsi="Courier New"/>
-                <w:color w:val="404040"/>
-                <w:sz w:val="16"/>
-                <w:szCs w:val="16"/>
-              </w:rPr>
-              <w:t xml:space="preserve"># 2. POS-SERVERにマージ</w:t>
-            </w:r>
-          </w:p>
-          <w:p>
-            <w:pPr>
-              <w:spacing w:before="0" w:after="0"/>
-            </w:pPr>
-            <w:r>
-              <w:rPr>
-                <w:rFonts w:ascii="Courier New" w:cs="Courier New" w:eastAsia="Courier New" w:hAnsi="Courier New"/>
-                <w:color w:val="404040"/>
-                <w:sz w:val="16"/>
-                <w:szCs w:val="16"/>
-              </w:rPr>
-              <w:t xml:space="preserve">cd /path/to/POS-SERVER</w:t>
-            </w:r>
-          </w:p>
-          <w:p>
-            <w:pPr>
-              <w:spacing w:before="0" w:after="0"/>
-            </w:pPr>
-            <w:r>
-              <w:rPr>
-                <w:rFonts w:ascii="Courier New" w:cs="Courier New" w:eastAsia="Courier New" w:hAnsi="Courier New"/>
-                <w:color w:val="404040"/>
-                <w:sz w:val="16"/>
-                <w:szCs w:val="16"/>
-              </w:rPr>
-              <w:t xml:space="preserve">git remote add frontend-prod /tmp/pos-server-frontend-production</w:t>
-            </w:r>
-          </w:p>
-          <w:p>
-            <w:pPr>
-              <w:spacing w:before="0" w:after="0"/>
-            </w:pPr>
-            <w:r>
-              <w:rPr>
-                <w:rFonts w:ascii="Courier New" w:cs="Courier New" w:eastAsia="Courier New" w:hAnsi="Courier New"/>
-                <w:color w:val="404040"/>
-                <w:sz w:val="16"/>
-                <w:szCs w:val="16"/>
-              </w:rPr>
-              <w:t xml:space="preserve">git fetch frontend-prod</w:t>
-            </w:r>
-          </w:p>
-          <w:p>
-            <w:pPr>
-              <w:spacing w:before="0" w:after="0"/>
-            </w:pPr>
-            <w:r>
-              <w:rPr>
-                <w:rFonts w:ascii="Courier New" w:cs="Courier New" w:eastAsia="Courier New" w:hAnsi="Courier New"/>
-                <w:color w:val="404040"/>
-                <w:sz w:val="16"/>
-                <w:szCs w:val="16"/>
-              </w:rPr>
-              <w:t xml:space="preserve">git merge frontend-prod/main --allow-unrelated-histories -m \</w:t>
-            </w:r>
-          </w:p>
-          <w:p>
-            <w:pPr>
-              <w:spacing w:before="0" w:after="0"/>
-            </w:pPr>
-            <w:r>
-              <w:rPr>
-                <w:rFonts w:ascii="Courier New" w:cs="Courier New" w:eastAsia="Courier New" w:hAnsi="Courier New"/>
-                <w:color w:val="404040"/>
-                <w:sz w:val="16"/>
-                <w:szCs w:val="16"/>
-              </w:rPr>
-              <w:t xml:space="preserve">  "feat: migrate frontend (production) with full git history"</w:t>
-            </w:r>
-          </w:p>
-          <w:p>
-            <w:pPr>
-              <w:spacing w:before="0" w:after="0"/>
-            </w:pPr>
-            <w:r>
-              <w:rPr>
-                <w:rFonts w:ascii="Courier New" w:cs="Courier New" w:eastAsia="Courier New" w:hAnsi="Courier New"/>
-                <w:color w:val="404040"/>
-                <w:sz w:val="16"/>
-                <w:szCs w:val="16"/>
-              </w:rPr>
-              <w:t xml:space="preserve">git remote remove frontend-prod</w:t>
-            </w:r>
-          </w:p>
-        </w:tc>
-      </w:tr>
-    </w:tbl>
     <w:p>
       <w:pPr>
         <w:spacing w:before="100" w:after="100"/>
@@ -8952,398 +6702,9 @@
           <w:sz w:val="18"/>
           <w:szCs w:val="18"/>
         </w:rPr>
-        <w:t xml:space="preserve">Phase 4-2: staging差分マージ / Merge chênh lệch staging</w:t>
+        <w:t xml:space="preserve">Phase 3: gift-card-server（Java）移行 / Di chuyển gift-card-server (Java)</w:t>
       </w:r>
     </w:p>
-    <w:p>
-      <w:pPr>
-        <w:spacing w:before="100" w:after="100"/>
-      </w:pPr>
-      <w:r>
-        <w:rPr>
-          <w:rFonts w:ascii="BIZ UDPGothic" w:cs="BIZ UDPGothic" w:eastAsia="BIZ UDPGothic" w:hAnsi="BIZ UDPGothic"/>
-          <w:color w:val="404040"/>
-          <w:sz w:val="18"/>
-          <w:szCs w:val="18"/>
-        </w:rPr>
-        <w:t xml:space="preserve">staging環境固有の変更（約330ファイル）をレビューしながらマージする。コンフリクトは手動解決する。</w:t>
-      </w:r>
-      <w:r>
-        <w:br/>
-      </w:r>
-      <w:r>
-        <w:rPr>
-          <w:rFonts w:ascii="BIZ UDPGothic" w:cs="BIZ UDPGothic" w:eastAsia="BIZ UDPGothic" w:hAnsi="BIZ UDPGothic"/>
-          <w:i/>
-          <w:iCs/>
-          <w:color w:val="777777"/>
-          <w:sz w:val="16"/>
-          <w:szCs w:val="16"/>
-        </w:rPr>
-        <w:t xml:space="preserve">/ Merge các thay đổi riêng của môi trường staging (~330 file) kèm review. Giải quyết conflict thủ công.</w:t>
-      </w:r>
-    </w:p>
-    <w:tbl>
-      <w:tblPr>
-        <w:tblW w:type="dxa" w:w="9506"/>
-        <w:tblBorders>
-          <w:top w:val="single" w:color="CCCCCC" w:sz="4"/>
-          <w:left w:val="single" w:color="CCCCCC" w:sz="4"/>
-          <w:bottom w:val="single" w:color="CCCCCC" w:sz="4"/>
-          <w:right w:val="single" w:color="CCCCCC" w:sz="4"/>
-          <w:insideH w:val="single" w:color="auto" w:sz="4"/>
-          <w:insideV w:val="single" w:color="auto" w:sz="4"/>
-        </w:tblBorders>
-      </w:tblPr>
-      <w:tblGrid>
-        <w:gridCol w:w="9506"/>
-      </w:tblGrid>
-      <w:tr>
-        <w:trPr>
-          <w:cantSplit/>
-        </w:trPr>
-        <w:tc>
-          <w:tcPr>
-            <w:tcW w:type="dxa" w:w="9506"/>
-            <w:tcBorders>
-              <w:top w:val="single" w:color="CCCCCC" w:sz="4"/>
-              <w:left w:val="single" w:color="CCCCCC" w:sz="4"/>
-              <w:bottom w:val="single" w:color="CCCCCC" w:sz="4"/>
-              <w:right w:val="single" w:color="CCCCCC" w:sz="4"/>
-            </w:tcBorders>
-            <w:shd w:fill="F5F5F5" w:val="clear"/>
-            <w:tcMar>
-              <w:top w:type="dxa" w:w="80"/>
-              <w:left w:type="dxa" w:w="200"/>
-              <w:bottom w:type="dxa" w:w="80"/>
-              <w:right w:type="dxa" w:w="200"/>
-            </w:tcMar>
-          </w:tcPr>
-          <w:p>
-            <w:pPr>
-              <w:spacing w:before="0" w:after="0"/>
-            </w:pPr>
-            <w:r>
-              <w:rPr>
-                <w:rFonts w:ascii="Courier New" w:cs="Courier New" w:eastAsia="Courier New" w:hAnsi="Courier New"/>
-                <w:color w:val="404040"/>
-                <w:sz w:val="16"/>
-                <w:szCs w:val="16"/>
-              </w:rPr>
-              <w:t xml:space="preserve"># 1. stagingリポをclone</w:t>
-            </w:r>
-          </w:p>
-          <w:p>
-            <w:pPr>
-              <w:spacing w:before="0" w:after="0"/>
-            </w:pPr>
-            <w:r>
-              <w:rPr>
-                <w:rFonts w:ascii="Courier New" w:cs="Courier New" w:eastAsia="Courier New" w:hAnsi="Courier New"/>
-                <w:color w:val="404040"/>
-                <w:sz w:val="16"/>
-                <w:szCs w:val="16"/>
-              </w:rPr>
-              <w:t xml:space="preserve">cd /tmp</w:t>
-            </w:r>
-          </w:p>
-          <w:p>
-            <w:pPr>
-              <w:spacing w:before="0" w:after="0"/>
-            </w:pPr>
-            <w:r>
-              <w:rPr>
-                <w:rFonts w:ascii="Courier New" w:cs="Courier New" w:eastAsia="Courier New" w:hAnsi="Courier New"/>
-                <w:color w:val="404040"/>
-                <w:sz w:val="16"/>
-                <w:szCs w:val="16"/>
-              </w:rPr>
-              <w:t xml:space="preserve">git clone https://github.com/xxx/pos-server-frontend-ishida-staging.git</w:t>
-            </w:r>
-          </w:p>
-          <w:p>
-            <w:pPr>
-              <w:spacing w:before="0" w:after="0"/>
-            </w:pPr>
-            <w:r>
-              <w:rPr>
-                <w:rFonts w:ascii="Courier New" w:cs="Courier New" w:eastAsia="Courier New" w:hAnsi="Courier New"/>
-                <w:color w:val="404040"/>
-                <w:sz w:val="16"/>
-                <w:szCs w:val="16"/>
-              </w:rPr>
-              <w:t xml:space="preserve">cd pos-server-frontend-ishida-staging</w:t>
-            </w:r>
-          </w:p>
-          <w:p>
-            <w:pPr>
-              <w:spacing w:before="0" w:after="0"/>
-            </w:pPr>
-            <w:r>
-              <w:rPr>
-                <w:rFonts w:ascii="Courier New" w:cs="Courier New" w:eastAsia="Courier New" w:hAnsi="Courier New"/>
-                <w:color w:val="404040"/>
-                <w:sz w:val="16"/>
-                <w:szCs w:val="16"/>
-              </w:rPr>
-              <w:t xml:space="preserve">git filter-repo --to-subdirectory-filter frontend</w:t>
-            </w:r>
-          </w:p>
-          <w:p>
-            <w:pPr>
-              <w:spacing w:before="0" w:after="0"/>
-            </w:pPr>
-            <w:r>
-              <w:rPr>
-                <w:rFonts w:ascii="Courier New" w:cs="Courier New" w:eastAsia="Courier New" w:hAnsi="Courier New"/>
-                <w:color w:val="404040"/>
-                <w:sz w:val="16"/>
-                <w:szCs w:val="16"/>
-              </w:rPr>
-              <w:t xml:space="preserve"/>
-            </w:r>
-          </w:p>
-          <w:p>
-            <w:pPr>
-              <w:spacing w:before="0" w:after="0"/>
-            </w:pPr>
-            <w:r>
-              <w:rPr>
-                <w:rFonts w:ascii="Courier New" w:cs="Courier New" w:eastAsia="Courier New" w:hAnsi="Courier New"/>
-                <w:color w:val="404040"/>
-                <w:sz w:val="16"/>
-                <w:szCs w:val="16"/>
-              </w:rPr>
-              <w:t xml:space="preserve"># 2. POS-SERVERでブランチ作成・マージ</w:t>
-            </w:r>
-          </w:p>
-          <w:p>
-            <w:pPr>
-              <w:spacing w:before="0" w:after="0"/>
-            </w:pPr>
-            <w:r>
-              <w:rPr>
-                <w:rFonts w:ascii="Courier New" w:cs="Courier New" w:eastAsia="Courier New" w:hAnsi="Courier New"/>
-                <w:color w:val="404040"/>
-                <w:sz w:val="16"/>
-                <w:szCs w:val="16"/>
-              </w:rPr>
-              <w:t xml:space="preserve">cd /path/to/POS-SERVER</w:t>
-            </w:r>
-          </w:p>
-          <w:p>
-            <w:pPr>
-              <w:spacing w:before="0" w:after="0"/>
-            </w:pPr>
-            <w:r>
-              <w:rPr>
-                <w:rFonts w:ascii="Courier New" w:cs="Courier New" w:eastAsia="Courier New" w:hAnsi="Courier New"/>
-                <w:color w:val="404040"/>
-                <w:sz w:val="16"/>
-                <w:szCs w:val="16"/>
-              </w:rPr>
-              <w:t xml:space="preserve">git checkout -b feature/merge-staging-frontend</w:t>
-            </w:r>
-          </w:p>
-          <w:p>
-            <w:pPr>
-              <w:spacing w:before="0" w:after="0"/>
-            </w:pPr>
-            <w:r>
-              <w:rPr>
-                <w:rFonts w:ascii="Courier New" w:cs="Courier New" w:eastAsia="Courier New" w:hAnsi="Courier New"/>
-                <w:color w:val="404040"/>
-                <w:sz w:val="16"/>
-                <w:szCs w:val="16"/>
-              </w:rPr>
-              <w:t xml:space="preserve">git remote add frontend-stg /tmp/pos-server-frontend-ishida-staging</w:t>
-            </w:r>
-          </w:p>
-          <w:p>
-            <w:pPr>
-              <w:spacing w:before="0" w:after="0"/>
-            </w:pPr>
-            <w:r>
-              <w:rPr>
-                <w:rFonts w:ascii="Courier New" w:cs="Courier New" w:eastAsia="Courier New" w:hAnsi="Courier New"/>
-                <w:color w:val="404040"/>
-                <w:sz w:val="16"/>
-                <w:szCs w:val="16"/>
-              </w:rPr>
-              <w:t xml:space="preserve">git fetch frontend-stg</w:t>
-            </w:r>
-          </w:p>
-          <w:p>
-            <w:pPr>
-              <w:spacing w:before="0" w:after="0"/>
-            </w:pPr>
-            <w:r>
-              <w:rPr>
-                <w:rFonts w:ascii="Courier New" w:cs="Courier New" w:eastAsia="Courier New" w:hAnsi="Courier New"/>
-                <w:color w:val="404040"/>
-                <w:sz w:val="16"/>
-                <w:szCs w:val="16"/>
-              </w:rPr>
-              <w:t xml:space="preserve">git merge frontend-stg/main --allow-unrelated-histories --no-commit</w:t>
-            </w:r>
-          </w:p>
-          <w:p>
-            <w:pPr>
-              <w:spacing w:before="0" w:after="0"/>
-            </w:pPr>
-            <w:r>
-              <w:rPr>
-                <w:rFonts w:ascii="Courier New" w:cs="Courier New" w:eastAsia="Courier New" w:hAnsi="Courier New"/>
-                <w:color w:val="404040"/>
-                <w:sz w:val="16"/>
-                <w:szCs w:val="16"/>
-              </w:rPr>
-              <w:t xml:space="preserve"/>
-            </w:r>
-          </w:p>
-          <w:p>
-            <w:pPr>
-              <w:spacing w:before="0" w:after="0"/>
-            </w:pPr>
-            <w:r>
-              <w:rPr>
-                <w:rFonts w:ascii="Courier New" w:cs="Courier New" w:eastAsia="Courier New" w:hAnsi="Courier New"/>
-                <w:color w:val="404040"/>
-                <w:sz w:val="16"/>
-                <w:szCs w:val="16"/>
-              </w:rPr>
-              <w:t xml:space="preserve"># 3. コンフリクト確認・解決 / Xác nhận và giải quyết conflict</w:t>
-            </w:r>
-          </w:p>
-          <w:p>
-            <w:pPr>
-              <w:spacing w:before="0" w:after="0"/>
-            </w:pPr>
-            <w:r>
-              <w:rPr>
-                <w:rFonts w:ascii="Courier New" w:cs="Courier New" w:eastAsia="Courier New" w:hAnsi="Courier New"/>
-                <w:color w:val="404040"/>
-                <w:sz w:val="16"/>
-                <w:szCs w:val="16"/>
-              </w:rPr>
-              <w:t xml:space="preserve">git status | grep 'both modified'</w:t>
-            </w:r>
-          </w:p>
-          <w:p>
-            <w:pPr>
-              <w:spacing w:before="0" w:after="0"/>
-            </w:pPr>
-            <w:r>
-              <w:rPr>
-                <w:rFonts w:ascii="Courier New" w:cs="Courier New" w:eastAsia="Courier New" w:hAnsi="Courier New"/>
-                <w:color w:val="404040"/>
-                <w:sz w:val="16"/>
-                <w:szCs w:val="16"/>
-              </w:rPr>
-              <w:t xml:space="preserve"># 各ファイルを手動レビュー・解決後:</w:t>
-            </w:r>
-          </w:p>
-          <w:p>
-            <w:pPr>
-              <w:spacing w:before="0" w:after="0"/>
-            </w:pPr>
-            <w:r>
-              <w:rPr>
-                <w:rFonts w:ascii="Courier New" w:cs="Courier New" w:eastAsia="Courier New" w:hAnsi="Courier New"/>
-                <w:color w:val="404040"/>
-                <w:sz w:val="16"/>
-                <w:szCs w:val="16"/>
-              </w:rPr>
-              <w:t xml:space="preserve">git add -A</w:t>
-            </w:r>
-          </w:p>
-          <w:p>
-            <w:pPr>
-              <w:spacing w:before="0" w:after="0"/>
-            </w:pPr>
-            <w:r>
-              <w:rPr>
-                <w:rFonts w:ascii="Courier New" w:cs="Courier New" w:eastAsia="Courier New" w:hAnsi="Courier New"/>
-                <w:color w:val="404040"/>
-                <w:sz w:val="16"/>
-                <w:szCs w:val="16"/>
-              </w:rPr>
-              <w:t xml:space="preserve">git commit -m "feat: merge staging frontend differences (~330 files)"</w:t>
-            </w:r>
-          </w:p>
-          <w:p>
-            <w:pPr>
-              <w:spacing w:before="0" w:after="0"/>
-            </w:pPr>
-            <w:r>
-              <w:rPr>
-                <w:rFonts w:ascii="Courier New" w:cs="Courier New" w:eastAsia="Courier New" w:hAnsi="Courier New"/>
-                <w:color w:val="404040"/>
-                <w:sz w:val="16"/>
-                <w:szCs w:val="16"/>
-              </w:rPr>
-              <w:t xml:space="preserve">git remote remove frontend-stg</w:t>
-            </w:r>
-          </w:p>
-          <w:p>
-            <w:pPr>
-              <w:spacing w:before="0" w:after="0"/>
-            </w:pPr>
-            <w:r>
-              <w:rPr>
-                <w:rFonts w:ascii="Courier New" w:cs="Courier New" w:eastAsia="Courier New" w:hAnsi="Courier New"/>
-                <w:color w:val="404040"/>
-                <w:sz w:val="16"/>
-                <w:szCs w:val="16"/>
-              </w:rPr>
-              <w:t xml:space="preserve"/>
-            </w:r>
-          </w:p>
-          <w:p>
-            <w:pPr>
-              <w:spacing w:before="0" w:after="0"/>
-            </w:pPr>
-            <w:r>
-              <w:rPr>
-                <w:rFonts w:ascii="Courier New" w:cs="Courier New" w:eastAsia="Courier New" w:hAnsi="Courier New"/>
-                <w:color w:val="404040"/>
-                <w:sz w:val="16"/>
-                <w:szCs w:val="16"/>
-              </w:rPr>
-              <w:t xml:space="preserve"># 4. PRを作成してレビュー後にmainへマージ</w:t>
-            </w:r>
-          </w:p>
-          <w:p>
-            <w:pPr>
-              <w:spacing w:before="0" w:after="0"/>
-            </w:pPr>
-            <w:r>
-              <w:rPr>
-                <w:rFonts w:ascii="Courier New" w:cs="Courier New" w:eastAsia="Courier New" w:hAnsi="Courier New"/>
-                <w:color w:val="404040"/>
-                <w:sz w:val="16"/>
-                <w:szCs w:val="16"/>
-              </w:rPr>
-              <w:t xml:space="preserve">git push origin feature/merge-staging-frontend</w:t>
-            </w:r>
-          </w:p>
-          <w:p>
-            <w:pPr>
-              <w:spacing w:before="0" w:after="0"/>
-            </w:pPr>
-            <w:r>
-              <w:rPr>
-                <w:rFonts w:ascii="Courier New" w:cs="Courier New" w:eastAsia="Courier New" w:hAnsi="Courier New"/>
-                <w:color w:val="404040"/>
-                <w:sz w:val="16"/>
-                <w:szCs w:val="16"/>
-              </w:rPr>
-              <w:t xml:space="preserve"># → GitHub上でPR作成 → レビュー → Merge</w:t>
-            </w:r>
-          </w:p>
-        </w:tc>
-      </w:tr>
-    </w:tbl>
     <w:p>
       <w:pPr>
         <w:spacing w:before="100" w:after="100"/>
@@ -9357,7 +6718,7 @@
           <w:sz w:val="18"/>
           <w:szCs w:val="18"/>
         </w:rPr>
-        <w:t xml:space="preserve">Phase 4-3: webpackプロキシ設定変更 / Thay đổi cài đặt proxy webpack</w:t>
+        <w:t xml:space="preserve">Phase 4: フロントエンド統合 / Tích hợp Frontend</w:t>
       </w:r>
     </w:p>
     <w:p>
@@ -9367,25 +6728,13 @@
       <w:r>
         <w:rPr>
           <w:rFonts w:ascii="BIZ UDPGothic" w:cs="BIZ UDPGothic" w:eastAsia="BIZ UDPGothic" w:hAnsi="BIZ UDPGothic"/>
+          <w:b/>
+          <w:bCs/>
           <w:color w:val="404040"/>
           <w:sz w:val="18"/>
           <w:szCs w:val="18"/>
         </w:rPr>
-        <w:t xml:space="preserve">フロントエンドの webpack.config.js のプロキシ設定を、2バックエンド対応に変更する。</w:t>
-      </w:r>
-      <w:r>
-        <w:br/>
-      </w:r>
-      <w:r>
-        <w:rPr>
-          <w:rFonts w:ascii="BIZ UDPGothic" w:cs="BIZ UDPGothic" w:eastAsia="BIZ UDPGothic" w:hAnsi="BIZ UDPGothic"/>
-          <w:i/>
-          <w:iCs/>
-          <w:color w:val="777777"/>
-          <w:sz w:val="16"/>
-          <w:szCs w:val="16"/>
-        </w:rPr>
-        <w:t xml:space="preserve">/ Thay đổi cài đặt proxy trong webpack.config.js của frontend để hỗ trợ 2 backend.</w:t>
+        <w:t xml:space="preserve">Phase 4: webpackプロキシ変更 / Thay đổi cài đặt proxy webpack</w:t>
       </w:r>
     </w:p>
     <w:tbl>
@@ -9512,7 +6861,7 @@
                 <w:sz w:val="16"/>
                 <w:szCs w:val="16"/>
               </w:rPr>
-              <w:t xml:space="preserve">// webpack.config.js</w:t>
+              <w:t xml:space="preserve">// 既存: 単一バックエンド</w:t>
             </w:r>
           </w:p>
           <w:p>
@@ -9631,54 +6980,6 @@
               <w:right w:type="dxa" w:w="120"/>
             </w:tcMar>
           </w:tcPr>
-          <w:p>
-            <w:pPr>
-              <w:spacing w:before="0" w:after="0"/>
-            </w:pPr>
-            <w:r>
-              <w:rPr>
-                <w:rFonts w:ascii="Courier New" w:cs="Courier New" w:eastAsia="Courier New" w:hAnsi="Courier New"/>
-                <w:b w:val="false"/>
-                <w:bCs w:val="false"/>
-                <w:color w:val="404040"/>
-                <w:sz w:val="16"/>
-                <w:szCs w:val="16"/>
-              </w:rPr>
-              <w:t xml:space="preserve">// webpack.config.js</w:t>
-            </w:r>
-          </w:p>
-          <w:p>
-            <w:pPr>
-              <w:spacing w:before="0" w:after="0"/>
-            </w:pPr>
-            <w:r>
-              <w:rPr>
-                <w:rFonts w:ascii="Courier New" w:cs="Courier New" w:eastAsia="Courier New" w:hAnsi="Courier New"/>
-                <w:b w:val="false"/>
-                <w:bCs w:val="false"/>
-                <w:color w:val="404040"/>
-                <w:sz w:val="16"/>
-                <w:szCs w:val="16"/>
-              </w:rPr>
-              <w:t xml:space="preserve">proxy: [{</w:t>
-            </w:r>
-          </w:p>
-          <w:p>
-            <w:pPr>
-              <w:spacing w:before="0" w:after="0"/>
-            </w:pPr>
-            <w:r>
-              <w:rPr>
-                <w:rFonts w:ascii="Courier New" w:cs="Courier New" w:eastAsia="Courier New" w:hAnsi="Courier New"/>
-                <w:b w:val="false"/>
-                <w:bCs w:val="false"/>
-                <w:color w:val="404040"/>
-                <w:sz w:val="16"/>
-                <w:szCs w:val="16"/>
-              </w:rPr>
-              <w:t xml:space="preserve">  context: ['/api',</w:t>
-            </w:r>
-          </w:p>
           <w:p>
             <w:pPr>
               <w:spacing w:before="0" w:after="0"/>
@@ -9692,7 +6993,7 @@
                 <w:sz w:val="16"/>
                 <w:szCs w:val="16"/>
               </w:rPr>
-              <w:t xml:space="preserve">    '/services', '/management'],</w:t>
+              <w:t xml:space="preserve">// 変更後: 2バックエンド対応</w:t>
             </w:r>
           </w:p>
           <w:p>
@@ -9708,7 +7009,23 @@
                 <w:sz w:val="16"/>
                 <w:szCs w:val="16"/>
               </w:rPr>
-              <w:t xml:space="preserve">  target:</w:t>
+              <w:t xml:space="preserve">proxy: [{</w:t>
+            </w:r>
+          </w:p>
+          <w:p>
+            <w:pPr>
+              <w:spacing w:before="0" w:after="0"/>
+            </w:pPr>
+            <w:r>
+              <w:rPr>
+                <w:rFonts w:ascii="Courier New" w:cs="Courier New" w:eastAsia="Courier New" w:hAnsi="Courier New"/>
+                <w:b w:val="false"/>
+                <w:bCs w:val="false"/>
+                <w:color w:val="404040"/>
+                <w:sz w:val="16"/>
+                <w:szCs w:val="16"/>
+              </w:rPr>
+              <w:t xml:space="preserve">  context: ['/api',</w:t>
             </w:r>
           </w:p>
           <w:p>
@@ -9724,7 +7041,7 @@
                 <w:sz w:val="16"/>
                 <w:szCs w:val="16"/>
               </w:rPr>
-              <w:t xml:space="preserve">    'http://localhost:8081',</w:t>
+              <w:t xml:space="preserve">    '/services', '/management'],</w:t>
             </w:r>
           </w:p>
           <w:p>
@@ -9740,7 +7057,7 @@
                 <w:sz w:val="16"/>
                 <w:szCs w:val="16"/>
               </w:rPr>
-              <w:t xml:space="preserve">  secure: false,</w:t>
+              <w:t xml:space="preserve">  target:</w:t>
             </w:r>
           </w:p>
           <w:p>
@@ -9756,7 +7073,7 @@
                 <w:sz w:val="16"/>
                 <w:szCs w:val="16"/>
               </w:rPr>
-              <w:t xml:space="preserve">}, {</w:t>
+              <w:t xml:space="preserve">    'http://localhost:8081',</w:t>
             </w:r>
           </w:p>
           <w:p>
@@ -9772,7 +7089,23 @@
                 <w:sz w:val="16"/>
                 <w:szCs w:val="16"/>
               </w:rPr>
-              <w:t xml:space="preserve">  context: ['/gift',</w:t>
+              <w:t xml:space="preserve">  // pos-server</w:t>
+            </w:r>
+          </w:p>
+          <w:p>
+            <w:pPr>
+              <w:spacing w:before="0" w:after="0"/>
+            </w:pPr>
+            <w:r>
+              <w:rPr>
+                <w:rFonts w:ascii="Courier New" w:cs="Courier New" w:eastAsia="Courier New" w:hAnsi="Courier New"/>
+                <w:b w:val="false"/>
+                <w:bCs w:val="false"/>
+                <w:color w:val="404040"/>
+                <w:sz w:val="16"/>
+                <w:szCs w:val="16"/>
+              </w:rPr>
+              <w:t xml:space="preserve">  secure: false,</w:t>
             </w:r>
           </w:p>
           <w:p>
@@ -9788,7 +7121,7 @@
                 <w:sz w:val="16"/>
                 <w:szCs w:val="16"/>
               </w:rPr>
-              <w:t xml:space="preserve">            '/gift-api'],</w:t>
+              <w:t xml:space="preserve">}, {</w:t>
             </w:r>
           </w:p>
           <w:p>
@@ -9804,7 +7137,7 @@
                 <w:sz w:val="16"/>
                 <w:szCs w:val="16"/>
               </w:rPr>
-              <w:t xml:space="preserve">  target:</w:t>
+              <w:t xml:space="preserve">  context: ['/gift',</w:t>
             </w:r>
           </w:p>
           <w:p>
@@ -9820,7 +7153,7 @@
                 <w:sz w:val="16"/>
                 <w:szCs w:val="16"/>
               </w:rPr>
-              <w:t xml:space="preserve">    'http://localhost:8080',</w:t>
+              <w:t xml:space="preserve">            '/gift-api'],</w:t>
             </w:r>
           </w:p>
           <w:p>
@@ -9836,7 +7169,7 @@
                 <w:sz w:val="16"/>
                 <w:szCs w:val="16"/>
               </w:rPr>
-              <w:t xml:space="preserve">  secure: false,</w:t>
+              <w:t xml:space="preserve">  target:</w:t>
             </w:r>
           </w:p>
           <w:p>
@@ -9852,80 +7185,9 @@
                 <w:sz w:val="16"/>
                 <w:szCs w:val="16"/>
               </w:rPr>
-              <w:t xml:space="preserve">}]</w:t>
-            </w:r>
-          </w:p>
-        </w:tc>
-      </w:tr>
-    </w:tbl>
-    <w:p>
-      <w:pPr>
-        <w:spacing w:before="100" w:after="100"/>
-      </w:pPr>
-      <w:r>
-        <w:rPr>
-          <w:rFonts w:ascii="BIZ UDPGothic" w:cs="BIZ UDPGothic" w:eastAsia="BIZ UDPGothic" w:hAnsi="BIZ UDPGothic"/>
-          <w:b/>
-          <w:bCs/>
-          <w:color w:val="C8102E"/>
-          <w:sz w:val="20"/>
-          <w:szCs w:val="20"/>
-        </w:rPr>
-        <w:t xml:space="preserve">■ Phase 5: Docker / CI/CD 整備 / Thiết lập Docker / CI/CD</w:t>
-      </w:r>
-    </w:p>
-    <w:p>
-      <w:pPr>
-        <w:spacing w:before="100" w:after="100"/>
-      </w:pPr>
-      <w:r>
-        <w:rPr>
-          <w:rFonts w:ascii="BIZ UDPGothic" w:cs="BIZ UDPGothic" w:eastAsia="BIZ UDPGothic" w:hAnsi="BIZ UDPGothic"/>
-          <w:b/>
-          <w:bCs/>
-          <w:color w:val="404040"/>
-          <w:sz w:val="18"/>
-          <w:szCs w:val="18"/>
-        </w:rPr>
-        <w:t xml:space="preserve">Phase 5-1: docker-compose.yml 作成 / Tạo docker-compose.yml</w:t>
-      </w:r>
-    </w:p>
-    <w:tbl>
-      <w:tblPr>
-        <w:tblW w:type="dxa" w:w="9506"/>
-        <w:tblBorders>
-          <w:top w:val="single" w:color="CCCCCC" w:sz="4"/>
-          <w:left w:val="single" w:color="CCCCCC" w:sz="4"/>
-          <w:bottom w:val="single" w:color="CCCCCC" w:sz="4"/>
-          <w:right w:val="single" w:color="CCCCCC" w:sz="4"/>
-          <w:insideH w:val="single" w:color="auto" w:sz="4"/>
-          <w:insideV w:val="single" w:color="auto" w:sz="4"/>
-        </w:tblBorders>
-      </w:tblPr>
-      <w:tblGrid>
-        <w:gridCol w:w="9506"/>
-      </w:tblGrid>
-      <w:tr>
-        <w:trPr>
-          <w:cantSplit/>
-        </w:trPr>
-        <w:tc>
-          <w:tcPr>
-            <w:tcW w:type="dxa" w:w="9506"/>
-            <w:tcBorders>
-              <w:top w:val="single" w:color="CCCCCC" w:sz="4"/>
-              <w:left w:val="single" w:color="CCCCCC" w:sz="4"/>
-              <w:bottom w:val="single" w:color="CCCCCC" w:sz="4"/>
-              <w:right w:val="single" w:color="CCCCCC" w:sz="4"/>
-            </w:tcBorders>
-            <w:shd w:fill="F5F5F5" w:val="clear"/>
-            <w:tcMar>
-              <w:top w:type="dxa" w:w="80"/>
-              <w:left w:type="dxa" w:w="200"/>
-              <w:bottom w:type="dxa" w:w="80"/>
-              <w:right w:type="dxa" w:w="200"/>
-            </w:tcMar>
-          </w:tcPr>
+              <w:t xml:space="preserve">    'http://localhost:8080',</w:t>
+            </w:r>
+          </w:p>
           <w:p>
             <w:pPr>
               <w:spacing w:before="0" w:after="0"/>
@@ -9933,2139 +7195,45 @@
             <w:r>
               <w:rPr>
                 <w:rFonts w:ascii="Courier New" w:cs="Courier New" w:eastAsia="Courier New" w:hAnsi="Courier New"/>
-                <w:color w:val="404040"/>
-                <w:sz w:val="16"/>
-                <w:szCs w:val="16"/>
-              </w:rPr>
-              <w:t xml:space="preserve"># POS-SERVER/docker-compose.yml</w:t>
-            </w:r>
-          </w:p>
-          <w:p>
-            <w:pPr>
-              <w:spacing w:before="0" w:after="0"/>
-            </w:pPr>
-            <w:r>
-              <w:rPr>
-                <w:rFonts w:ascii="Courier New" w:cs="Courier New" w:eastAsia="Courier New" w:hAnsi="Courier New"/>
-                <w:color w:val="404040"/>
-                <w:sz w:val="16"/>
-                <w:szCs w:val="16"/>
-              </w:rPr>
-              <w:t xml:space="preserve">version: '3.8'</w:t>
-            </w:r>
-          </w:p>
-          <w:p>
-            <w:pPr>
-              <w:spacing w:before="0" w:after="0"/>
-            </w:pPr>
-            <w:r>
-              <w:rPr>
-                <w:rFonts w:ascii="Courier New" w:cs="Courier New" w:eastAsia="Courier New" w:hAnsi="Courier New"/>
-                <w:color w:val="404040"/>
-                <w:sz w:val="16"/>
-                <w:szCs w:val="16"/>
-              </w:rPr>
-              <w:t xml:space="preserve">services:</w:t>
-            </w:r>
-          </w:p>
-          <w:p>
-            <w:pPr>
-              <w:spacing w:before="0" w:after="0"/>
-            </w:pPr>
-            <w:r>
-              <w:rPr>
-                <w:rFonts w:ascii="Courier New" w:cs="Courier New" w:eastAsia="Courier New" w:hAnsi="Courier New"/>
-                <w:color w:val="404040"/>
-                <w:sz w:val="16"/>
-                <w:szCs w:val="16"/>
-              </w:rPr>
-              <w:t xml:space="preserve">  pos-server:</w:t>
-            </w:r>
-          </w:p>
-          <w:p>
-            <w:pPr>
-              <w:spacing w:before="0" w:after="0"/>
-            </w:pPr>
-            <w:r>
-              <w:rPr>
-                <w:rFonts w:ascii="Courier New" w:cs="Courier New" w:eastAsia="Courier New" w:hAnsi="Courier New"/>
-                <w:color w:val="404040"/>
-                <w:sz w:val="16"/>
-                <w:szCs w:val="16"/>
-              </w:rPr>
-              <w:t xml:space="preserve">    build: ./backend/pos-server</w:t>
-            </w:r>
-          </w:p>
-          <w:p>
-            <w:pPr>
-              <w:spacing w:before="0" w:after="0"/>
-            </w:pPr>
-            <w:r>
-              <w:rPr>
-                <w:rFonts w:ascii="Courier New" w:cs="Courier New" w:eastAsia="Courier New" w:hAnsi="Courier New"/>
-                <w:color w:val="404040"/>
-                <w:sz w:val="16"/>
-                <w:szCs w:val="16"/>
-              </w:rPr>
-              <w:t xml:space="preserve">    ports:</w:t>
-            </w:r>
-          </w:p>
-          <w:p>
-            <w:pPr>
-              <w:spacing w:before="0" w:after="0"/>
-            </w:pPr>
-            <w:r>
-              <w:rPr>
-                <w:rFonts w:ascii="Courier New" w:cs="Courier New" w:eastAsia="Courier New" w:hAnsi="Courier New"/>
-                <w:color w:val="404040"/>
-                <w:sz w:val="16"/>
-                <w:szCs w:val="16"/>
-              </w:rPr>
-              <w:t xml:space="preserve">      - '8081:8081'</w:t>
-            </w:r>
-          </w:p>
-          <w:p>
-            <w:pPr>
-              <w:spacing w:before="0" w:after="0"/>
-            </w:pPr>
-            <w:r>
-              <w:rPr>
-                <w:rFonts w:ascii="Courier New" w:cs="Courier New" w:eastAsia="Courier New" w:hAnsi="Courier New"/>
-                <w:color w:val="404040"/>
-                <w:sz w:val="16"/>
-                <w:szCs w:val="16"/>
-              </w:rPr>
-              <w:t xml:space="preserve">    env_file: .env</w:t>
-            </w:r>
-          </w:p>
-          <w:p>
-            <w:pPr>
-              <w:spacing w:before="0" w:after="0"/>
-            </w:pPr>
-            <w:r>
-              <w:rPr>
-                <w:rFonts w:ascii="Courier New" w:cs="Courier New" w:eastAsia="Courier New" w:hAnsi="Courier New"/>
-                <w:color w:val="404040"/>
-                <w:sz w:val="16"/>
-                <w:szCs w:val="16"/>
-              </w:rPr>
-              <w:t xml:space="preserve"/>
-            </w:r>
-          </w:p>
-          <w:p>
-            <w:pPr>
-              <w:spacing w:before="0" w:after="0"/>
-            </w:pPr>
-            <w:r>
-              <w:rPr>
-                <w:rFonts w:ascii="Courier New" w:cs="Courier New" w:eastAsia="Courier New" w:hAnsi="Courier New"/>
-                <w:color w:val="404040"/>
-                <w:sz w:val="16"/>
-                <w:szCs w:val="16"/>
-              </w:rPr>
-              <w:t xml:space="preserve">  gift-card-server:</w:t>
-            </w:r>
-          </w:p>
-          <w:p>
-            <w:pPr>
-              <w:spacing w:before="0" w:after="0"/>
-            </w:pPr>
-            <w:r>
-              <w:rPr>
-                <w:rFonts w:ascii="Courier New" w:cs="Courier New" w:eastAsia="Courier New" w:hAnsi="Courier New"/>
-                <w:color w:val="404040"/>
-                <w:sz w:val="16"/>
-                <w:szCs w:val="16"/>
-              </w:rPr>
-              <w:t xml:space="preserve">    build: ./backend/gift-card-server</w:t>
-            </w:r>
-          </w:p>
-          <w:p>
-            <w:pPr>
-              <w:spacing w:before="0" w:after="0"/>
-            </w:pPr>
-            <w:r>
-              <w:rPr>
-                <w:rFonts w:ascii="Courier New" w:cs="Courier New" w:eastAsia="Courier New" w:hAnsi="Courier New"/>
-                <w:color w:val="404040"/>
-                <w:sz w:val="16"/>
-                <w:szCs w:val="16"/>
-              </w:rPr>
-              <w:t xml:space="preserve">    ports:</w:t>
-            </w:r>
-          </w:p>
-          <w:p>
-            <w:pPr>
-              <w:spacing w:before="0" w:after="0"/>
-            </w:pPr>
-            <w:r>
-              <w:rPr>
-                <w:rFonts w:ascii="Courier New" w:cs="Courier New" w:eastAsia="Courier New" w:hAnsi="Courier New"/>
-                <w:color w:val="404040"/>
-                <w:sz w:val="16"/>
-                <w:szCs w:val="16"/>
-              </w:rPr>
-              <w:t xml:space="preserve">      - '8080:8080'</w:t>
-            </w:r>
-          </w:p>
-          <w:p>
-            <w:pPr>
-              <w:spacing w:before="0" w:after="0"/>
-            </w:pPr>
-            <w:r>
-              <w:rPr>
-                <w:rFonts w:ascii="Courier New" w:cs="Courier New" w:eastAsia="Courier New" w:hAnsi="Courier New"/>
-                <w:color w:val="404040"/>
-                <w:sz w:val="16"/>
-                <w:szCs w:val="16"/>
-              </w:rPr>
-              <w:t xml:space="preserve">    env_file: .env</w:t>
-            </w:r>
-          </w:p>
-          <w:p>
-            <w:pPr>
-              <w:spacing w:before="0" w:after="0"/>
-            </w:pPr>
-            <w:r>
-              <w:rPr>
-                <w:rFonts w:ascii="Courier New" w:cs="Courier New" w:eastAsia="Courier New" w:hAnsi="Courier New"/>
-                <w:color w:val="404040"/>
-                <w:sz w:val="16"/>
-                <w:szCs w:val="16"/>
-              </w:rPr>
-              <w:t xml:space="preserve"/>
-            </w:r>
-          </w:p>
-          <w:p>
-            <w:pPr>
-              <w:spacing w:before="0" w:after="0"/>
-            </w:pPr>
-            <w:r>
-              <w:rPr>
-                <w:rFonts w:ascii="Courier New" w:cs="Courier New" w:eastAsia="Courier New" w:hAnsi="Courier New"/>
-                <w:color w:val="404040"/>
-                <w:sz w:val="16"/>
-                <w:szCs w:val="16"/>
-              </w:rPr>
-              <w:t xml:space="preserve">  frontend:</w:t>
-            </w:r>
-          </w:p>
-          <w:p>
-            <w:pPr>
-              <w:spacing w:before="0" w:after="0"/>
-            </w:pPr>
-            <w:r>
-              <w:rPr>
-                <w:rFonts w:ascii="Courier New" w:cs="Courier New" w:eastAsia="Courier New" w:hAnsi="Courier New"/>
-                <w:color w:val="404040"/>
-                <w:sz w:val="16"/>
-                <w:szCs w:val="16"/>
-              </w:rPr>
-              <w:t xml:space="preserve">    build: ./frontend</w:t>
-            </w:r>
-          </w:p>
-          <w:p>
-            <w:pPr>
-              <w:spacing w:before="0" w:after="0"/>
-            </w:pPr>
-            <w:r>
-              <w:rPr>
-                <w:rFonts w:ascii="Courier New" w:cs="Courier New" w:eastAsia="Courier New" w:hAnsi="Courier New"/>
-                <w:color w:val="404040"/>
-                <w:sz w:val="16"/>
-                <w:szCs w:val="16"/>
-              </w:rPr>
-              <w:t xml:space="preserve">    ports:</w:t>
-            </w:r>
-          </w:p>
-          <w:p>
-            <w:pPr>
-              <w:spacing w:before="0" w:after="0"/>
-            </w:pPr>
-            <w:r>
-              <w:rPr>
-                <w:rFonts w:ascii="Courier New" w:cs="Courier New" w:eastAsia="Courier New" w:hAnsi="Courier New"/>
-                <w:color w:val="404040"/>
-                <w:sz w:val="16"/>
-                <w:szCs w:val="16"/>
-              </w:rPr>
-              <w:t xml:space="preserve">      - '9060:9060'</w:t>
-            </w:r>
-          </w:p>
-          <w:p>
-            <w:pPr>
-              <w:spacing w:before="0" w:after="0"/>
-            </w:pPr>
-            <w:r>
-              <w:rPr>
-                <w:rFonts w:ascii="Courier New" w:cs="Courier New" w:eastAsia="Courier New" w:hAnsi="Courier New"/>
-                <w:color w:val="404040"/>
-                <w:sz w:val="16"/>
-                <w:szCs w:val="16"/>
-              </w:rPr>
-              <w:t xml:space="preserve">    depends_on:</w:t>
-            </w:r>
-          </w:p>
-          <w:p>
-            <w:pPr>
-              <w:spacing w:before="0" w:after="0"/>
-            </w:pPr>
-            <w:r>
-              <w:rPr>
-                <w:rFonts w:ascii="Courier New" w:cs="Courier New" w:eastAsia="Courier New" w:hAnsi="Courier New"/>
-                <w:color w:val="404040"/>
-                <w:sz w:val="16"/>
-                <w:szCs w:val="16"/>
-              </w:rPr>
-              <w:t xml:space="preserve">      - pos-server</w:t>
-            </w:r>
-          </w:p>
-          <w:p>
-            <w:pPr>
-              <w:spacing w:before="0" w:after="0"/>
-            </w:pPr>
-            <w:r>
-              <w:rPr>
-                <w:rFonts w:ascii="Courier New" w:cs="Courier New" w:eastAsia="Courier New" w:hAnsi="Courier New"/>
-                <w:color w:val="404040"/>
-                <w:sz w:val="16"/>
-                <w:szCs w:val="16"/>
-              </w:rPr>
-              <w:t xml:space="preserve">      - gift-card-server</w:t>
-            </w:r>
-          </w:p>
-        </w:tc>
-      </w:tr>
-    </w:tbl>
-    <w:p>
-      <w:pPr>
-        <w:spacing w:before="100" w:after="100"/>
-      </w:pPr>
-      <w:r>
-        <w:rPr>
-          <w:rFonts w:ascii="BIZ UDPGothic" w:cs="BIZ UDPGothic" w:eastAsia="BIZ UDPGothic" w:hAnsi="BIZ UDPGothic"/>
-          <w:b/>
-          <w:bCs/>
-          <w:color w:val="404040"/>
-          <w:sz w:val="18"/>
-          <w:szCs w:val="18"/>
-        </w:rPr>
-        <w:t xml:space="preserve">Phase 5-2: .env.example 作成 / Tạo .env.example</w:t>
-      </w:r>
-    </w:p>
-    <w:tbl>
-      <w:tblPr>
-        <w:tblW w:type="dxa" w:w="9506"/>
-        <w:tblBorders>
-          <w:top w:val="single" w:color="CCCCCC" w:sz="4"/>
-          <w:left w:val="single" w:color="CCCCCC" w:sz="4"/>
-          <w:bottom w:val="single" w:color="CCCCCC" w:sz="4"/>
-          <w:right w:val="single" w:color="CCCCCC" w:sz="4"/>
-          <w:insideH w:val="single" w:color="auto" w:sz="4"/>
-          <w:insideV w:val="single" w:color="auto" w:sz="4"/>
-        </w:tblBorders>
-      </w:tblPr>
-      <w:tblGrid>
-        <w:gridCol w:w="9506"/>
-      </w:tblGrid>
-      <w:tr>
-        <w:trPr>
-          <w:cantSplit/>
-        </w:trPr>
-        <w:tc>
-          <w:tcPr>
-            <w:tcW w:type="dxa" w:w="9506"/>
-            <w:tcBorders>
-              <w:top w:val="single" w:color="CCCCCC" w:sz="4"/>
-              <w:left w:val="single" w:color="CCCCCC" w:sz="4"/>
-              <w:bottom w:val="single" w:color="CCCCCC" w:sz="4"/>
-              <w:right w:val="single" w:color="CCCCCC" w:sz="4"/>
-            </w:tcBorders>
-            <w:shd w:fill="F5F5F5" w:val="clear"/>
-            <w:tcMar>
-              <w:top w:type="dxa" w:w="80"/>
-              <w:left w:type="dxa" w:w="200"/>
-              <w:bottom w:type="dxa" w:w="80"/>
-              <w:right w:type="dxa" w:w="200"/>
-            </w:tcMar>
-          </w:tcPr>
-          <w:p>
-            <w:pPr>
-              <w:spacing w:before="0" w:after="0"/>
-            </w:pPr>
-            <w:r>
-              <w:rPr>
-                <w:rFonts w:ascii="Courier New" w:cs="Courier New" w:eastAsia="Courier New" w:hAnsi="Courier New"/>
-                <w:color w:val="404040"/>
-                <w:sz w:val="16"/>
-                <w:szCs w:val="16"/>
-              </w:rPr>
-              <w:t xml:space="preserve"># POS-SERVER/.env.example</w:t>
-            </w:r>
-          </w:p>
-          <w:p>
-            <w:pPr>
-              <w:spacing w:before="0" w:after="0"/>
-            </w:pPr>
-            <w:r>
-              <w:rPr>
-                <w:rFonts w:ascii="Courier New" w:cs="Courier New" w:eastAsia="Courier New" w:hAnsi="Courier New"/>
-                <w:color w:val="404040"/>
-                <w:sz w:val="16"/>
-                <w:szCs w:val="16"/>
-              </w:rPr>
-              <w:t xml:space="preserve"># --- Database ---</w:t>
-            </w:r>
-          </w:p>
-          <w:p>
-            <w:pPr>
-              <w:spacing w:before="0" w:after="0"/>
-            </w:pPr>
-            <w:r>
-              <w:rPr>
-                <w:rFonts w:ascii="Courier New" w:cs="Courier New" w:eastAsia="Courier New" w:hAnsi="Courier New"/>
-                <w:color w:val="404040"/>
-                <w:sz w:val="16"/>
-                <w:szCs w:val="16"/>
-              </w:rPr>
-              <w:t xml:space="preserve">DB_HOST=ksm-posprd-db-cluster.cluster-xxxxx.ap-northeast-1.rds.amazonaws.com</w:t>
-            </w:r>
-          </w:p>
-          <w:p>
-            <w:pPr>
-              <w:spacing w:before="0" w:after="0"/>
-            </w:pPr>
-            <w:r>
-              <w:rPr>
-                <w:rFonts w:ascii="Courier New" w:cs="Courier New" w:eastAsia="Courier New" w:hAnsi="Courier New"/>
-                <w:color w:val="404040"/>
-                <w:sz w:val="16"/>
-                <w:szCs w:val="16"/>
-              </w:rPr>
-              <w:t xml:space="preserve">DB_PORT=3306</w:t>
-            </w:r>
-          </w:p>
-          <w:p>
-            <w:pPr>
-              <w:spacing w:before="0" w:after="0"/>
-            </w:pPr>
-            <w:r>
-              <w:rPr>
-                <w:rFonts w:ascii="Courier New" w:cs="Courier New" w:eastAsia="Courier New" w:hAnsi="Courier New"/>
-                <w:color w:val="404040"/>
-                <w:sz w:val="16"/>
-                <w:szCs w:val="16"/>
-              </w:rPr>
-              <w:t xml:space="preserve">DB_NAME=M_KSM</w:t>
-            </w:r>
-          </w:p>
-          <w:p>
-            <w:pPr>
-              <w:spacing w:before="0" w:after="0"/>
-            </w:pPr>
-            <w:r>
-              <w:rPr>
-                <w:rFonts w:ascii="Courier New" w:cs="Courier New" w:eastAsia="Courier New" w:hAnsi="Courier New"/>
-                <w:color w:val="404040"/>
-                <w:sz w:val="16"/>
-                <w:szCs w:val="16"/>
-              </w:rPr>
-              <w:t xml:space="preserve">DB_USER=</w:t>
-            </w:r>
-          </w:p>
-          <w:p>
-            <w:pPr>
-              <w:spacing w:before="0" w:after="0"/>
-            </w:pPr>
-            <w:r>
-              <w:rPr>
-                <w:rFonts w:ascii="Courier New" w:cs="Courier New" w:eastAsia="Courier New" w:hAnsi="Courier New"/>
-                <w:color w:val="404040"/>
-                <w:sz w:val="16"/>
-                <w:szCs w:val="16"/>
-              </w:rPr>
-              <w:t xml:space="preserve">DB_PASSWORD=</w:t>
-            </w:r>
-          </w:p>
-          <w:p>
-            <w:pPr>
-              <w:spacing w:before="0" w:after="0"/>
-            </w:pPr>
-            <w:r>
-              <w:rPr>
-                <w:rFonts w:ascii="Courier New" w:cs="Courier New" w:eastAsia="Courier New" w:hAnsi="Courier New"/>
-                <w:color w:val="404040"/>
-                <w:sz w:val="16"/>
-                <w:szCs w:val="16"/>
-              </w:rPr>
-              <w:t xml:space="preserve"/>
-            </w:r>
-          </w:p>
-          <w:p>
-            <w:pPr>
-              <w:spacing w:before="0" w:after="0"/>
-            </w:pPr>
-            <w:r>
-              <w:rPr>
-                <w:rFonts w:ascii="Courier New" w:cs="Courier New" w:eastAsia="Courier New" w:hAnsi="Courier New"/>
-                <w:color w:val="404040"/>
-                <w:sz w:val="16"/>
-                <w:szCs w:val="16"/>
-              </w:rPr>
-              <w:t xml:space="preserve"># --- pos-server (Kotlin :8081) ---</w:t>
-            </w:r>
-          </w:p>
-          <w:p>
-            <w:pPr>
-              <w:spacing w:before="0" w:after="0"/>
-            </w:pPr>
-            <w:r>
-              <w:rPr>
-                <w:rFonts w:ascii="Courier New" w:cs="Courier New" w:eastAsia="Courier New" w:hAnsi="Courier New"/>
-                <w:color w:val="404040"/>
-                <w:sz w:val="16"/>
-                <w:szCs w:val="16"/>
-              </w:rPr>
-              <w:t xml:space="preserve">POS_SERVER_PORT=8081</w:t>
-            </w:r>
-          </w:p>
-          <w:p>
-            <w:pPr>
-              <w:spacing w:before="0" w:after="0"/>
-            </w:pPr>
-            <w:r>
-              <w:rPr>
-                <w:rFonts w:ascii="Courier New" w:cs="Courier New" w:eastAsia="Courier New" w:hAnsi="Courier New"/>
-                <w:color w:val="404040"/>
-                <w:sz w:val="16"/>
-                <w:szCs w:val="16"/>
-              </w:rPr>
-              <w:t xml:space="preserve">JWT_SECRET=</w:t>
-            </w:r>
-          </w:p>
-          <w:p>
-            <w:pPr>
-              <w:spacing w:before="0" w:after="0"/>
-            </w:pPr>
-            <w:r>
-              <w:rPr>
-                <w:rFonts w:ascii="Courier New" w:cs="Courier New" w:eastAsia="Courier New" w:hAnsi="Courier New"/>
-                <w:color w:val="404040"/>
-                <w:sz w:val="16"/>
-                <w:szCs w:val="16"/>
-              </w:rPr>
-              <w:t xml:space="preserve"/>
-            </w:r>
-          </w:p>
-          <w:p>
-            <w:pPr>
-              <w:spacing w:before="0" w:after="0"/>
-            </w:pPr>
-            <w:r>
-              <w:rPr>
-                <w:rFonts w:ascii="Courier New" w:cs="Courier New" w:eastAsia="Courier New" w:hAnsi="Courier New"/>
-                <w:color w:val="404040"/>
-                <w:sz w:val="16"/>
-                <w:szCs w:val="16"/>
-              </w:rPr>
-              <w:t xml:space="preserve"># --- gift-card-server (Java :8080) ---</w:t>
-            </w:r>
-          </w:p>
-          <w:p>
-            <w:pPr>
-              <w:spacing w:before="0" w:after="0"/>
-            </w:pPr>
-            <w:r>
-              <w:rPr>
-                <w:rFonts w:ascii="Courier New" w:cs="Courier New" w:eastAsia="Courier New" w:hAnsi="Courier New"/>
-                <w:color w:val="404040"/>
-                <w:sz w:val="16"/>
-                <w:szCs w:val="16"/>
-              </w:rPr>
-              <w:t xml:space="preserve">GIFT_SERVER_PORT=8080</w:t>
-            </w:r>
-          </w:p>
-          <w:p>
-            <w:pPr>
-              <w:spacing w:before="0" w:after="0"/>
-            </w:pPr>
-            <w:r>
-              <w:rPr>
-                <w:rFonts w:ascii="Courier New" w:cs="Courier New" w:eastAsia="Courier New" w:hAnsi="Courier New"/>
-                <w:color w:val="404040"/>
-                <w:sz w:val="16"/>
-                <w:szCs w:val="16"/>
-              </w:rPr>
-              <w:t xml:space="preserve">SFTP_HOST=</w:t>
-            </w:r>
-          </w:p>
-          <w:p>
-            <w:pPr>
-              <w:spacing w:before="0" w:after="0"/>
-            </w:pPr>
-            <w:r>
-              <w:rPr>
-                <w:rFonts w:ascii="Courier New" w:cs="Courier New" w:eastAsia="Courier New" w:hAnsi="Courier New"/>
-                <w:color w:val="404040"/>
-                <w:sz w:val="16"/>
-                <w:szCs w:val="16"/>
-              </w:rPr>
-              <w:t xml:space="preserve">SFTP_USER=</w:t>
-            </w:r>
-          </w:p>
-          <w:p>
-            <w:pPr>
-              <w:spacing w:before="0" w:after="0"/>
-            </w:pPr>
-            <w:r>
-              <w:rPr>
-                <w:rFonts w:ascii="Courier New" w:cs="Courier New" w:eastAsia="Courier New" w:hAnsi="Courier New"/>
-                <w:color w:val="404040"/>
-                <w:sz w:val="16"/>
-                <w:szCs w:val="16"/>
-              </w:rPr>
-              <w:t xml:space="preserve"/>
-            </w:r>
-          </w:p>
-          <w:p>
-            <w:pPr>
-              <w:spacing w:before="0" w:after="0"/>
-            </w:pPr>
-            <w:r>
-              <w:rPr>
-                <w:rFonts w:ascii="Courier New" w:cs="Courier New" w:eastAsia="Courier New" w:hAnsi="Courier New"/>
-                <w:color w:val="404040"/>
-                <w:sz w:val="16"/>
-                <w:szCs w:val="16"/>
-              </w:rPr>
-              <w:t xml:space="preserve"># --- frontend (React :9060) ---</w:t>
-            </w:r>
-          </w:p>
-          <w:p>
-            <w:pPr>
-              <w:spacing w:before="0" w:after="0"/>
-            </w:pPr>
-            <w:r>
-              <w:rPr>
-                <w:rFonts w:ascii="Courier New" w:cs="Courier New" w:eastAsia="Courier New" w:hAnsi="Courier New"/>
-                <w:color w:val="404040"/>
-                <w:sz w:val="16"/>
-                <w:szCs w:val="16"/>
-              </w:rPr>
-              <w:t xml:space="preserve">FRONTEND_PORT=9060</w:t>
-            </w:r>
-          </w:p>
-          <w:p>
-            <w:pPr>
-              <w:spacing w:before="0" w:after="0"/>
-            </w:pPr>
-            <w:r>
-              <w:rPr>
-                <w:rFonts w:ascii="Courier New" w:cs="Courier New" w:eastAsia="Courier New" w:hAnsi="Courier New"/>
-                <w:color w:val="404040"/>
-                <w:sz w:val="16"/>
-                <w:szCs w:val="16"/>
-              </w:rPr>
-              <w:t xml:space="preserve">REACT_APP_API_URL=http://localhost:8081</w:t>
-            </w:r>
-          </w:p>
-        </w:tc>
-      </w:tr>
-    </w:tbl>
-    <w:p>
-      <w:pPr>
-        <w:spacing w:before="100" w:after="100"/>
-      </w:pPr>
-      <w:r>
-        <w:rPr>
-          <w:rFonts w:ascii="BIZ UDPGothic" w:cs="BIZ UDPGothic" w:eastAsia="BIZ UDPGothic" w:hAnsi="BIZ UDPGothic"/>
-          <w:b/>
-          <w:bCs/>
-          <w:color w:val="404040"/>
-          <w:sz w:val="18"/>
-          <w:szCs w:val="18"/>
-        </w:rPr>
-        <w:t xml:space="preserve">Phase 5-3: GitHub Actions CI 整備 / Thiết lập CI GitHub Actions</w:t>
-      </w:r>
-    </w:p>
-    <w:p>
-      <w:pPr>
-        <w:spacing w:before="100" w:after="100"/>
-      </w:pPr>
-      <w:r>
-        <w:rPr>
-          <w:rFonts w:ascii="BIZ UDPGothic" w:cs="BIZ UDPGothic" w:eastAsia="BIZ UDPGothic" w:hAnsi="BIZ UDPGothic"/>
-          <w:color w:val="404040"/>
-          <w:sz w:val="18"/>
-          <w:szCs w:val="18"/>
-        </w:rPr>
-        <w:t xml:space="preserve">変更検知（paths-filter）を活用し、変更のないサービスのビルドをスキップする。</w:t>
-      </w:r>
-      <w:r>
-        <w:br/>
-      </w:r>
-      <w:r>
-        <w:rPr>
-          <w:rFonts w:ascii="BIZ UDPGothic" w:cs="BIZ UDPGothic" w:eastAsia="BIZ UDPGothic" w:hAnsi="BIZ UDPGothic"/>
-          <w:i/>
-          <w:iCs/>
-          <w:color w:val="777777"/>
-          <w:sz w:val="16"/>
-          <w:szCs w:val="16"/>
-        </w:rPr>
-        <w:t xml:space="preserve">/ Sử dụng paths-filter để phát hiện thay đổi và bỏ qua build service không thay đổi.</w:t>
-      </w:r>
-    </w:p>
-    <w:tbl>
-      <w:tblPr>
-        <w:tblW w:type="dxa" w:w="9506"/>
-        <w:tblBorders>
-          <w:top w:val="single" w:color="CCCCCC" w:sz="4"/>
-          <w:left w:val="single" w:color="CCCCCC" w:sz="4"/>
-          <w:bottom w:val="single" w:color="CCCCCC" w:sz="4"/>
-          <w:right w:val="single" w:color="CCCCCC" w:sz="4"/>
-          <w:insideH w:val="single" w:color="auto" w:sz="4"/>
-          <w:insideV w:val="single" w:color="auto" w:sz="4"/>
-        </w:tblBorders>
-      </w:tblPr>
-      <w:tblGrid>
-        <w:gridCol w:w="2000"/>
-        <w:gridCol w:w="3000"/>
-        <w:gridCol w:w="2000"/>
-        <w:gridCol w:w="2506"/>
-      </w:tblGrid>
-      <w:tr>
-        <w:trPr>
-          <w:cantSplit/>
-          <w:tblHeader/>
-        </w:trPr>
-        <w:tc>
-          <w:tcPr>
-            <w:tcW w:type="dxa" w:w="2000"/>
-            <w:tcBorders>
-              <w:top w:val="single" w:color="CCCCCC" w:sz="4"/>
-              <w:left w:val="single" w:color="CCCCCC" w:sz="4"/>
-              <w:bottom w:val="single" w:color="CCCCCC" w:sz="4"/>
-              <w:right w:val="single" w:color="CCCCCC" w:sz="4"/>
-            </w:tcBorders>
-            <w:shd w:fill="E8E8E8" w:val="clear"/>
-            <w:tcMar>
-              <w:top w:type="dxa" w:w="80"/>
-              <w:left w:type="dxa" w:w="120"/>
-              <w:bottom w:type="dxa" w:w="80"/>
-              <w:right w:type="dxa" w:w="120"/>
-            </w:tcMar>
-            <w:vAlign w:val="center"/>
-          </w:tcPr>
-          <w:p>
-            <w:pPr>
-              <w:jc w:val="left"/>
-            </w:pPr>
-            <w:r>
-              <w:rPr>
-                <w:rFonts w:ascii="BIZ UDPGothic" w:cs="BIZ UDPGothic" w:eastAsia="BIZ UDPGothic" w:hAnsi="BIZ UDPGothic"/>
                 <w:b/>
                 <w:bCs/>
-                <w:color w:val="000000"/>
-                <w:sz w:val="18"/>
-                <w:szCs w:val="18"/>
-              </w:rPr>
-              <w:t xml:space="preserve">Workflow</w:t>
-            </w:r>
-          </w:p>
-        </w:tc>
-        <w:tc>
-          <w:tcPr>
-            <w:tcW w:type="dxa" w:w="3000"/>
-            <w:tcBorders>
-              <w:top w:val="single" w:color="CCCCCC" w:sz="4"/>
-              <w:left w:val="single" w:color="CCCCCC" w:sz="4"/>
-              <w:bottom w:val="single" w:color="CCCCCC" w:sz="4"/>
-              <w:right w:val="single" w:color="CCCCCC" w:sz="4"/>
-            </w:tcBorders>
-            <w:shd w:fill="E8E8E8" w:val="clear"/>
-            <w:tcMar>
-              <w:top w:type="dxa" w:w="80"/>
-              <w:left w:type="dxa" w:w="120"/>
-              <w:bottom w:type="dxa" w:w="80"/>
-              <w:right w:type="dxa" w:w="120"/>
-            </w:tcMar>
-            <w:vAlign w:val="center"/>
-          </w:tcPr>
-          <w:p>
-            <w:pPr>
-              <w:jc w:val="left"/>
-            </w:pPr>
-            <w:r>
-              <w:rPr>
-                <w:rFonts w:ascii="BIZ UDPGothic" w:cs="BIZ UDPGothic" w:eastAsia="BIZ UDPGothic" w:hAnsi="BIZ UDPGothic"/>
+                <w:color w:val="C8102E"/>
+                <w:sz w:val="16"/>
+                <w:szCs w:val="16"/>
+              </w:rPr>
+              <w:t xml:space="preserve">  // gift-card-server</w:t>
+            </w:r>
+          </w:p>
+          <w:p>
+            <w:pPr>
+              <w:spacing w:before="0" w:after="0"/>
+            </w:pPr>
+            <w:r>
+              <w:rPr>
+                <w:rFonts w:ascii="Courier New" w:cs="Courier New" w:eastAsia="Courier New" w:hAnsi="Courier New"/>
                 <w:b/>
                 <w:bCs/>
-                <w:color w:val="000000"/>
-                <w:sz w:val="18"/>
-                <w:szCs w:val="18"/>
-              </w:rPr>
-              <w:t xml:space="preserve">トリガー</w:t>
-            </w:r>
-            <w:r>
-              <w:rPr>
-                <w:rFonts w:ascii="BIZ UDPGothic" w:cs="BIZ UDPGothic" w:eastAsia="BIZ UDPGothic" w:hAnsi="BIZ UDPGothic"/>
-                <w:i/>
-                <w:iCs/>
-                <w:color w:val="888888"/>
-                <w:sz w:val="16"/>
-                <w:szCs w:val="16"/>
-              </w:rPr>
-              <w:t xml:space="preserve"> / </w:t>
-            </w:r>
-            <w:r>
-              <w:rPr>
-                <w:rFonts w:ascii="BIZ UDPGothic" w:cs="BIZ UDPGothic" w:eastAsia="BIZ UDPGothic" w:hAnsi="BIZ UDPGothic"/>
-                <w:i/>
-                <w:iCs/>
-                <w:color w:val="888888"/>
-                <w:sz w:val="16"/>
-                <w:szCs w:val="16"/>
-              </w:rPr>
-              <w:t xml:space="preserve">Trigger</w:t>
-            </w:r>
-          </w:p>
-        </w:tc>
-        <w:tc>
-          <w:tcPr>
-            <w:tcW w:type="dxa" w:w="2000"/>
-            <w:tcBorders>
-              <w:top w:val="single" w:color="CCCCCC" w:sz="4"/>
-              <w:left w:val="single" w:color="CCCCCC" w:sz="4"/>
-              <w:bottom w:val="single" w:color="CCCCCC" w:sz="4"/>
-              <w:right w:val="single" w:color="CCCCCC" w:sz="4"/>
-            </w:tcBorders>
-            <w:shd w:fill="E8E8E8" w:val="clear"/>
-            <w:tcMar>
-              <w:top w:type="dxa" w:w="80"/>
-              <w:left w:type="dxa" w:w="120"/>
-              <w:bottom w:type="dxa" w:w="80"/>
-              <w:right w:type="dxa" w:w="120"/>
-            </w:tcMar>
-            <w:vAlign w:val="center"/>
-          </w:tcPr>
-          <w:p>
-            <w:pPr>
-              <w:jc w:val="left"/>
-            </w:pPr>
-            <w:r>
-              <w:rPr>
-                <w:rFonts w:ascii="BIZ UDPGothic" w:cs="BIZ UDPGothic" w:eastAsia="BIZ UDPGothic" w:hAnsi="BIZ UDPGothic"/>
+                <w:color w:val="C8102E"/>
+                <w:sz w:val="16"/>
+                <w:szCs w:val="16"/>
+              </w:rPr>
+              <w:t xml:space="preserve">  secure: false,</w:t>
+            </w:r>
+          </w:p>
+          <w:p>
+            <w:pPr>
+              <w:spacing w:before="0" w:after="0"/>
+            </w:pPr>
+            <w:r>
+              <w:rPr>
+                <w:rFonts w:ascii="Courier New" w:cs="Courier New" w:eastAsia="Courier New" w:hAnsi="Courier New"/>
                 <w:b/>
                 <w:bCs/>
-                <w:color w:val="000000"/>
-                <w:sz w:val="18"/>
-                <w:szCs w:val="18"/>
-              </w:rPr>
-              <w:t xml:space="preserve">パス検知</w:t>
-            </w:r>
-            <w:r>
-              <w:rPr>
-                <w:rFonts w:ascii="BIZ UDPGothic" w:cs="BIZ UDPGothic" w:eastAsia="BIZ UDPGothic" w:hAnsi="BIZ UDPGothic"/>
-                <w:i/>
-                <w:iCs/>
-                <w:color w:val="888888"/>
-                <w:sz w:val="16"/>
-                <w:szCs w:val="16"/>
-              </w:rPr>
-              <w:t xml:space="preserve"> / </w:t>
-            </w:r>
-            <w:r>
-              <w:rPr>
-                <w:rFonts w:ascii="BIZ UDPGothic" w:cs="BIZ UDPGothic" w:eastAsia="BIZ UDPGothic" w:hAnsi="BIZ UDPGothic"/>
-                <w:i/>
-                <w:iCs/>
-                <w:color w:val="888888"/>
-                <w:sz w:val="16"/>
-                <w:szCs w:val="16"/>
-              </w:rPr>
-              <w:t xml:space="preserve">Path filter</w:t>
-            </w:r>
-          </w:p>
-        </w:tc>
-        <w:tc>
-          <w:tcPr>
-            <w:tcW w:type="dxa" w:w="2506"/>
-            <w:tcBorders>
-              <w:top w:val="single" w:color="CCCCCC" w:sz="4"/>
-              <w:left w:val="single" w:color="CCCCCC" w:sz="4"/>
-              <w:bottom w:val="single" w:color="CCCCCC" w:sz="4"/>
-              <w:right w:val="single" w:color="CCCCCC" w:sz="4"/>
-            </w:tcBorders>
-            <w:shd w:fill="E8E8E8" w:val="clear"/>
-            <w:tcMar>
-              <w:top w:type="dxa" w:w="80"/>
-              <w:left w:type="dxa" w:w="120"/>
-              <w:bottom w:type="dxa" w:w="80"/>
-              <w:right w:type="dxa" w:w="120"/>
-            </w:tcMar>
-            <w:vAlign w:val="center"/>
-          </w:tcPr>
-          <w:p>
-            <w:pPr>
-              <w:jc w:val="left"/>
-            </w:pPr>
-            <w:r>
-              <w:rPr>
-                <w:rFonts w:ascii="BIZ UDPGothic" w:cs="BIZ UDPGothic" w:eastAsia="BIZ UDPGothic" w:hAnsi="BIZ UDPGothic"/>
-                <w:b/>
-                <w:bCs/>
-                <w:color w:val="000000"/>
-                <w:sz w:val="18"/>
-                <w:szCs w:val="18"/>
-              </w:rPr>
-              <w:t xml:space="preserve">アクション</w:t>
-            </w:r>
-            <w:r>
-              <w:rPr>
-                <w:rFonts w:ascii="BIZ UDPGothic" w:cs="BIZ UDPGothic" w:eastAsia="BIZ UDPGothic" w:hAnsi="BIZ UDPGothic"/>
-                <w:i/>
-                <w:iCs/>
-                <w:color w:val="888888"/>
-                <w:sz w:val="16"/>
-                <w:szCs w:val="16"/>
-              </w:rPr>
-              <w:t xml:space="preserve"> / </w:t>
-            </w:r>
-            <w:r>
-              <w:rPr>
-                <w:rFonts w:ascii="BIZ UDPGothic" w:cs="BIZ UDPGothic" w:eastAsia="BIZ UDPGothic" w:hAnsi="BIZ UDPGothic"/>
-                <w:i/>
-                <w:iCs/>
-                <w:color w:val="888888"/>
-                <w:sz w:val="16"/>
-                <w:szCs w:val="16"/>
-              </w:rPr>
-              <w:t xml:space="preserve">Action</w:t>
-            </w:r>
-          </w:p>
-        </w:tc>
-      </w:tr>
-      <w:tr>
-        <w:trPr>
-          <w:cantSplit/>
-        </w:trPr>
-        <w:tc>
-          <w:tcPr>
-            <w:tcW w:type="dxa" w:w="2000"/>
-            <w:tcBorders>
-              <w:top w:val="single" w:color="CCCCCC" w:sz="4"/>
-              <w:left w:val="single" w:color="CCCCCC" w:sz="4"/>
-              <w:bottom w:val="single" w:color="CCCCCC" w:sz="4"/>
-              <w:right w:val="single" w:color="CCCCCC" w:sz="4"/>
-            </w:tcBorders>
-            <w:shd w:fill="FFFFFF" w:val="clear"/>
-            <w:tcMar>
-              <w:top w:type="dxa" w:w="80"/>
-              <w:left w:type="dxa" w:w="120"/>
-              <w:bottom w:type="dxa" w:w="80"/>
-              <w:right w:type="dxa" w:w="120"/>
-            </w:tcMar>
-            <w:vAlign w:val="center"/>
-          </w:tcPr>
-          <w:p>
-            <w:pPr>
-              <w:jc w:val="left"/>
-            </w:pPr>
-            <w:r>
-              <w:rPr>
-                <w:rFonts w:ascii="BIZ UDPGothic" w:cs="BIZ UDPGothic" w:eastAsia="BIZ UDPGothic" w:hAnsi="BIZ UDPGothic"/>
-                <w:b w:val="false"/>
-                <w:bCs w:val="false"/>
-                <w:color w:val="404040"/>
-                <w:sz w:val="18"/>
-                <w:szCs w:val="18"/>
-              </w:rPr>
-              <w:t xml:space="preserve">ci-pos-server.yml</w:t>
-            </w:r>
-          </w:p>
-        </w:tc>
-        <w:tc>
-          <w:tcPr>
-            <w:tcW w:type="dxa" w:w="3000"/>
-            <w:tcBorders>
-              <w:top w:val="single" w:color="CCCCCC" w:sz="4"/>
-              <w:left w:val="single" w:color="CCCCCC" w:sz="4"/>
-              <w:bottom w:val="single" w:color="CCCCCC" w:sz="4"/>
-              <w:right w:val="single" w:color="CCCCCC" w:sz="4"/>
-            </w:tcBorders>
-            <w:shd w:fill="FFFFFF" w:val="clear"/>
-            <w:tcMar>
-              <w:top w:type="dxa" w:w="80"/>
-              <w:left w:type="dxa" w:w="120"/>
-              <w:bottom w:type="dxa" w:w="80"/>
-              <w:right w:type="dxa" w:w="120"/>
-            </w:tcMar>
-            <w:vAlign w:val="center"/>
-          </w:tcPr>
-          <w:p>
-            <w:pPr>
-              <w:jc w:val="left"/>
-            </w:pPr>
-            <w:r>
-              <w:rPr>
-                <w:rFonts w:ascii="BIZ UDPGothic" w:cs="BIZ UDPGothic" w:eastAsia="BIZ UDPGothic" w:hAnsi="BIZ UDPGothic"/>
-                <w:b w:val="false"/>
-                <w:bCs w:val="false"/>
-                <w:color w:val="404040"/>
-                <w:sz w:val="18"/>
-                <w:szCs w:val="18"/>
-              </w:rPr>
-              <w:t xml:space="preserve">push to main, PR</w:t>
-            </w:r>
-          </w:p>
-        </w:tc>
-        <w:tc>
-          <w:tcPr>
-            <w:tcW w:type="dxa" w:w="2000"/>
-            <w:tcBorders>
-              <w:top w:val="single" w:color="CCCCCC" w:sz="4"/>
-              <w:left w:val="single" w:color="CCCCCC" w:sz="4"/>
-              <w:bottom w:val="single" w:color="CCCCCC" w:sz="4"/>
-              <w:right w:val="single" w:color="CCCCCC" w:sz="4"/>
-            </w:tcBorders>
-            <w:shd w:fill="FFFFFF" w:val="clear"/>
-            <w:tcMar>
-              <w:top w:type="dxa" w:w="80"/>
-              <w:left w:type="dxa" w:w="120"/>
-              <w:bottom w:type="dxa" w:w="80"/>
-              <w:right w:type="dxa" w:w="120"/>
-            </w:tcMar>
-            <w:vAlign w:val="center"/>
-          </w:tcPr>
-          <w:p>
-            <w:pPr>
-              <w:jc w:val="left"/>
-            </w:pPr>
-            <w:r>
-              <w:rPr>
-                <w:rFonts w:ascii="BIZ UDPGothic" w:cs="BIZ UDPGothic" w:eastAsia="BIZ UDPGothic" w:hAnsi="BIZ UDPGothic"/>
-                <w:b w:val="false"/>
-                <w:bCs w:val="false"/>
-                <w:color w:val="404040"/>
-                <w:sz w:val="18"/>
-                <w:szCs w:val="18"/>
-              </w:rPr>
-              <w:t xml:space="preserve">backend/pos-server/**</w:t>
-            </w:r>
-          </w:p>
-        </w:tc>
-        <w:tc>
-          <w:tcPr>
-            <w:tcW w:type="dxa" w:w="2506"/>
-            <w:tcBorders>
-              <w:top w:val="single" w:color="CCCCCC" w:sz="4"/>
-              <w:left w:val="single" w:color="CCCCCC" w:sz="4"/>
-              <w:bottom w:val="single" w:color="CCCCCC" w:sz="4"/>
-              <w:right w:val="single" w:color="CCCCCC" w:sz="4"/>
-            </w:tcBorders>
-            <w:shd w:fill="FFFFFF" w:val="clear"/>
-            <w:tcMar>
-              <w:top w:type="dxa" w:w="80"/>
-              <w:left w:type="dxa" w:w="120"/>
-              <w:bottom w:type="dxa" w:w="80"/>
-              <w:right w:type="dxa" w:w="120"/>
-            </w:tcMar>
-            <w:vAlign w:val="center"/>
-          </w:tcPr>
-          <w:p>
-            <w:pPr>
-              <w:jc w:val="left"/>
-            </w:pPr>
-            <w:r>
-              <w:rPr>
-                <w:rFonts w:ascii="BIZ UDPGothic" w:cs="BIZ UDPGothic" w:eastAsia="BIZ UDPGothic" w:hAnsi="BIZ UDPGothic"/>
-                <w:b w:val="false"/>
-                <w:bCs w:val="false"/>
-                <w:color w:val="404040"/>
-                <w:sz w:val="18"/>
-                <w:szCs w:val="18"/>
-              </w:rPr>
-              <w:t xml:space="preserve">./gradlew build -x test</w:t>
-            </w:r>
-          </w:p>
-        </w:tc>
-      </w:tr>
-      <w:tr>
-        <w:trPr>
-          <w:cantSplit/>
-        </w:trPr>
-        <w:tc>
-          <w:tcPr>
-            <w:tcW w:type="dxa" w:w="2000"/>
-            <w:tcBorders>
-              <w:top w:val="single" w:color="CCCCCC" w:sz="4"/>
-              <w:left w:val="single" w:color="CCCCCC" w:sz="4"/>
-              <w:bottom w:val="single" w:color="CCCCCC" w:sz="4"/>
-              <w:right w:val="single" w:color="CCCCCC" w:sz="4"/>
-            </w:tcBorders>
-            <w:shd w:fill="FFFFFF" w:val="clear"/>
-            <w:tcMar>
-              <w:top w:type="dxa" w:w="80"/>
-              <w:left w:type="dxa" w:w="120"/>
-              <w:bottom w:type="dxa" w:w="80"/>
-              <w:right w:type="dxa" w:w="120"/>
-            </w:tcMar>
-            <w:vAlign w:val="center"/>
-          </w:tcPr>
-          <w:p>
-            <w:pPr>
-              <w:jc w:val="left"/>
-            </w:pPr>
-            <w:r>
-              <w:rPr>
-                <w:rFonts w:ascii="BIZ UDPGothic" w:cs="BIZ UDPGothic" w:eastAsia="BIZ UDPGothic" w:hAnsi="BIZ UDPGothic"/>
-                <w:b w:val="false"/>
-                <w:bCs w:val="false"/>
-                <w:color w:val="404040"/>
-                <w:sz w:val="18"/>
-                <w:szCs w:val="18"/>
-              </w:rPr>
-              <w:t xml:space="preserve">ci-gift-card.yml</w:t>
-            </w:r>
-          </w:p>
-        </w:tc>
-        <w:tc>
-          <w:tcPr>
-            <w:tcW w:type="dxa" w:w="3000"/>
-            <w:tcBorders>
-              <w:top w:val="single" w:color="CCCCCC" w:sz="4"/>
-              <w:left w:val="single" w:color="CCCCCC" w:sz="4"/>
-              <w:bottom w:val="single" w:color="CCCCCC" w:sz="4"/>
-              <w:right w:val="single" w:color="CCCCCC" w:sz="4"/>
-            </w:tcBorders>
-            <w:shd w:fill="FFFFFF" w:val="clear"/>
-            <w:tcMar>
-              <w:top w:type="dxa" w:w="80"/>
-              <w:left w:type="dxa" w:w="120"/>
-              <w:bottom w:type="dxa" w:w="80"/>
-              <w:right w:type="dxa" w:w="120"/>
-            </w:tcMar>
-            <w:vAlign w:val="center"/>
-          </w:tcPr>
-          <w:p>
-            <w:pPr>
-              <w:jc w:val="left"/>
-            </w:pPr>
-            <w:r>
-              <w:rPr>
-                <w:rFonts w:ascii="BIZ UDPGothic" w:cs="BIZ UDPGothic" w:eastAsia="BIZ UDPGothic" w:hAnsi="BIZ UDPGothic"/>
-                <w:b w:val="false"/>
-                <w:bCs w:val="false"/>
-                <w:color w:val="404040"/>
-                <w:sz w:val="18"/>
-                <w:szCs w:val="18"/>
-              </w:rPr>
-              <w:t xml:space="preserve">push to main, PR</w:t>
-            </w:r>
-          </w:p>
-        </w:tc>
-        <w:tc>
-          <w:tcPr>
-            <w:tcW w:type="dxa" w:w="2000"/>
-            <w:tcBorders>
-              <w:top w:val="single" w:color="CCCCCC" w:sz="4"/>
-              <w:left w:val="single" w:color="CCCCCC" w:sz="4"/>
-              <w:bottom w:val="single" w:color="CCCCCC" w:sz="4"/>
-              <w:right w:val="single" w:color="CCCCCC" w:sz="4"/>
-            </w:tcBorders>
-            <w:shd w:fill="FFFFFF" w:val="clear"/>
-            <w:tcMar>
-              <w:top w:type="dxa" w:w="80"/>
-              <w:left w:type="dxa" w:w="120"/>
-              <w:bottom w:type="dxa" w:w="80"/>
-              <w:right w:type="dxa" w:w="120"/>
-            </w:tcMar>
-            <w:vAlign w:val="center"/>
-          </w:tcPr>
-          <w:p>
-            <w:pPr>
-              <w:jc w:val="left"/>
-            </w:pPr>
-            <w:r>
-              <w:rPr>
-                <w:rFonts w:ascii="BIZ UDPGothic" w:cs="BIZ UDPGothic" w:eastAsia="BIZ UDPGothic" w:hAnsi="BIZ UDPGothic"/>
-                <w:b w:val="false"/>
-                <w:bCs w:val="false"/>
-                <w:color w:val="404040"/>
-                <w:sz w:val="18"/>
-                <w:szCs w:val="18"/>
-              </w:rPr>
-              <w:t xml:space="preserve">backend/gift-card-server/**</w:t>
-            </w:r>
-          </w:p>
-        </w:tc>
-        <w:tc>
-          <w:tcPr>
-            <w:tcW w:type="dxa" w:w="2506"/>
-            <w:tcBorders>
-              <w:top w:val="single" w:color="CCCCCC" w:sz="4"/>
-              <w:left w:val="single" w:color="CCCCCC" w:sz="4"/>
-              <w:bottom w:val="single" w:color="CCCCCC" w:sz="4"/>
-              <w:right w:val="single" w:color="CCCCCC" w:sz="4"/>
-            </w:tcBorders>
-            <w:shd w:fill="FFFFFF" w:val="clear"/>
-            <w:tcMar>
-              <w:top w:type="dxa" w:w="80"/>
-              <w:left w:type="dxa" w:w="120"/>
-              <w:bottom w:type="dxa" w:w="80"/>
-              <w:right w:type="dxa" w:w="120"/>
-            </w:tcMar>
-            <w:vAlign w:val="center"/>
-          </w:tcPr>
-          <w:p>
-            <w:pPr>
-              <w:jc w:val="left"/>
-            </w:pPr>
-            <w:r>
-              <w:rPr>
-                <w:rFonts w:ascii="BIZ UDPGothic" w:cs="BIZ UDPGothic" w:eastAsia="BIZ UDPGothic" w:hAnsi="BIZ UDPGothic"/>
-                <w:b w:val="false"/>
-                <w:bCs w:val="false"/>
-                <w:color w:val="404040"/>
-                <w:sz w:val="18"/>
-                <w:szCs w:val="18"/>
-              </w:rPr>
-              <w:t xml:space="preserve">./mvnw package -DskipTests</w:t>
-            </w:r>
-          </w:p>
-        </w:tc>
-      </w:tr>
-      <w:tr>
-        <w:trPr>
-          <w:cantSplit/>
-        </w:trPr>
-        <w:tc>
-          <w:tcPr>
-            <w:tcW w:type="dxa" w:w="2000"/>
-            <w:tcBorders>
-              <w:top w:val="single" w:color="CCCCCC" w:sz="4"/>
-              <w:left w:val="single" w:color="CCCCCC" w:sz="4"/>
-              <w:bottom w:val="single" w:color="CCCCCC" w:sz="4"/>
-              <w:right w:val="single" w:color="CCCCCC" w:sz="4"/>
-            </w:tcBorders>
-            <w:shd w:fill="FFFFFF" w:val="clear"/>
-            <w:tcMar>
-              <w:top w:type="dxa" w:w="80"/>
-              <w:left w:type="dxa" w:w="120"/>
-              <w:bottom w:type="dxa" w:w="80"/>
-              <w:right w:type="dxa" w:w="120"/>
-            </w:tcMar>
-            <w:vAlign w:val="center"/>
-          </w:tcPr>
-          <w:p>
-            <w:pPr>
-              <w:jc w:val="left"/>
-            </w:pPr>
-            <w:r>
-              <w:rPr>
-                <w:rFonts w:ascii="BIZ UDPGothic" w:cs="BIZ UDPGothic" w:eastAsia="BIZ UDPGothic" w:hAnsi="BIZ UDPGothic"/>
-                <w:b w:val="false"/>
-                <w:bCs w:val="false"/>
-                <w:color w:val="404040"/>
-                <w:sz w:val="18"/>
-                <w:szCs w:val="18"/>
-              </w:rPr>
-              <w:t xml:space="preserve">ci-frontend.yml</w:t>
-            </w:r>
-          </w:p>
-        </w:tc>
-        <w:tc>
-          <w:tcPr>
-            <w:tcW w:type="dxa" w:w="3000"/>
-            <w:tcBorders>
-              <w:top w:val="single" w:color="CCCCCC" w:sz="4"/>
-              <w:left w:val="single" w:color="CCCCCC" w:sz="4"/>
-              <w:bottom w:val="single" w:color="CCCCCC" w:sz="4"/>
-              <w:right w:val="single" w:color="CCCCCC" w:sz="4"/>
-            </w:tcBorders>
-            <w:shd w:fill="FFFFFF" w:val="clear"/>
-            <w:tcMar>
-              <w:top w:type="dxa" w:w="80"/>
-              <w:left w:type="dxa" w:w="120"/>
-              <w:bottom w:type="dxa" w:w="80"/>
-              <w:right w:type="dxa" w:w="120"/>
-            </w:tcMar>
-            <w:vAlign w:val="center"/>
-          </w:tcPr>
-          <w:p>
-            <w:pPr>
-              <w:jc w:val="left"/>
-            </w:pPr>
-            <w:r>
-              <w:rPr>
-                <w:rFonts w:ascii="BIZ UDPGothic" w:cs="BIZ UDPGothic" w:eastAsia="BIZ UDPGothic" w:hAnsi="BIZ UDPGothic"/>
-                <w:b w:val="false"/>
-                <w:bCs w:val="false"/>
-                <w:color w:val="404040"/>
-                <w:sz w:val="18"/>
-                <w:szCs w:val="18"/>
-              </w:rPr>
-              <w:t xml:space="preserve">push to main, PR</w:t>
-            </w:r>
-          </w:p>
-        </w:tc>
-        <w:tc>
-          <w:tcPr>
-            <w:tcW w:type="dxa" w:w="2000"/>
-            <w:tcBorders>
-              <w:top w:val="single" w:color="CCCCCC" w:sz="4"/>
-              <w:left w:val="single" w:color="CCCCCC" w:sz="4"/>
-              <w:bottom w:val="single" w:color="CCCCCC" w:sz="4"/>
-              <w:right w:val="single" w:color="CCCCCC" w:sz="4"/>
-            </w:tcBorders>
-            <w:shd w:fill="FFFFFF" w:val="clear"/>
-            <w:tcMar>
-              <w:top w:type="dxa" w:w="80"/>
-              <w:left w:type="dxa" w:w="120"/>
-              <w:bottom w:type="dxa" w:w="80"/>
-              <w:right w:type="dxa" w:w="120"/>
-            </w:tcMar>
-            <w:vAlign w:val="center"/>
-          </w:tcPr>
-          <w:p>
-            <w:pPr>
-              <w:jc w:val="left"/>
-            </w:pPr>
-            <w:r>
-              <w:rPr>
-                <w:rFonts w:ascii="BIZ UDPGothic" w:cs="BIZ UDPGothic" w:eastAsia="BIZ UDPGothic" w:hAnsi="BIZ UDPGothic"/>
-                <w:b w:val="false"/>
-                <w:bCs w:val="false"/>
-                <w:color w:val="404040"/>
-                <w:sz w:val="18"/>
-                <w:szCs w:val="18"/>
-              </w:rPr>
-              <w:t xml:space="preserve">frontend/**</w:t>
-            </w:r>
-          </w:p>
-        </w:tc>
-        <w:tc>
-          <w:tcPr>
-            <w:tcW w:type="dxa" w:w="2506"/>
-            <w:tcBorders>
-              <w:top w:val="single" w:color="CCCCCC" w:sz="4"/>
-              <w:left w:val="single" w:color="CCCCCC" w:sz="4"/>
-              <w:bottom w:val="single" w:color="CCCCCC" w:sz="4"/>
-              <w:right w:val="single" w:color="CCCCCC" w:sz="4"/>
-            </w:tcBorders>
-            <w:shd w:fill="FFFFFF" w:val="clear"/>
-            <w:tcMar>
-              <w:top w:type="dxa" w:w="80"/>
-              <w:left w:type="dxa" w:w="120"/>
-              <w:bottom w:type="dxa" w:w="80"/>
-              <w:right w:type="dxa" w:w="120"/>
-            </w:tcMar>
-            <w:vAlign w:val="center"/>
-          </w:tcPr>
-          <w:p>
-            <w:pPr>
-              <w:jc w:val="left"/>
-            </w:pPr>
-            <w:r>
-              <w:rPr>
-                <w:rFonts w:ascii="BIZ UDPGothic" w:cs="BIZ UDPGothic" w:eastAsia="BIZ UDPGothic" w:hAnsi="BIZ UDPGothic"/>
-                <w:b w:val="false"/>
-                <w:bCs w:val="false"/>
-                <w:color w:val="404040"/>
-                <w:sz w:val="18"/>
-                <w:szCs w:val="18"/>
-              </w:rPr>
-              <w:t xml:space="preserve">npm install &amp;&amp; npm run build</w:t>
-            </w:r>
-          </w:p>
-        </w:tc>
-      </w:tr>
-    </w:tbl>
-    <w:p>
-      <w:pPr>
-        <w:spacing w:before="100" w:after="100"/>
-      </w:pPr>
-      <w:r>
-        <w:rPr>
-          <w:rFonts w:ascii="BIZ UDPGothic" w:cs="BIZ UDPGothic" w:eastAsia="BIZ UDPGothic" w:hAnsi="BIZ UDPGothic"/>
-          <w:b/>
-          <w:bCs/>
-          <w:color w:val="C8102E"/>
-          <w:sz w:val="20"/>
-          <w:szCs w:val="20"/>
-        </w:rPr>
-        <w:t xml:space="preserve">■ Phase 6: テスト・動作確認 / Kiểm thử và xác nhận</w:t>
-      </w:r>
-    </w:p>
-    <w:p>
-      <w:pPr>
-        <w:spacing w:before="100" w:after="100"/>
-      </w:pPr>
-      <w:r>
-        <w:rPr>
-          <w:rFonts w:ascii="BIZ UDPGothic" w:cs="BIZ UDPGothic" w:eastAsia="BIZ UDPGothic" w:hAnsi="BIZ UDPGothic"/>
-          <w:color w:val="404040"/>
-          <w:sz w:val="18"/>
-          <w:szCs w:val="18"/>
-        </w:rPr>
-        <w:t xml:space="preserve">Phase 6の詳細は「⑧ テスト手順・結果」を参照。</w:t>
-      </w:r>
-      <w:r>
-        <w:br/>
-      </w:r>
-      <w:r>
-        <w:rPr>
-          <w:rFonts w:ascii="BIZ UDPGothic" w:cs="BIZ UDPGothic" w:eastAsia="BIZ UDPGothic" w:hAnsi="BIZ UDPGothic"/>
-          <w:i/>
-          <w:iCs/>
-          <w:color w:val="777777"/>
-          <w:sz w:val="16"/>
-          <w:szCs w:val="16"/>
-        </w:rPr>
-        <w:t xml:space="preserve">/ Chi tiết Phase 6 xem tại '⑧ Quy trình &amp; Kết quả kiểm thử'.</w:t>
-      </w:r>
-    </w:p>
-    <w:p>
-      <w:pPr>
-        <w:spacing w:before="100" w:after="100"/>
-      </w:pPr>
-      <w:r>
-        <w:rPr>
-          <w:rFonts w:ascii="BIZ UDPGothic" w:cs="BIZ UDPGothic" w:eastAsia="BIZ UDPGothic" w:hAnsi="BIZ UDPGothic"/>
-          <w:b/>
-          <w:bCs/>
-          <w:color w:val="C8102E"/>
-          <w:sz w:val="20"/>
-          <w:szCs w:val="20"/>
-        </w:rPr>
-        <w:t xml:space="preserve">■ Phase 7: 旧リポジトリのアーカイブ / Lưu trữ repository cũ</w:t>
-      </w:r>
-    </w:p>
-    <w:p>
-      <w:pPr>
-        <w:spacing w:before="100" w:after="100"/>
-      </w:pPr>
-      <w:r>
-        <w:rPr>
-          <w:rFonts w:ascii="BIZ UDPGothic" w:cs="BIZ UDPGothic" w:eastAsia="BIZ UDPGothic" w:hAnsi="BIZ UDPGothic"/>
-          <w:color w:val="404040"/>
-          <w:sz w:val="18"/>
-          <w:szCs w:val="18"/>
-        </w:rPr>
-        <w:t xml:space="preserve">全テスト通過後、旧リポジトリを GitHub 上でアーカイブする。アーカイブ後は読み取り専用となり、コードは閲覧可能。</w:t>
-      </w:r>
-      <w:r>
-        <w:br/>
-      </w:r>
-      <w:r>
-        <w:rPr>
-          <w:rFonts w:ascii="BIZ UDPGothic" w:cs="BIZ UDPGothic" w:eastAsia="BIZ UDPGothic" w:hAnsi="BIZ UDPGothic"/>
-          <w:i/>
-          <w:iCs/>
-          <w:color w:val="777777"/>
-          <w:sz w:val="16"/>
-          <w:szCs w:val="16"/>
-        </w:rPr>
-        <w:t xml:space="preserve">/ Sau khi toàn bộ test pass, lưu trữ repository cũ trên GitHub. Sau khi lưu trữ sẽ chỉ đọc, code vẫn có thể xem.</w:t>
-      </w:r>
-    </w:p>
-    <w:tbl>
-      <w:tblPr>
-        <w:tblW w:type="dxa" w:w="9506"/>
-        <w:tblBorders>
-          <w:top w:val="single" w:color="CCCCCC" w:sz="4"/>
-          <w:left w:val="single" w:color="CCCCCC" w:sz="4"/>
-          <w:bottom w:val="single" w:color="CCCCCC" w:sz="4"/>
-          <w:right w:val="single" w:color="CCCCCC" w:sz="4"/>
-          <w:insideH w:val="single" w:color="auto" w:sz="4"/>
-          <w:insideV w:val="single" w:color="auto" w:sz="4"/>
-        </w:tblBorders>
-      </w:tblPr>
-      <w:tblGrid>
-        <w:gridCol w:w="500"/>
-        <w:gridCol w:w="4500"/>
-        <w:gridCol w:w="4506"/>
-      </w:tblGrid>
-      <w:tr>
-        <w:trPr>
-          <w:cantSplit/>
-          <w:tblHeader/>
-        </w:trPr>
-        <w:tc>
-          <w:tcPr>
-            <w:tcW w:type="dxa" w:w="500"/>
-            <w:tcBorders>
-              <w:top w:val="single" w:color="CCCCCC" w:sz="4"/>
-              <w:left w:val="single" w:color="CCCCCC" w:sz="4"/>
-              <w:bottom w:val="single" w:color="CCCCCC" w:sz="4"/>
-              <w:right w:val="single" w:color="CCCCCC" w:sz="4"/>
-            </w:tcBorders>
-            <w:shd w:fill="E8E8E8" w:val="clear"/>
-            <w:tcMar>
-              <w:top w:type="dxa" w:w="80"/>
-              <w:left w:type="dxa" w:w="120"/>
-              <w:bottom w:type="dxa" w:w="80"/>
-              <w:right w:type="dxa" w:w="120"/>
-            </w:tcMar>
-            <w:vAlign w:val="center"/>
-          </w:tcPr>
-          <w:p>
-            <w:pPr>
-              <w:jc w:val="left"/>
-            </w:pPr>
-            <w:r>
-              <w:rPr>
-                <w:rFonts w:ascii="BIZ UDPGothic" w:cs="BIZ UDPGothic" w:eastAsia="BIZ UDPGothic" w:hAnsi="BIZ UDPGothic"/>
-                <w:b/>
-                <w:bCs/>
-                <w:color w:val="000000"/>
-                <w:sz w:val="18"/>
-                <w:szCs w:val="18"/>
-              </w:rPr>
-              <w:t xml:space="preserve">No.</w:t>
-            </w:r>
-          </w:p>
-        </w:tc>
-        <w:tc>
-          <w:tcPr>
-            <w:tcW w:type="dxa" w:w="4500"/>
-            <w:tcBorders>
-              <w:top w:val="single" w:color="CCCCCC" w:sz="4"/>
-              <w:left w:val="single" w:color="CCCCCC" w:sz="4"/>
-              <w:bottom w:val="single" w:color="CCCCCC" w:sz="4"/>
-              <w:right w:val="single" w:color="CCCCCC" w:sz="4"/>
-            </w:tcBorders>
-            <w:shd w:fill="E8E8E8" w:val="clear"/>
-            <w:tcMar>
-              <w:top w:type="dxa" w:w="80"/>
-              <w:left w:type="dxa" w:w="120"/>
-              <w:bottom w:type="dxa" w:w="80"/>
-              <w:right w:type="dxa" w:w="120"/>
-            </w:tcMar>
-            <w:vAlign w:val="center"/>
-          </w:tcPr>
-          <w:p>
-            <w:pPr>
-              <w:jc w:val="left"/>
-            </w:pPr>
-            <w:r>
-              <w:rPr>
-                <w:rFonts w:ascii="BIZ UDPGothic" w:cs="BIZ UDPGothic" w:eastAsia="BIZ UDPGothic" w:hAnsi="BIZ UDPGothic"/>
-                <w:b/>
-                <w:bCs/>
-                <w:color w:val="000000"/>
-                <w:sz w:val="18"/>
-                <w:szCs w:val="18"/>
-              </w:rPr>
-              <w:t xml:space="preserve">リポジトリ名</w:t>
-            </w:r>
-            <w:r>
-              <w:rPr>
-                <w:rFonts w:ascii="BIZ UDPGothic" w:cs="BIZ UDPGothic" w:eastAsia="BIZ UDPGothic" w:hAnsi="BIZ UDPGothic"/>
-                <w:i/>
-                <w:iCs/>
-                <w:color w:val="888888"/>
-                <w:sz w:val="16"/>
-                <w:szCs w:val="16"/>
-              </w:rPr>
-              <w:t xml:space="preserve"> / </w:t>
-            </w:r>
-            <w:r>
-              <w:rPr>
-                <w:rFonts w:ascii="BIZ UDPGothic" w:cs="BIZ UDPGothic" w:eastAsia="BIZ UDPGothic" w:hAnsi="BIZ UDPGothic"/>
-                <w:i/>
-                <w:iCs/>
-                <w:color w:val="888888"/>
-                <w:sz w:val="16"/>
-                <w:szCs w:val="16"/>
-              </w:rPr>
-              <w:t xml:space="preserve">Tên repository</w:t>
-            </w:r>
-          </w:p>
-        </w:tc>
-        <w:tc>
-          <w:tcPr>
-            <w:tcW w:type="dxa" w:w="4506"/>
-            <w:tcBorders>
-              <w:top w:val="single" w:color="CCCCCC" w:sz="4"/>
-              <w:left w:val="single" w:color="CCCCCC" w:sz="4"/>
-              <w:bottom w:val="single" w:color="CCCCCC" w:sz="4"/>
-              <w:right w:val="single" w:color="CCCCCC" w:sz="4"/>
-            </w:tcBorders>
-            <w:shd w:fill="E8E8E8" w:val="clear"/>
-            <w:tcMar>
-              <w:top w:type="dxa" w:w="80"/>
-              <w:left w:type="dxa" w:w="120"/>
-              <w:bottom w:type="dxa" w:w="80"/>
-              <w:right w:type="dxa" w:w="120"/>
-            </w:tcMar>
-            <w:vAlign w:val="center"/>
-          </w:tcPr>
-          <w:p>
-            <w:pPr>
-              <w:jc w:val="left"/>
-            </w:pPr>
-            <w:r>
-              <w:rPr>
-                <w:rFonts w:ascii="BIZ UDPGothic" w:cs="BIZ UDPGothic" w:eastAsia="BIZ UDPGothic" w:hAnsi="BIZ UDPGothic"/>
-                <w:b/>
-                <w:bCs/>
-                <w:color w:val="000000"/>
-                <w:sz w:val="18"/>
-                <w:szCs w:val="18"/>
-              </w:rPr>
-              <w:t xml:space="preserve">操作手順</w:t>
-            </w:r>
-            <w:r>
-              <w:rPr>
-                <w:rFonts w:ascii="BIZ UDPGothic" w:cs="BIZ UDPGothic" w:eastAsia="BIZ UDPGothic" w:hAnsi="BIZ UDPGothic"/>
-                <w:i/>
-                <w:iCs/>
-                <w:color w:val="888888"/>
-                <w:sz w:val="16"/>
-                <w:szCs w:val="16"/>
-              </w:rPr>
-              <w:t xml:space="preserve"> / </w:t>
-            </w:r>
-            <w:r>
-              <w:rPr>
-                <w:rFonts w:ascii="BIZ UDPGothic" w:cs="BIZ UDPGothic" w:eastAsia="BIZ UDPGothic" w:hAnsi="BIZ UDPGothic"/>
-                <w:i/>
-                <w:iCs/>
-                <w:color w:val="888888"/>
-                <w:sz w:val="16"/>
-                <w:szCs w:val="16"/>
-              </w:rPr>
-              <w:t xml:space="preserve">Quy trình thao tác</w:t>
-            </w:r>
-          </w:p>
-        </w:tc>
-      </w:tr>
-      <w:tr>
-        <w:trPr>
-          <w:cantSplit/>
-        </w:trPr>
-        <w:tc>
-          <w:tcPr>
-            <w:tcW w:type="dxa" w:w="500"/>
-            <w:tcBorders>
-              <w:top w:val="single" w:color="CCCCCC" w:sz="4"/>
-              <w:left w:val="single" w:color="CCCCCC" w:sz="4"/>
-              <w:bottom w:val="single" w:color="CCCCCC" w:sz="4"/>
-              <w:right w:val="single" w:color="CCCCCC" w:sz="4"/>
-            </w:tcBorders>
-            <w:shd w:fill="FFFFFF" w:val="clear"/>
-            <w:tcMar>
-              <w:top w:type="dxa" w:w="80"/>
-              <w:left w:type="dxa" w:w="120"/>
-              <w:bottom w:type="dxa" w:w="80"/>
-              <w:right w:type="dxa" w:w="120"/>
-            </w:tcMar>
-            <w:vAlign w:val="center"/>
-          </w:tcPr>
-          <w:p>
-            <w:pPr>
-              <w:jc w:val="left"/>
-            </w:pPr>
-            <w:r>
-              <w:rPr>
-                <w:rFonts w:ascii="BIZ UDPGothic" w:cs="BIZ UDPGothic" w:eastAsia="BIZ UDPGothic" w:hAnsi="BIZ UDPGothic"/>
-                <w:b w:val="false"/>
-                <w:bCs w:val="false"/>
-                <w:color w:val="404040"/>
-                <w:sz w:val="18"/>
-                <w:szCs w:val="18"/>
-              </w:rPr>
-              <w:t xml:space="preserve">1</w:t>
-            </w:r>
-          </w:p>
-        </w:tc>
-        <w:tc>
-          <w:tcPr>
-            <w:tcW w:type="dxa" w:w="4500"/>
-            <w:tcBorders>
-              <w:top w:val="single" w:color="CCCCCC" w:sz="4"/>
-              <w:left w:val="single" w:color="CCCCCC" w:sz="4"/>
-              <w:bottom w:val="single" w:color="CCCCCC" w:sz="4"/>
-              <w:right w:val="single" w:color="CCCCCC" w:sz="4"/>
-            </w:tcBorders>
-            <w:shd w:fill="FFFFFF" w:val="clear"/>
-            <w:tcMar>
-              <w:top w:type="dxa" w:w="80"/>
-              <w:left w:type="dxa" w:w="120"/>
-              <w:bottom w:type="dxa" w:w="80"/>
-              <w:right w:type="dxa" w:w="120"/>
-            </w:tcMar>
-            <w:vAlign w:val="center"/>
-          </w:tcPr>
-          <w:p>
-            <w:pPr>
-              <w:jc w:val="left"/>
-            </w:pPr>
-            <w:r>
-              <w:rPr>
-                <w:rFonts w:ascii="BIZ UDPGothic" w:cs="BIZ UDPGothic" w:eastAsia="BIZ UDPGothic" w:hAnsi="BIZ UDPGothic"/>
-                <w:b w:val="false"/>
-                <w:bCs w:val="false"/>
-                <w:color w:val="404040"/>
-                <w:sz w:val="18"/>
-                <w:szCs w:val="18"/>
-              </w:rPr>
-              <w:t xml:space="preserve">posserver-product-kasumi</w:t>
-            </w:r>
-          </w:p>
-        </w:tc>
-        <w:tc>
-          <w:tcPr>
-            <w:tcW w:type="dxa" w:w="4506"/>
-            <w:tcBorders>
-              <w:top w:val="single" w:color="CCCCCC" w:sz="4"/>
-              <w:left w:val="single" w:color="CCCCCC" w:sz="4"/>
-              <w:bottom w:val="single" w:color="CCCCCC" w:sz="4"/>
-              <w:right w:val="single" w:color="CCCCCC" w:sz="4"/>
-            </w:tcBorders>
-            <w:shd w:fill="FFFFFF" w:val="clear"/>
-            <w:tcMar>
-              <w:top w:type="dxa" w:w="80"/>
-              <w:left w:type="dxa" w:w="120"/>
-              <w:bottom w:type="dxa" w:w="80"/>
-              <w:right w:type="dxa" w:w="120"/>
-            </w:tcMar>
-            <w:vAlign w:val="center"/>
-          </w:tcPr>
-          <w:p>
-            <w:pPr>
-              <w:jc w:val="left"/>
-            </w:pPr>
-            <w:r>
-              <w:rPr>
-                <w:rFonts w:ascii="BIZ UDPGothic" w:cs="BIZ UDPGothic" w:eastAsia="BIZ UDPGothic" w:hAnsi="BIZ UDPGothic"/>
-                <w:b w:val="false"/>
-                <w:bCs w:val="false"/>
-                <w:color w:val="404040"/>
-                <w:sz w:val="18"/>
-                <w:szCs w:val="18"/>
-              </w:rPr>
-              <w:t xml:space="preserve">GitHub Settings → Danger Zone → Archive this repository</w:t>
-            </w:r>
-            <w:r>
-              <w:rPr>
-                <w:rFonts w:ascii="BIZ UDPGothic" w:cs="BIZ UDPGothic" w:eastAsia="BIZ UDPGothic" w:hAnsi="BIZ UDPGothic"/>
-                <w:i/>
-                <w:iCs/>
-                <w:color w:val="888888"/>
-                <w:sz w:val="16"/>
-                <w:szCs w:val="16"/>
-              </w:rPr>
-              <w:t xml:space="preserve"> / </w:t>
-            </w:r>
-            <w:r>
-              <w:rPr>
-                <w:rFonts w:ascii="BIZ UDPGothic" w:cs="BIZ UDPGothic" w:eastAsia="BIZ UDPGothic" w:hAnsi="BIZ UDPGothic"/>
-                <w:i/>
-                <w:iCs/>
-                <w:color w:val="888888"/>
-                <w:sz w:val="16"/>
-                <w:szCs w:val="16"/>
-              </w:rPr>
-              <w:t xml:space="preserve">GitHub Settings → Danger Zone → Archive this repository</w:t>
-            </w:r>
-          </w:p>
-        </w:tc>
-      </w:tr>
-      <w:tr>
-        <w:trPr>
-          <w:cantSplit/>
-        </w:trPr>
-        <w:tc>
-          <w:tcPr>
-            <w:tcW w:type="dxa" w:w="500"/>
-            <w:tcBorders>
-              <w:top w:val="single" w:color="CCCCCC" w:sz="4"/>
-              <w:left w:val="single" w:color="CCCCCC" w:sz="4"/>
-              <w:bottom w:val="single" w:color="CCCCCC" w:sz="4"/>
-              <w:right w:val="single" w:color="CCCCCC" w:sz="4"/>
-            </w:tcBorders>
-            <w:shd w:fill="FFFFFF" w:val="clear"/>
-            <w:tcMar>
-              <w:top w:type="dxa" w:w="80"/>
-              <w:left w:type="dxa" w:w="120"/>
-              <w:bottom w:type="dxa" w:w="80"/>
-              <w:right w:type="dxa" w:w="120"/>
-            </w:tcMar>
-            <w:vAlign w:val="center"/>
-          </w:tcPr>
-          <w:p>
-            <w:pPr>
-              <w:jc w:val="left"/>
-            </w:pPr>
-            <w:r>
-              <w:rPr>
-                <w:rFonts w:ascii="BIZ UDPGothic" w:cs="BIZ UDPGothic" w:eastAsia="BIZ UDPGothic" w:hAnsi="BIZ UDPGothic"/>
-                <w:b w:val="false"/>
-                <w:bCs w:val="false"/>
-                <w:color w:val="404040"/>
-                <w:sz w:val="18"/>
-                <w:szCs w:val="18"/>
-              </w:rPr>
-              <w:t xml:space="preserve">2</w:t>
-            </w:r>
-          </w:p>
-        </w:tc>
-        <w:tc>
-          <w:tcPr>
-            <w:tcW w:type="dxa" w:w="4500"/>
-            <w:tcBorders>
-              <w:top w:val="single" w:color="CCCCCC" w:sz="4"/>
-              <w:left w:val="single" w:color="CCCCCC" w:sz="4"/>
-              <w:bottom w:val="single" w:color="CCCCCC" w:sz="4"/>
-              <w:right w:val="single" w:color="CCCCCC" w:sz="4"/>
-            </w:tcBorders>
-            <w:shd w:fill="FFFFFF" w:val="clear"/>
-            <w:tcMar>
-              <w:top w:type="dxa" w:w="80"/>
-              <w:left w:type="dxa" w:w="120"/>
-              <w:bottom w:type="dxa" w:w="80"/>
-              <w:right w:type="dxa" w:w="120"/>
-            </w:tcMar>
-            <w:vAlign w:val="center"/>
-          </w:tcPr>
-          <w:p>
-            <w:pPr>
-              <w:jc w:val="left"/>
-            </w:pPr>
-            <w:r>
-              <w:rPr>
-                <w:rFonts w:ascii="BIZ UDPGothic" w:cs="BIZ UDPGothic" w:eastAsia="BIZ UDPGothic" w:hAnsi="BIZ UDPGothic"/>
-                <w:b w:val="false"/>
-                <w:bCs w:val="false"/>
-                <w:color w:val="404040"/>
-                <w:sz w:val="18"/>
-                <w:szCs w:val="18"/>
-              </w:rPr>
-              <w:t xml:space="preserve">aeongiftcardserver-product</w:t>
-            </w:r>
-          </w:p>
-        </w:tc>
-        <w:tc>
-          <w:tcPr>
-            <w:tcW w:type="dxa" w:w="4506"/>
-            <w:tcBorders>
-              <w:top w:val="single" w:color="CCCCCC" w:sz="4"/>
-              <w:left w:val="single" w:color="CCCCCC" w:sz="4"/>
-              <w:bottom w:val="single" w:color="CCCCCC" w:sz="4"/>
-              <w:right w:val="single" w:color="CCCCCC" w:sz="4"/>
-            </w:tcBorders>
-            <w:shd w:fill="FFFFFF" w:val="clear"/>
-            <w:tcMar>
-              <w:top w:type="dxa" w:w="80"/>
-              <w:left w:type="dxa" w:w="120"/>
-              <w:bottom w:type="dxa" w:w="80"/>
-              <w:right w:type="dxa" w:w="120"/>
-            </w:tcMar>
-            <w:vAlign w:val="center"/>
-          </w:tcPr>
-          <w:p>
-            <w:pPr>
-              <w:jc w:val="left"/>
-            </w:pPr>
-            <w:r>
-              <w:rPr>
-                <w:rFonts w:ascii="BIZ UDPGothic" w:cs="BIZ UDPGothic" w:eastAsia="BIZ UDPGothic" w:hAnsi="BIZ UDPGothic"/>
-                <w:b w:val="false"/>
-                <w:bCs w:val="false"/>
-                <w:color w:val="404040"/>
-                <w:sz w:val="18"/>
-                <w:szCs w:val="18"/>
-              </w:rPr>
-              <w:t xml:space="preserve">同上</w:t>
-            </w:r>
-            <w:r>
-              <w:rPr>
-                <w:rFonts w:ascii="BIZ UDPGothic" w:cs="BIZ UDPGothic" w:eastAsia="BIZ UDPGothic" w:hAnsi="BIZ UDPGothic"/>
-                <w:i/>
-                <w:iCs/>
-                <w:color w:val="888888"/>
-                <w:sz w:val="16"/>
-                <w:szCs w:val="16"/>
-              </w:rPr>
-              <w:t xml:space="preserve"> / </w:t>
-            </w:r>
-            <w:r>
-              <w:rPr>
-                <w:rFonts w:ascii="BIZ UDPGothic" w:cs="BIZ UDPGothic" w:eastAsia="BIZ UDPGothic" w:hAnsi="BIZ UDPGothic"/>
-                <w:i/>
-                <w:iCs/>
-                <w:color w:val="888888"/>
-                <w:sz w:val="16"/>
-                <w:szCs w:val="16"/>
-              </w:rPr>
-              <w:t xml:space="preserve">Tương tự</w:t>
-            </w:r>
-          </w:p>
-        </w:tc>
-      </w:tr>
-      <w:tr>
-        <w:trPr>
-          <w:cantSplit/>
-        </w:trPr>
-        <w:tc>
-          <w:tcPr>
-            <w:tcW w:type="dxa" w:w="500"/>
-            <w:tcBorders>
-              <w:top w:val="single" w:color="CCCCCC" w:sz="4"/>
-              <w:left w:val="single" w:color="CCCCCC" w:sz="4"/>
-              <w:bottom w:val="single" w:color="CCCCCC" w:sz="4"/>
-              <w:right w:val="single" w:color="CCCCCC" w:sz="4"/>
-            </w:tcBorders>
-            <w:shd w:fill="FFFFFF" w:val="clear"/>
-            <w:tcMar>
-              <w:top w:type="dxa" w:w="80"/>
-              <w:left w:type="dxa" w:w="120"/>
-              <w:bottom w:type="dxa" w:w="80"/>
-              <w:right w:type="dxa" w:w="120"/>
-            </w:tcMar>
-            <w:vAlign w:val="center"/>
-          </w:tcPr>
-          <w:p>
-            <w:pPr>
-              <w:jc w:val="left"/>
-            </w:pPr>
-            <w:r>
-              <w:rPr>
-                <w:rFonts w:ascii="BIZ UDPGothic" w:cs="BIZ UDPGothic" w:eastAsia="BIZ UDPGothic" w:hAnsi="BIZ UDPGothic"/>
-                <w:b w:val="false"/>
-                <w:bCs w:val="false"/>
-                <w:color w:val="404040"/>
-                <w:sz w:val="18"/>
-                <w:szCs w:val="18"/>
-              </w:rPr>
-              <w:t xml:space="preserve">3</w:t>
-            </w:r>
-          </w:p>
-        </w:tc>
-        <w:tc>
-          <w:tcPr>
-            <w:tcW w:type="dxa" w:w="4500"/>
-            <w:tcBorders>
-              <w:top w:val="single" w:color="CCCCCC" w:sz="4"/>
-              <w:left w:val="single" w:color="CCCCCC" w:sz="4"/>
-              <w:bottom w:val="single" w:color="CCCCCC" w:sz="4"/>
-              <w:right w:val="single" w:color="CCCCCC" w:sz="4"/>
-            </w:tcBorders>
-            <w:shd w:fill="FFFFFF" w:val="clear"/>
-            <w:tcMar>
-              <w:top w:type="dxa" w:w="80"/>
-              <w:left w:type="dxa" w:w="120"/>
-              <w:bottom w:type="dxa" w:w="80"/>
-              <w:right w:type="dxa" w:w="120"/>
-            </w:tcMar>
-            <w:vAlign w:val="center"/>
-          </w:tcPr>
-          <w:p>
-            <w:pPr>
-              <w:jc w:val="left"/>
-            </w:pPr>
-            <w:r>
-              <w:rPr>
-                <w:rFonts w:ascii="BIZ UDPGothic" w:cs="BIZ UDPGothic" w:eastAsia="BIZ UDPGothic" w:hAnsi="BIZ UDPGothic"/>
-                <w:b w:val="false"/>
-                <w:bCs w:val="false"/>
-                <w:color w:val="404040"/>
-                <w:sz w:val="18"/>
-                <w:szCs w:val="18"/>
-              </w:rPr>
-              <w:t xml:space="preserve">pos-server-frontend-production</w:t>
-            </w:r>
-          </w:p>
-        </w:tc>
-        <w:tc>
-          <w:tcPr>
-            <w:tcW w:type="dxa" w:w="4506"/>
-            <w:tcBorders>
-              <w:top w:val="single" w:color="CCCCCC" w:sz="4"/>
-              <w:left w:val="single" w:color="CCCCCC" w:sz="4"/>
-              <w:bottom w:val="single" w:color="CCCCCC" w:sz="4"/>
-              <w:right w:val="single" w:color="CCCCCC" w:sz="4"/>
-            </w:tcBorders>
-            <w:shd w:fill="FFFFFF" w:val="clear"/>
-            <w:tcMar>
-              <w:top w:type="dxa" w:w="80"/>
-              <w:left w:type="dxa" w:w="120"/>
-              <w:bottom w:type="dxa" w:w="80"/>
-              <w:right w:type="dxa" w:w="120"/>
-            </w:tcMar>
-            <w:vAlign w:val="center"/>
-          </w:tcPr>
-          <w:p>
-            <w:pPr>
-              <w:jc w:val="left"/>
-            </w:pPr>
-            <w:r>
-              <w:rPr>
-                <w:rFonts w:ascii="BIZ UDPGothic" w:cs="BIZ UDPGothic" w:eastAsia="BIZ UDPGothic" w:hAnsi="BIZ UDPGothic"/>
-                <w:b w:val="false"/>
-                <w:bCs w:val="false"/>
-                <w:color w:val="404040"/>
-                <w:sz w:val="18"/>
-                <w:szCs w:val="18"/>
-              </w:rPr>
-              <w:t xml:space="preserve">同上</w:t>
-            </w:r>
-            <w:r>
-              <w:rPr>
-                <w:rFonts w:ascii="BIZ UDPGothic" w:cs="BIZ UDPGothic" w:eastAsia="BIZ UDPGothic" w:hAnsi="BIZ UDPGothic"/>
-                <w:i/>
-                <w:iCs/>
-                <w:color w:val="888888"/>
-                <w:sz w:val="16"/>
-                <w:szCs w:val="16"/>
-              </w:rPr>
-              <w:t xml:space="preserve"> / </w:t>
-            </w:r>
-            <w:r>
-              <w:rPr>
-                <w:rFonts w:ascii="BIZ UDPGothic" w:cs="BIZ UDPGothic" w:eastAsia="BIZ UDPGothic" w:hAnsi="BIZ UDPGothic"/>
-                <w:i/>
-                <w:iCs/>
-                <w:color w:val="888888"/>
-                <w:sz w:val="16"/>
-                <w:szCs w:val="16"/>
-              </w:rPr>
-              <w:t xml:space="preserve">Tương tự</w:t>
-            </w:r>
-          </w:p>
-        </w:tc>
-      </w:tr>
-      <w:tr>
-        <w:trPr>
-          <w:cantSplit/>
-        </w:trPr>
-        <w:tc>
-          <w:tcPr>
-            <w:tcW w:type="dxa" w:w="500"/>
-            <w:tcBorders>
-              <w:top w:val="single" w:color="CCCCCC" w:sz="4"/>
-              <w:left w:val="single" w:color="CCCCCC" w:sz="4"/>
-              <w:bottom w:val="single" w:color="CCCCCC" w:sz="4"/>
-              <w:right w:val="single" w:color="CCCCCC" w:sz="4"/>
-            </w:tcBorders>
-            <w:shd w:fill="FFFFFF" w:val="clear"/>
-            <w:tcMar>
-              <w:top w:type="dxa" w:w="80"/>
-              <w:left w:type="dxa" w:w="120"/>
-              <w:bottom w:type="dxa" w:w="80"/>
-              <w:right w:type="dxa" w:w="120"/>
-            </w:tcMar>
-            <w:vAlign w:val="center"/>
-          </w:tcPr>
-          <w:p>
-            <w:pPr>
-              <w:jc w:val="left"/>
-            </w:pPr>
-            <w:r>
-              <w:rPr>
-                <w:rFonts w:ascii="BIZ UDPGothic" w:cs="BIZ UDPGothic" w:eastAsia="BIZ UDPGothic" w:hAnsi="BIZ UDPGothic"/>
-                <w:b w:val="false"/>
-                <w:bCs w:val="false"/>
-                <w:color w:val="404040"/>
-                <w:sz w:val="18"/>
-                <w:szCs w:val="18"/>
-              </w:rPr>
-              <w:t xml:space="preserve">4</w:t>
-            </w:r>
-          </w:p>
-        </w:tc>
-        <w:tc>
-          <w:tcPr>
-            <w:tcW w:type="dxa" w:w="4500"/>
-            <w:tcBorders>
-              <w:top w:val="single" w:color="CCCCCC" w:sz="4"/>
-              <w:left w:val="single" w:color="CCCCCC" w:sz="4"/>
-              <w:bottom w:val="single" w:color="CCCCCC" w:sz="4"/>
-              <w:right w:val="single" w:color="CCCCCC" w:sz="4"/>
-            </w:tcBorders>
-            <w:shd w:fill="FFFFFF" w:val="clear"/>
-            <w:tcMar>
-              <w:top w:type="dxa" w:w="80"/>
-              <w:left w:type="dxa" w:w="120"/>
-              <w:bottom w:type="dxa" w:w="80"/>
-              <w:right w:type="dxa" w:w="120"/>
-            </w:tcMar>
-            <w:vAlign w:val="center"/>
-          </w:tcPr>
-          <w:p>
-            <w:pPr>
-              <w:jc w:val="left"/>
-            </w:pPr>
-            <w:r>
-              <w:rPr>
-                <w:rFonts w:ascii="BIZ UDPGothic" w:cs="BIZ UDPGothic" w:eastAsia="BIZ UDPGothic" w:hAnsi="BIZ UDPGothic"/>
-                <w:b w:val="false"/>
-                <w:bCs w:val="false"/>
-                <w:color w:val="404040"/>
-                <w:sz w:val="18"/>
-                <w:szCs w:val="18"/>
-              </w:rPr>
-              <w:t xml:space="preserve">pos-server-frontend-ishida-staging</w:t>
-            </w:r>
-          </w:p>
-        </w:tc>
-        <w:tc>
-          <w:tcPr>
-            <w:tcW w:type="dxa" w:w="4506"/>
-            <w:tcBorders>
-              <w:top w:val="single" w:color="CCCCCC" w:sz="4"/>
-              <w:left w:val="single" w:color="CCCCCC" w:sz="4"/>
-              <w:bottom w:val="single" w:color="CCCCCC" w:sz="4"/>
-              <w:right w:val="single" w:color="CCCCCC" w:sz="4"/>
-            </w:tcBorders>
-            <w:shd w:fill="FFFFFF" w:val="clear"/>
-            <w:tcMar>
-              <w:top w:type="dxa" w:w="80"/>
-              <w:left w:type="dxa" w:w="120"/>
-              <w:bottom w:type="dxa" w:w="80"/>
-              <w:right w:type="dxa" w:w="120"/>
-            </w:tcMar>
-            <w:vAlign w:val="center"/>
-          </w:tcPr>
-          <w:p>
-            <w:pPr>
-              <w:jc w:val="left"/>
-            </w:pPr>
-            <w:r>
-              <w:rPr>
-                <w:rFonts w:ascii="BIZ UDPGothic" w:cs="BIZ UDPGothic" w:eastAsia="BIZ UDPGothic" w:hAnsi="BIZ UDPGothic"/>
-                <w:b w:val="false"/>
-                <w:bCs w:val="false"/>
-                <w:color w:val="404040"/>
-                <w:sz w:val="18"/>
-                <w:szCs w:val="18"/>
-              </w:rPr>
-              <w:t xml:space="preserve">同上</w:t>
-            </w:r>
-            <w:r>
-              <w:rPr>
-                <w:rFonts w:ascii="BIZ UDPGothic" w:cs="BIZ UDPGothic" w:eastAsia="BIZ UDPGothic" w:hAnsi="BIZ UDPGothic"/>
-                <w:i/>
-                <w:iCs/>
-                <w:color w:val="888888"/>
-                <w:sz w:val="16"/>
-                <w:szCs w:val="16"/>
-              </w:rPr>
-              <w:t xml:space="preserve"> / </w:t>
-            </w:r>
-            <w:r>
-              <w:rPr>
-                <w:rFonts w:ascii="BIZ UDPGothic" w:cs="BIZ UDPGothic" w:eastAsia="BIZ UDPGothic" w:hAnsi="BIZ UDPGothic"/>
-                <w:i/>
-                <w:iCs/>
-                <w:color w:val="888888"/>
-                <w:sz w:val="16"/>
-                <w:szCs w:val="16"/>
-              </w:rPr>
-              <w:t xml:space="preserve">Tương tự</w:t>
+                <w:color w:val="C8102E"/>
+                <w:sz w:val="16"/>
+                <w:szCs w:val="16"/>
+              </w:rPr>
+              <w:t xml:space="preserve">}]</w:t>
             </w:r>
           </w:p>
         </w:tc>
@@ -12087,7 +7255,7 @@
           <w:sz w:val="24"/>
           <w:szCs w:val="24"/>
         </w:rPr>
-        <w:t xml:space="preserve">■ ⑧ テスト手順・結果</w:t>
+        <w:t xml:space="preserve">■ テスト手順・結果</w:t>
       </w:r>
       <w:r>
         <w:br/>
@@ -12599,7 +7767,7 @@
                 <w:sz w:val="18"/>
                 <w:szCs w:val="18"/>
               </w:rPr>
-              <w:t xml:space="preserve">cd POS-SERVER/backend/pos-server</w:t>
+              <w:t xml:space="preserve">cd POS-SERVER/backend/pos-server &amp;&amp;</w:t>
             </w:r>
           </w:p>
           <w:p>
@@ -12862,7 +8030,7 @@
                 <w:sz w:val="18"/>
                 <w:szCs w:val="18"/>
               </w:rPr>
-              <w:t xml:space="preserve">cd POS-SERVER/backend/gift-card-server</w:t>
+              <w:t xml:space="preserve">cd POS-SERVER/backend/gift-card-server &amp;&amp;</w:t>
             </w:r>
           </w:p>
           <w:p>
@@ -13125,7 +8293,7 @@
                 <w:sz w:val="18"/>
                 <w:szCs w:val="18"/>
               </w:rPr>
-              <w:t xml:space="preserve">cd POS-SERVER/frontend</w:t>
+              <w:t xml:space="preserve">cd POS-SERVER/frontend &amp;&amp;</w:t>
             </w:r>
           </w:p>
           <w:p>
@@ -13353,7 +8521,7 @@
                 <w:sz w:val="16"/>
                 <w:szCs w:val="16"/>
               </w:rPr>
-              <w:t xml:space="preserve">/ Xác nhận khởi động local bằng docker-compose up (cả 3 service đều khởi động)</w:t>
+              <w:t xml:space="preserve">/ Xác nhận khởi động local bằng docker-compose up (cả 3 service khởi động)</w:t>
             </w:r>
           </w:p>
         </w:tc>
@@ -13388,9 +8556,28 @@
                 <w:sz w:val="18"/>
                 <w:szCs w:val="18"/>
               </w:rPr>
-              <w:t xml:space="preserve">cd POS-SERVER</w:t>
-            </w:r>
-          </w:p>
+              <w:t xml:space="preserve">docker-compose up</w:t>
+            </w:r>
+          </w:p>
+        </w:tc>
+        <w:tc>
+          <w:tcPr>
+            <w:tcW w:type="dxa" w:w="2456"/>
+            <w:tcBorders>
+              <w:top w:val="single" w:color="CCCCCC" w:sz="4"/>
+              <w:left w:val="single" w:color="CCCCCC" w:sz="4"/>
+              <w:bottom w:val="single" w:color="CCCCCC" w:sz="4"/>
+              <w:right w:val="single" w:color="CCCCCC" w:sz="4"/>
+            </w:tcBorders>
+            <w:shd w:fill="FFFFFF" w:val="clear"/>
+            <w:tcMar>
+              <w:top w:type="dxa" w:w="80"/>
+              <w:left w:type="dxa" w:w="120"/>
+              <w:bottom w:type="dxa" w:w="80"/>
+              <w:right w:type="dxa" w:w="120"/>
+            </w:tcMar>
+            <w:vAlign w:val="center"/>
+          </w:tcPr>
           <w:p>
             <w:pPr>
               <w:spacing w:before="0" w:after="0"/>
@@ -13404,7 +8591,7 @@
                 <w:sz w:val="18"/>
                 <w:szCs w:val="18"/>
               </w:rPr>
-              <w:t xml:space="preserve">docker-compose up -d</w:t>
+              <w:t xml:space="preserve">全サービス Started</w:t>
             </w:r>
           </w:p>
           <w:p>
@@ -13420,28 +8607,9 @@
                 <w:sz w:val="18"/>
                 <w:szCs w:val="18"/>
               </w:rPr>
-              <w:t xml:space="preserve">docker-compose ps</w:t>
-            </w:r>
-          </w:p>
-        </w:tc>
-        <w:tc>
-          <w:tcPr>
-            <w:tcW w:type="dxa" w:w="2456"/>
-            <w:tcBorders>
-              <w:top w:val="single" w:color="CCCCCC" w:sz="4"/>
-              <w:left w:val="single" w:color="CCCCCC" w:sz="4"/>
-              <w:bottom w:val="single" w:color="CCCCCC" w:sz="4"/>
-              <w:right w:val="single" w:color="CCCCCC" w:sz="4"/>
-            </w:tcBorders>
-            <w:shd w:fill="FFFFFF" w:val="clear"/>
-            <w:tcMar>
-              <w:top w:type="dxa" w:w="80"/>
-              <w:left w:type="dxa" w:w="120"/>
-              <w:bottom w:type="dxa" w:w="80"/>
-              <w:right w:type="dxa" w:w="120"/>
-            </w:tcMar>
-            <w:vAlign w:val="center"/>
-          </w:tcPr>
+              <w:t xml:space="preserve">http://localhost:9060 でUI表示</w:t>
+            </w:r>
+          </w:p>
           <w:p>
             <w:pPr>
               <w:spacing w:before="0" w:after="0"/>
@@ -13449,45 +8617,13 @@
             <w:r>
               <w:rPr>
                 <w:rFonts w:ascii="BIZ UDPGothic" w:cs="BIZ UDPGothic" w:eastAsia="BIZ UDPGothic" w:hAnsi="BIZ UDPGothic"/>
-                <w:i w:val="false"/>
-                <w:iCs w:val="false"/>
-                <w:color w:val="404040"/>
-                <w:sz w:val="18"/>
-                <w:szCs w:val="18"/>
-              </w:rPr>
-              <w:t xml:space="preserve">全サービス Started</w:t>
-            </w:r>
-          </w:p>
-          <w:p>
-            <w:pPr>
-              <w:spacing w:before="0" w:after="0"/>
-            </w:pPr>
-            <w:r>
-              <w:rPr>
-                <w:rFonts w:ascii="BIZ UDPGothic" w:cs="BIZ UDPGothic" w:eastAsia="BIZ UDPGothic" w:hAnsi="BIZ UDPGothic"/>
-                <w:i w:val="false"/>
-                <w:iCs w:val="false"/>
-                <w:color w:val="404040"/>
-                <w:sz w:val="18"/>
-                <w:szCs w:val="18"/>
-              </w:rPr>
-              <w:t xml:space="preserve">http://localhost:9060 でUI表示</w:t>
-            </w:r>
-          </w:p>
-          <w:p>
-            <w:pPr>
-              <w:spacing w:before="0" w:after="0"/>
-            </w:pPr>
-            <w:r>
-              <w:rPr>
-                <w:rFonts w:ascii="BIZ UDPGothic" w:cs="BIZ UDPGothic" w:eastAsia="BIZ UDPGothic" w:hAnsi="BIZ UDPGothic"/>
-                <w:i/>
-                <w:iCs/>
-                <w:color w:val="888888"/>
-                <w:sz w:val="16"/>
-                <w:szCs w:val="16"/>
-              </w:rPr>
-              <w:t xml:space="preserve">/ Tất cả service Started, hiển thị UI tại http://localhost:9060</w:t>
+                <w:i/>
+                <w:iCs/>
+                <w:color w:val="888888"/>
+                <w:sz w:val="16"/>
+                <w:szCs w:val="16"/>
+              </w:rPr>
+              <w:t xml:space="preserve">/ Tất cả service Started, UI hiển thị tại localhost:9060</w:t>
             </w:r>
           </w:p>
         </w:tc>
@@ -13751,269 +8887,6 @@
                 <w:szCs w:val="16"/>
               </w:rPr>
               <w:t xml:space="preserve">/ Tất cả job green (thành công)</w:t>
-            </w:r>
-          </w:p>
-        </w:tc>
-        <w:tc>
-          <w:tcPr>
-            <w:tcW w:type="dxa" w:w="700"/>
-            <w:tcBorders>
-              <w:top w:val="single" w:color="CCCCCC" w:sz="4"/>
-              <w:left w:val="single" w:color="CCCCCC" w:sz="4"/>
-              <w:bottom w:val="single" w:color="CCCCCC" w:sz="4"/>
-              <w:right w:val="single" w:color="CCCCCC" w:sz="4"/>
-            </w:tcBorders>
-            <w:shd w:fill="FFFFFF" w:val="clear"/>
-            <w:tcMar>
-              <w:top w:type="dxa" w:w="80"/>
-              <w:left w:type="dxa" w:w="120"/>
-              <w:bottom w:type="dxa" w:w="80"/>
-              <w:right w:type="dxa" w:w="120"/>
-            </w:tcMar>
-            <w:vAlign w:val="center"/>
-          </w:tcPr>
-          <w:p>
-            <w:pPr>
-              <w:jc w:val="center"/>
-            </w:pPr>
-            <w:r>
-              <w:rPr>
-                <w:rFonts w:ascii="BIZ UDPGothic" w:cs="BIZ UDPGothic" w:eastAsia="BIZ UDPGothic" w:hAnsi="BIZ UDPGothic"/>
-                <w:b w:val="false"/>
-                <w:bCs w:val="false"/>
-                <w:color w:val="404040"/>
-                <w:sz w:val="18"/>
-                <w:szCs w:val="18"/>
-              </w:rPr>
-              <w:t xml:space="preserve"/>
-            </w:r>
-          </w:p>
-        </w:tc>
-        <w:tc>
-          <w:tcPr>
-            <w:tcW w:type="dxa" w:w="2100"/>
-            <w:tcBorders>
-              <w:top w:val="single" w:color="CCCCCC" w:sz="4"/>
-              <w:left w:val="single" w:color="CCCCCC" w:sz="4"/>
-              <w:bottom w:val="single" w:color="CCCCCC" w:sz="4"/>
-              <w:right w:val="single" w:color="CCCCCC" w:sz="4"/>
-            </w:tcBorders>
-            <w:shd w:fill="FFFFFF" w:val="clear"/>
-            <w:tcMar>
-              <w:top w:type="dxa" w:w="80"/>
-              <w:left w:type="dxa" w:w="120"/>
-              <w:bottom w:type="dxa" w:w="80"/>
-              <w:right w:type="dxa" w:w="120"/>
-            </w:tcMar>
-            <w:vAlign w:val="center"/>
-          </w:tcPr>
-          <w:p>
-            <w:pPr>
-              <w:spacing w:before="0" w:after="0"/>
-            </w:pPr>
-            <w:r>
-              <w:rPr>
-                <w:rFonts w:ascii="BIZ UDPGothic" w:cs="BIZ UDPGothic" w:eastAsia="BIZ UDPGothic" w:hAnsi="BIZ UDPGothic"/>
-                <w:i w:val="false"/>
-                <w:iCs w:val="false"/>
-                <w:color w:val="404040"/>
-                <w:sz w:val="18"/>
-                <w:szCs w:val="18"/>
-              </w:rPr>
-              <w:t xml:space="preserve"/>
-            </w:r>
-          </w:p>
-        </w:tc>
-      </w:tr>
-      <w:tr>
-        <w:trPr>
-          <w:cantSplit/>
-        </w:trPr>
-        <w:tc>
-          <w:tcPr>
-            <w:tcW w:type="dxa" w:w="450"/>
-            <w:tcBorders>
-              <w:top w:val="single" w:color="CCCCCC" w:sz="4"/>
-              <w:left w:val="single" w:color="CCCCCC" w:sz="4"/>
-              <w:bottom w:val="single" w:color="CCCCCC" w:sz="4"/>
-              <w:right w:val="single" w:color="CCCCCC" w:sz="4"/>
-            </w:tcBorders>
-            <w:shd w:fill="FFFFFF" w:val="clear"/>
-            <w:tcMar>
-              <w:top w:type="dxa" w:w="80"/>
-              <w:left w:type="dxa" w:w="120"/>
-              <w:bottom w:type="dxa" w:w="80"/>
-              <w:right w:type="dxa" w:w="120"/>
-            </w:tcMar>
-            <w:vAlign w:val="center"/>
-          </w:tcPr>
-          <w:p>
-            <w:pPr>
-              <w:jc w:val="center"/>
-            </w:pPr>
-            <w:r>
-              <w:rPr>
-                <w:rFonts w:ascii="BIZ UDPGothic" w:cs="BIZ UDPGothic" w:eastAsia="BIZ UDPGothic" w:hAnsi="BIZ UDPGothic"/>
-                <w:b w:val="false"/>
-                <w:bCs w:val="false"/>
-                <w:color w:val="404040"/>
-                <w:sz w:val="18"/>
-                <w:szCs w:val="18"/>
-              </w:rPr>
-              <w:t xml:space="preserve">6</w:t>
-            </w:r>
-          </w:p>
-        </w:tc>
-        <w:tc>
-          <w:tcPr>
-            <w:tcW w:type="dxa" w:w="2000"/>
-            <w:tcBorders>
-              <w:top w:val="single" w:color="CCCCCC" w:sz="4"/>
-              <w:left w:val="single" w:color="CCCCCC" w:sz="4"/>
-              <w:bottom w:val="single" w:color="CCCCCC" w:sz="4"/>
-              <w:right w:val="single" w:color="CCCCCC" w:sz="4"/>
-            </w:tcBorders>
-            <w:shd w:fill="FFFFFF" w:val="clear"/>
-            <w:tcMar>
-              <w:top w:type="dxa" w:w="80"/>
-              <w:left w:type="dxa" w:w="120"/>
-              <w:bottom w:type="dxa" w:w="80"/>
-              <w:right w:type="dxa" w:w="120"/>
-            </w:tcMar>
-            <w:vAlign w:val="center"/>
-          </w:tcPr>
-          <w:p>
-            <w:pPr>
-              <w:spacing w:before="0" w:after="0"/>
-            </w:pPr>
-            <w:r>
-              <w:rPr>
-                <w:rFonts w:ascii="BIZ UDPGothic" w:cs="BIZ UDPGothic" w:eastAsia="BIZ UDPGothic" w:hAnsi="BIZ UDPGothic"/>
-                <w:i w:val="false"/>
-                <w:iCs w:val="false"/>
-                <w:color w:val="404040"/>
-                <w:sz w:val="18"/>
-                <w:szCs w:val="18"/>
-              </w:rPr>
-              <w:t xml:space="preserve">旧リポジトリのアーカイブ完了確認</w:t>
-            </w:r>
-          </w:p>
-          <w:p>
-            <w:pPr>
-              <w:spacing w:before="0" w:after="0"/>
-            </w:pPr>
-            <w:r>
-              <w:rPr>
-                <w:rFonts w:ascii="BIZ UDPGothic" w:cs="BIZ UDPGothic" w:eastAsia="BIZ UDPGothic" w:hAnsi="BIZ UDPGothic"/>
-                <w:i/>
-                <w:iCs/>
-                <w:color w:val="888888"/>
-                <w:sz w:val="16"/>
-                <w:szCs w:val="16"/>
-              </w:rPr>
-              <w:t xml:space="preserve">/ Xác nhận hoàn thành lưu trữ repo cũ</w:t>
-            </w:r>
-          </w:p>
-        </w:tc>
-        <w:tc>
-          <w:tcPr>
-            <w:tcW w:type="dxa" w:w="1800"/>
-            <w:tcBorders>
-              <w:top w:val="single" w:color="CCCCCC" w:sz="4"/>
-              <w:left w:val="single" w:color="CCCCCC" w:sz="4"/>
-              <w:bottom w:val="single" w:color="CCCCCC" w:sz="4"/>
-              <w:right w:val="single" w:color="CCCCCC" w:sz="4"/>
-            </w:tcBorders>
-            <w:shd w:fill="FFFFFF" w:val="clear"/>
-            <w:tcMar>
-              <w:top w:type="dxa" w:w="80"/>
-              <w:left w:type="dxa" w:w="120"/>
-              <w:bottom w:type="dxa" w:w="80"/>
-              <w:right w:type="dxa" w:w="120"/>
-            </w:tcMar>
-            <w:vAlign w:val="center"/>
-          </w:tcPr>
-          <w:p>
-            <w:pPr>
-              <w:spacing w:before="0" w:after="0"/>
-            </w:pPr>
-            <w:r>
-              <w:rPr>
-                <w:rFonts w:ascii="BIZ UDPGothic" w:cs="BIZ UDPGothic" w:eastAsia="BIZ UDPGothic" w:hAnsi="BIZ UDPGothic"/>
-                <w:i w:val="false"/>
-                <w:iCs w:val="false"/>
-                <w:color w:val="404040"/>
-                <w:sz w:val="18"/>
-                <w:szCs w:val="18"/>
-              </w:rPr>
-              <w:t xml:space="preserve">GitHub上で各リポジトリのページを確認</w:t>
-            </w:r>
-          </w:p>
-          <w:p>
-            <w:pPr>
-              <w:spacing w:before="0" w:after="0"/>
-            </w:pPr>
-            <w:r>
-              <w:rPr>
-                <w:rFonts w:ascii="BIZ UDPGothic" w:cs="BIZ UDPGothic" w:eastAsia="BIZ UDPGothic" w:hAnsi="BIZ UDPGothic"/>
-                <w:i/>
-                <w:iCs/>
-                <w:color w:val="888888"/>
-                <w:sz w:val="16"/>
-                <w:szCs w:val="16"/>
-              </w:rPr>
-              <w:t xml:space="preserve">/ Xác nhận trang mỗi repo trên GitHub</w:t>
-            </w:r>
-          </w:p>
-        </w:tc>
-        <w:tc>
-          <w:tcPr>
-            <w:tcW w:type="dxa" w:w="2456"/>
-            <w:tcBorders>
-              <w:top w:val="single" w:color="CCCCCC" w:sz="4"/>
-              <w:left w:val="single" w:color="CCCCCC" w:sz="4"/>
-              <w:bottom w:val="single" w:color="CCCCCC" w:sz="4"/>
-              <w:right w:val="single" w:color="CCCCCC" w:sz="4"/>
-            </w:tcBorders>
-            <w:shd w:fill="FFFFFF" w:val="clear"/>
-            <w:tcMar>
-              <w:top w:type="dxa" w:w="80"/>
-              <w:left w:type="dxa" w:w="120"/>
-              <w:bottom w:type="dxa" w:w="80"/>
-              <w:right w:type="dxa" w:w="120"/>
-            </w:tcMar>
-            <w:vAlign w:val="center"/>
-          </w:tcPr>
-          <w:p>
-            <w:pPr>
-              <w:spacing w:before="0" w:after="0"/>
-            </w:pPr>
-            <w:r>
-              <w:rPr>
-                <w:rFonts w:ascii="BIZ UDPGothic" w:cs="BIZ UDPGothic" w:eastAsia="BIZ UDPGothic" w:hAnsi="BIZ UDPGothic"/>
-                <w:i w:val="false"/>
-                <w:iCs w:val="false"/>
-                <w:color w:val="404040"/>
-                <w:sz w:val="18"/>
-                <w:szCs w:val="18"/>
-              </w:rPr>
-              <w:t xml:space="preserve">4リポジトリすべてに「archived」ラベルが表示される</w:t>
-            </w:r>
-          </w:p>
-          <w:p>
-            <w:pPr>
-              <w:spacing w:before="0" w:after="0"/>
-            </w:pPr>
-            <w:r>
-              <w:rPr>
-                <w:rFonts w:ascii="BIZ UDPGothic" w:cs="BIZ UDPGothic" w:eastAsia="BIZ UDPGothic" w:hAnsi="BIZ UDPGothic"/>
-                <w:i/>
-                <w:iCs/>
-                <w:color w:val="888888"/>
-                <w:sz w:val="16"/>
-                <w:szCs w:val="16"/>
-              </w:rPr>
-              <w:t xml:space="preserve">/ Hiển thị nhãn 'archived' trên cả 4 repo</w:t>
             </w:r>
           </w:p>
         </w:tc>
@@ -14613,7 +9486,7 @@
           <w:sz w:val="24"/>
           <w:szCs w:val="24"/>
         </w:rPr>
-        <w:t xml:space="preserve">■ ⑨ 改廃履歴</w:t>
+        <w:t xml:space="preserve">■ 改廃履歴</w:t>
       </w:r>
       <w:r>
         <w:br/>

--- a/40_AWS/05_改修資料/KSM_AWS_MOD_010_改修指示書_リポジトリ統合_ja_vi.docx
+++ b/40_AWS/05_改修資料/KSM_AWS_MOD_010_改修指示書_リポジトリ統合_ja_vi.docx
@@ -4307,6 +4307,48 @@
                 <w:sz w:val="16"/>
                 <w:szCs w:val="16"/>
               </w:rPr>
+              <w:t xml:space="preserve">│   │   ├── src/</w:t>
+            </w:r>
+          </w:p>
+          <w:p>
+            <w:pPr>
+              <w:spacing w:before="0" w:after="0"/>
+            </w:pPr>
+            <w:r>
+              <w:rPr>
+                <w:rFonts w:ascii="Courier New" w:cs="Courier New" w:eastAsia="Courier New" w:hAnsi="Courier New"/>
+                <w:color w:val="404040"/>
+                <w:sz w:val="16"/>
+                <w:szCs w:val="16"/>
+              </w:rPr>
+              <w:t xml:space="preserve">│   │   ├── build.gradle.kts</w:t>
+            </w:r>
+          </w:p>
+          <w:p>
+            <w:pPr>
+              <w:spacing w:before="0" w:after="0"/>
+            </w:pPr>
+            <w:r>
+              <w:rPr>
+                <w:rFonts w:ascii="Courier New" w:cs="Courier New" w:eastAsia="Courier New" w:hAnsi="Courier New"/>
+                <w:color w:val="404040"/>
+                <w:sz w:val="16"/>
+                <w:szCs w:val="16"/>
+              </w:rPr>
+              <w:t xml:space="preserve">│   │   └── Dockerfile</w:t>
+            </w:r>
+          </w:p>
+          <w:p>
+            <w:pPr>
+              <w:spacing w:before="0" w:after="0"/>
+            </w:pPr>
+            <w:r>
+              <w:rPr>
+                <w:rFonts w:ascii="Courier New" w:cs="Courier New" w:eastAsia="Courier New" w:hAnsi="Courier New"/>
+                <w:color w:val="404040"/>
+                <w:sz w:val="16"/>
+                <w:szCs w:val="16"/>
+              </w:rPr>
               <w:t xml:space="preserve">│   └── gift-card-server/    # Java/Spring Boot 3.5 (:8080)</w:t>
             </w:r>
           </w:p>
@@ -4321,7 +4363,105 @@
                 <w:sz w:val="16"/>
                 <w:szCs w:val="16"/>
               </w:rPr>
+              <w:t xml:space="preserve">│       ├── src/</w:t>
+            </w:r>
+          </w:p>
+          <w:p>
+            <w:pPr>
+              <w:spacing w:before="0" w:after="0"/>
+            </w:pPr>
+            <w:r>
+              <w:rPr>
+                <w:rFonts w:ascii="Courier New" w:cs="Courier New" w:eastAsia="Courier New" w:hAnsi="Courier New"/>
+                <w:color w:val="404040"/>
+                <w:sz w:val="16"/>
+                <w:szCs w:val="16"/>
+              </w:rPr>
+              <w:t xml:space="preserve">│       ├── pom.xml</w:t>
+            </w:r>
+          </w:p>
+          <w:p>
+            <w:pPr>
+              <w:spacing w:before="0" w:after="0"/>
+            </w:pPr>
+            <w:r>
+              <w:rPr>
+                <w:rFonts w:ascii="Courier New" w:cs="Courier New" w:eastAsia="Courier New" w:hAnsi="Courier New"/>
+                <w:color w:val="404040"/>
+                <w:sz w:val="16"/>
+                <w:szCs w:val="16"/>
+              </w:rPr>
+              <w:t xml:space="preserve">│       └── Dockerfile</w:t>
+            </w:r>
+          </w:p>
+          <w:p>
+            <w:pPr>
+              <w:spacing w:before="0" w:after="0"/>
+            </w:pPr>
+            <w:r>
+              <w:rPr>
+                <w:rFonts w:ascii="Courier New" w:cs="Courier New" w:eastAsia="Courier New" w:hAnsi="Courier New"/>
+                <w:color w:val="404040"/>
+                <w:sz w:val="16"/>
+                <w:szCs w:val="16"/>
+              </w:rPr>
               <w:t xml:space="preserve">├── frontend/                # React/TypeScript (:9060)</w:t>
+            </w:r>
+          </w:p>
+          <w:p>
+            <w:pPr>
+              <w:spacing w:before="0" w:after="0"/>
+            </w:pPr>
+            <w:r>
+              <w:rPr>
+                <w:rFonts w:ascii="Courier New" w:cs="Courier New" w:eastAsia="Courier New" w:hAnsi="Courier New"/>
+                <w:color w:val="404040"/>
+                <w:sz w:val="16"/>
+                <w:szCs w:val="16"/>
+              </w:rPr>
+              <w:t xml:space="preserve">│   ├── src/</w:t>
+            </w:r>
+          </w:p>
+          <w:p>
+            <w:pPr>
+              <w:spacing w:before="0" w:after="0"/>
+            </w:pPr>
+            <w:r>
+              <w:rPr>
+                <w:rFonts w:ascii="Courier New" w:cs="Courier New" w:eastAsia="Courier New" w:hAnsi="Courier New"/>
+                <w:color w:val="404040"/>
+                <w:sz w:val="16"/>
+                <w:szCs w:val="16"/>
+              </w:rPr>
+              <w:t xml:space="preserve">│   ├── package.json</w:t>
+            </w:r>
+          </w:p>
+          <w:p>
+            <w:pPr>
+              <w:spacing w:before="0" w:after="0"/>
+            </w:pPr>
+            <w:r>
+              <w:rPr>
+                <w:rFonts w:ascii="Courier New" w:cs="Courier New" w:eastAsia="Courier New" w:hAnsi="Courier New"/>
+                <w:color w:val="404040"/>
+                <w:sz w:val="16"/>
+                <w:szCs w:val="16"/>
+              </w:rPr>
+              <w:t xml:space="preserve">│   ├── webpack.config.js</w:t>
+            </w:r>
+          </w:p>
+          <w:p>
+            <w:pPr>
+              <w:spacing w:before="0" w:after="0"/>
+            </w:pPr>
+            <w:r>
+              <w:rPr>
+                <w:rFonts w:ascii="Courier New" w:cs="Courier New" w:eastAsia="Courier New" w:hAnsi="Courier New"/>
+                <w:color w:val="404040"/>
+                <w:sz w:val="16"/>
+                <w:szCs w:val="16"/>
+              </w:rPr>
+              <w:t xml:space="preserve">│   └── Dockerfile</w:t>
             </w:r>
           </w:p>
           <w:p>
@@ -5033,6 +5173,103 @@
                 <w:szCs w:val="18"/>
               </w:rPr>
               <w:t xml:space="preserve">pos-server-frontend-ishida-staging → frontend/ にマージ</w:t>
+            </w:r>
+          </w:p>
+        </w:tc>
+      </w:tr>
+      <w:tr>
+        <w:trPr>
+          <w:cantSplit/>
+        </w:trPr>
+        <w:tc>
+          <w:tcPr>
+            <w:tcW w:type="dxa" w:w="2400"/>
+            <w:tcBorders>
+              <w:top w:val="single" w:color="CCCCCC" w:sz="4"/>
+              <w:left w:val="single" w:color="CCCCCC" w:sz="4"/>
+              <w:bottom w:val="single" w:color="CCCCCC" w:sz="4"/>
+              <w:right w:val="single" w:color="CCCCCC" w:sz="4"/>
+            </w:tcBorders>
+            <w:shd w:fill="FFFFFF" w:val="clear"/>
+            <w:tcMar>
+              <w:top w:type="dxa" w:w="80"/>
+              <w:left w:type="dxa" w:w="120"/>
+              <w:bottom w:type="dxa" w:w="80"/>
+              <w:right w:type="dxa" w:w="120"/>
+            </w:tcMar>
+            <w:vAlign w:val="center"/>
+          </w:tcPr>
+          <w:p>
+            <w:pPr>
+              <w:jc w:val="left"/>
+            </w:pPr>
+            <w:r>
+              <w:rPr>
+                <w:rFonts w:ascii="BIZ UDPGothic" w:cs="BIZ UDPGothic" w:eastAsia="BIZ UDPGothic" w:hAnsi="BIZ UDPGothic"/>
+                <w:b w:val="false"/>
+                <w:bCs w:val="false"/>
+                <w:color w:val="404040"/>
+                <w:sz w:val="18"/>
+                <w:szCs w:val="18"/>
+              </w:rPr>
+              <w:t xml:space="preserve">新規作成</w:t>
+            </w:r>
+            <w:r>
+              <w:rPr>
+                <w:rFonts w:ascii="BIZ UDPGothic" w:cs="BIZ UDPGothic" w:eastAsia="BIZ UDPGothic" w:hAnsi="BIZ UDPGothic"/>
+                <w:i/>
+                <w:iCs/>
+                <w:color w:val="888888"/>
+                <w:sz w:val="16"/>
+                <w:szCs w:val="16"/>
+              </w:rPr>
+              <w:t xml:space="preserve"> / </w:t>
+            </w:r>
+            <w:r>
+              <w:rPr>
+                <w:rFonts w:ascii="BIZ UDPGothic" w:cs="BIZ UDPGothic" w:eastAsia="BIZ UDPGothic" w:hAnsi="BIZ UDPGothic"/>
+                <w:i/>
+                <w:iCs/>
+                <w:color w:val="888888"/>
+                <w:sz w:val="16"/>
+                <w:szCs w:val="16"/>
+              </w:rPr>
+              <w:t xml:space="preserve">Tạo mới</w:t>
+            </w:r>
+          </w:p>
+        </w:tc>
+        <w:tc>
+          <w:tcPr>
+            <w:tcW w:type="dxa" w:w="7106"/>
+            <w:tcBorders>
+              <w:top w:val="single" w:color="CCCCCC" w:sz="4"/>
+              <w:left w:val="single" w:color="CCCCCC" w:sz="4"/>
+              <w:bottom w:val="single" w:color="CCCCCC" w:sz="4"/>
+              <w:right w:val="single" w:color="CCCCCC" w:sz="4"/>
+            </w:tcBorders>
+            <w:shd w:fill="FFFFFF" w:val="clear"/>
+            <w:tcMar>
+              <w:top w:type="dxa" w:w="80"/>
+              <w:left w:type="dxa" w:w="120"/>
+              <w:bottom w:type="dxa" w:w="80"/>
+              <w:right w:type="dxa" w:w="120"/>
+            </w:tcMar>
+            <w:vAlign w:val="center"/>
+          </w:tcPr>
+          <w:p>
+            <w:pPr>
+              <w:jc w:val="left"/>
+            </w:pPr>
+            <w:r>
+              <w:rPr>
+                <w:rFonts w:ascii="BIZ UDPGothic" w:cs="BIZ UDPGothic" w:eastAsia="BIZ UDPGothic" w:hAnsi="BIZ UDPGothic"/>
+                <w:b w:val="false"/>
+                <w:bCs w:val="false"/>
+                <w:color w:val="404040"/>
+                <w:sz w:val="18"/>
+                <w:szCs w:val="18"/>
+              </w:rPr>
+              <w:t xml:space="preserve">docker-compose.yml / .github/workflows/ / .env.example / README.md</w:t>
             </w:r>
           </w:p>
         </w:tc>
@@ -6654,9 +6891,330 @@
           <w:sz w:val="20"/>
           <w:szCs w:val="20"/>
         </w:rPr>
-        <w:t xml:space="preserve">■ 修正用コマンド（Phase別） / Lệnh sửa đổi (theo Phase)</w:t>
+        <w:t xml:space="preserve">■ Phase別 操作手順・コマンド / Quy trình thao tác theo Phase</w:t>
       </w:r>
     </w:p>
+    <w:p>
+      <w:pPr>
+        <w:spacing w:before="100" w:after="100"/>
+      </w:pPr>
+      <w:r>
+        <w:rPr>
+          <w:rFonts w:ascii="BIZ UDPGothic" w:cs="BIZ UDPGothic" w:eastAsia="BIZ UDPGothic" w:hAnsi="BIZ UDPGothic"/>
+          <w:b/>
+          <w:bCs/>
+          <w:color w:val="404040"/>
+          <w:sz w:val="18"/>
+          <w:szCs w:val="18"/>
+        </w:rPr>
+        <w:t xml:space="preserve">Phase 1: 事前準備 / Chuẩn bị</w:t>
+      </w:r>
+    </w:p>
+    <w:p>
+      <w:pPr>
+        <w:spacing w:before="100" w:after="100"/>
+      </w:pPr>
+      <w:r>
+        <w:rPr>
+          <w:rFonts w:ascii="BIZ UDPGothic" w:cs="BIZ UDPGothic" w:eastAsia="BIZ UDPGothic" w:hAnsi="BIZ UDPGothic"/>
+          <w:color w:val="404040"/>
+          <w:sz w:val="18"/>
+          <w:szCs w:val="18"/>
+        </w:rPr>
+        <w:t xml:space="preserve">各旧リポジトリの最新状態を確認し、ビルドが通ることを事前検証する。</w:t>
+      </w:r>
+      <w:r>
+        <w:br/>
+      </w:r>
+      <w:r>
+        <w:rPr>
+          <w:rFonts w:ascii="BIZ UDPGothic" w:cs="BIZ UDPGothic" w:eastAsia="BIZ UDPGothic" w:hAnsi="BIZ UDPGothic"/>
+          <w:i/>
+          <w:iCs/>
+          <w:color w:val="777777"/>
+          <w:sz w:val="16"/>
+          <w:szCs w:val="16"/>
+        </w:rPr>
+        <w:t xml:space="preserve">/ Xác nhận trạng thái mới nhất của mỗi repo cũ và kiểm tra build trước.</w:t>
+      </w:r>
+    </w:p>
+    <w:tbl>
+      <w:tblPr>
+        <w:tblW w:type="dxa" w:w="9506"/>
+        <w:tblBorders>
+          <w:top w:val="single" w:color="CCCCCC" w:sz="4"/>
+          <w:left w:val="single" w:color="CCCCCC" w:sz="4"/>
+          <w:bottom w:val="single" w:color="CCCCCC" w:sz="4"/>
+          <w:right w:val="single" w:color="CCCCCC" w:sz="4"/>
+          <w:insideH w:val="single" w:color="auto" w:sz="4"/>
+          <w:insideV w:val="single" w:color="auto" w:sz="4"/>
+        </w:tblBorders>
+      </w:tblPr>
+      <w:tblGrid>
+        <w:gridCol w:w="9506"/>
+      </w:tblGrid>
+      <w:tr>
+        <w:trPr>
+          <w:cantSplit/>
+        </w:trPr>
+        <w:tc>
+          <w:tcPr>
+            <w:tcW w:type="dxa" w:w="9506"/>
+            <w:tcBorders>
+              <w:top w:val="single" w:color="CCCCCC" w:sz="4"/>
+              <w:left w:val="single" w:color="CCCCCC" w:sz="4"/>
+              <w:bottom w:val="single" w:color="CCCCCC" w:sz="4"/>
+              <w:right w:val="single" w:color="CCCCCC" w:sz="4"/>
+            </w:tcBorders>
+            <w:shd w:fill="F5F5F5" w:val="clear"/>
+            <w:tcMar>
+              <w:top w:type="dxa" w:w="80"/>
+              <w:left w:type="dxa" w:w="200"/>
+              <w:bottom w:type="dxa" w:w="80"/>
+              <w:right w:type="dxa" w:w="200"/>
+            </w:tcMar>
+          </w:tcPr>
+          <w:p>
+            <w:pPr>
+              <w:spacing w:before="0" w:after="0"/>
+            </w:pPr>
+            <w:r>
+              <w:rPr>
+                <w:rFonts w:ascii="Courier New" w:cs="Courier New" w:eastAsia="Courier New" w:hAnsi="Courier New"/>
+                <w:color w:val="404040"/>
+                <w:sz w:val="16"/>
+                <w:szCs w:val="16"/>
+              </w:rPr>
+              <w:t xml:space="preserve"># 各リポジトリをcloneして最新を確認</w:t>
+            </w:r>
+          </w:p>
+          <w:p>
+            <w:pPr>
+              <w:spacing w:before="0" w:after="0"/>
+            </w:pPr>
+            <w:r>
+              <w:rPr>
+                <w:rFonts w:ascii="Courier New" w:cs="Courier New" w:eastAsia="Courier New" w:hAnsi="Courier New"/>
+                <w:color w:val="404040"/>
+                <w:sz w:val="16"/>
+                <w:szCs w:val="16"/>
+              </w:rPr>
+              <w:t xml:space="preserve"># / Clone mỗi repo và xác nhận phiên bản mới nhất</w:t>
+            </w:r>
+          </w:p>
+          <w:p>
+            <w:pPr>
+              <w:spacing w:before="0" w:after="0"/>
+            </w:pPr>
+            <w:r>
+              <w:rPr>
+                <w:rFonts w:ascii="Courier New" w:cs="Courier New" w:eastAsia="Courier New" w:hAnsi="Courier New"/>
+                <w:color w:val="404040"/>
+                <w:sz w:val="16"/>
+                <w:szCs w:val="16"/>
+              </w:rPr>
+              <w:t xml:space="preserve">git clone https://github.com/xxx/posserver-product-kasumi.git</w:t>
+            </w:r>
+          </w:p>
+          <w:p>
+            <w:pPr>
+              <w:spacing w:before="0" w:after="0"/>
+            </w:pPr>
+            <w:r>
+              <w:rPr>
+                <w:rFonts w:ascii="Courier New" w:cs="Courier New" w:eastAsia="Courier New" w:hAnsi="Courier New"/>
+                <w:color w:val="404040"/>
+                <w:sz w:val="16"/>
+                <w:szCs w:val="16"/>
+              </w:rPr>
+              <w:t xml:space="preserve">git clone https://github.com/xxx/aeongiftcardserver-product.git</w:t>
+            </w:r>
+          </w:p>
+          <w:p>
+            <w:pPr>
+              <w:spacing w:before="0" w:after="0"/>
+            </w:pPr>
+            <w:r>
+              <w:rPr>
+                <w:rFonts w:ascii="Courier New" w:cs="Courier New" w:eastAsia="Courier New" w:hAnsi="Courier New"/>
+                <w:color w:val="404040"/>
+                <w:sz w:val="16"/>
+                <w:szCs w:val="16"/>
+              </w:rPr>
+              <w:t xml:space="preserve">git clone https://github.com/xxx/pos-server-frontend-production.git</w:t>
+            </w:r>
+          </w:p>
+          <w:p>
+            <w:pPr>
+              <w:spacing w:before="0" w:after="0"/>
+            </w:pPr>
+            <w:r>
+              <w:rPr>
+                <w:rFonts w:ascii="Courier New" w:cs="Courier New" w:eastAsia="Courier New" w:hAnsi="Courier New"/>
+                <w:color w:val="404040"/>
+                <w:sz w:val="16"/>
+                <w:szCs w:val="16"/>
+              </w:rPr>
+              <w:t xml:space="preserve">git clone https://github.com/xxx/pos-server-frontend-ishida-staging.git</w:t>
+            </w:r>
+          </w:p>
+          <w:p>
+            <w:pPr>
+              <w:spacing w:before="0" w:after="0"/>
+            </w:pPr>
+            <w:r>
+              <w:rPr>
+                <w:rFonts w:ascii="Courier New" w:cs="Courier New" w:eastAsia="Courier New" w:hAnsi="Courier New"/>
+                <w:color w:val="404040"/>
+                <w:sz w:val="16"/>
+                <w:szCs w:val="16"/>
+              </w:rPr>
+              <w:t xml:space="preserve"/>
+            </w:r>
+          </w:p>
+          <w:p>
+            <w:pPr>
+              <w:spacing w:before="0" w:after="0"/>
+            </w:pPr>
+            <w:r>
+              <w:rPr>
+                <w:rFonts w:ascii="Courier New" w:cs="Courier New" w:eastAsia="Courier New" w:hAnsi="Courier New"/>
+                <w:color w:val="404040"/>
+                <w:sz w:val="16"/>
+                <w:szCs w:val="16"/>
+              </w:rPr>
+              <w:t xml:space="preserve"># 各リポのブランチ・最新コミットを確認</w:t>
+            </w:r>
+          </w:p>
+          <w:p>
+            <w:pPr>
+              <w:spacing w:before="0" w:after="0"/>
+            </w:pPr>
+            <w:r>
+              <w:rPr>
+                <w:rFonts w:ascii="Courier New" w:cs="Courier New" w:eastAsia="Courier New" w:hAnsi="Courier New"/>
+                <w:color w:val="404040"/>
+                <w:sz w:val="16"/>
+                <w:szCs w:val="16"/>
+              </w:rPr>
+              <w:t xml:space="preserve"># / Xác nhận branch và commit mới nhất của mỗi repo</w:t>
+            </w:r>
+          </w:p>
+          <w:p>
+            <w:pPr>
+              <w:spacing w:before="0" w:after="0"/>
+            </w:pPr>
+            <w:r>
+              <w:rPr>
+                <w:rFonts w:ascii="Courier New" w:cs="Courier New" w:eastAsia="Courier New" w:hAnsi="Courier New"/>
+                <w:color w:val="404040"/>
+                <w:sz w:val="16"/>
+                <w:szCs w:val="16"/>
+              </w:rPr>
+              <w:t xml:space="preserve">cd posserver-product-kasumi &amp;&amp; git log --oneline -5 &amp;&amp; cd ..</w:t>
+            </w:r>
+          </w:p>
+          <w:p>
+            <w:pPr>
+              <w:spacing w:before="0" w:after="0"/>
+            </w:pPr>
+            <w:r>
+              <w:rPr>
+                <w:rFonts w:ascii="Courier New" w:cs="Courier New" w:eastAsia="Courier New" w:hAnsi="Courier New"/>
+                <w:color w:val="404040"/>
+                <w:sz w:val="16"/>
+                <w:szCs w:val="16"/>
+              </w:rPr>
+              <w:t xml:space="preserve">cd aeongiftcardserver-product &amp;&amp; git log --oneline -5 &amp;&amp; cd ..</w:t>
+            </w:r>
+          </w:p>
+          <w:p>
+            <w:pPr>
+              <w:spacing w:before="0" w:after="0"/>
+            </w:pPr>
+            <w:r>
+              <w:rPr>
+                <w:rFonts w:ascii="Courier New" w:cs="Courier New" w:eastAsia="Courier New" w:hAnsi="Courier New"/>
+                <w:color w:val="404040"/>
+                <w:sz w:val="16"/>
+                <w:szCs w:val="16"/>
+              </w:rPr>
+              <w:t xml:space="preserve">cd pos-server-frontend-production &amp;&amp; git log --oneline -5 &amp;&amp; cd ..</w:t>
+            </w:r>
+          </w:p>
+          <w:p>
+            <w:pPr>
+              <w:spacing w:before="0" w:after="0"/>
+            </w:pPr>
+            <w:r>
+              <w:rPr>
+                <w:rFonts w:ascii="Courier New" w:cs="Courier New" w:eastAsia="Courier New" w:hAnsi="Courier New"/>
+                <w:color w:val="404040"/>
+                <w:sz w:val="16"/>
+                <w:szCs w:val="16"/>
+              </w:rPr>
+              <w:t xml:space="preserve"/>
+            </w:r>
+          </w:p>
+          <w:p>
+            <w:pPr>
+              <w:spacing w:before="0" w:after="0"/>
+            </w:pPr>
+            <w:r>
+              <w:rPr>
+                <w:rFonts w:ascii="Courier New" w:cs="Courier New" w:eastAsia="Courier New" w:hAnsi="Courier New"/>
+                <w:color w:val="404040"/>
+                <w:sz w:val="16"/>
+                <w:szCs w:val="16"/>
+              </w:rPr>
+              <w:t xml:space="preserve"># staging/production の差分ファイル数を確認（約330ファイル想定）</w:t>
+            </w:r>
+          </w:p>
+          <w:p>
+            <w:pPr>
+              <w:spacing w:before="0" w:after="0"/>
+            </w:pPr>
+            <w:r>
+              <w:rPr>
+                <w:rFonts w:ascii="Courier New" w:cs="Courier New" w:eastAsia="Courier New" w:hAnsi="Courier New"/>
+                <w:color w:val="404040"/>
+                <w:sz w:val="16"/>
+                <w:szCs w:val="16"/>
+              </w:rPr>
+              <w:t xml:space="preserve"># / Xác nhận số file khác biệt staging/production (~330 file)</w:t>
+            </w:r>
+          </w:p>
+          <w:p>
+            <w:pPr>
+              <w:spacing w:before="0" w:after="0"/>
+            </w:pPr>
+            <w:r>
+              <w:rPr>
+                <w:rFonts w:ascii="Courier New" w:cs="Courier New" w:eastAsia="Courier New" w:hAnsi="Courier New"/>
+                <w:color w:val="404040"/>
+                <w:sz w:val="16"/>
+                <w:szCs w:val="16"/>
+              </w:rPr>
+              <w:t xml:space="preserve">diff -rq pos-server-frontend-production/src \</w:t>
+            </w:r>
+          </w:p>
+          <w:p>
+            <w:pPr>
+              <w:spacing w:before="0" w:after="0"/>
+            </w:pPr>
+            <w:r>
+              <w:rPr>
+                <w:rFonts w:ascii="Courier New" w:cs="Courier New" w:eastAsia="Courier New" w:hAnsi="Courier New"/>
+                <w:color w:val="404040"/>
+                <w:sz w:val="16"/>
+                <w:szCs w:val="16"/>
+              </w:rPr>
+              <w:t xml:space="preserve">  pos-server-frontend-ishida-staging/src | wc -l</w:t>
+            </w:r>
+          </w:p>
+        </w:tc>
+      </w:tr>
+    </w:tbl>
     <w:p>
       <w:pPr>
         <w:spacing w:before="100" w:after="100"/>
@@ -6680,13 +7238,304 @@
       <w:r>
         <w:rPr>
           <w:rFonts w:ascii="BIZ UDPGothic" w:cs="BIZ UDPGothic" w:eastAsia="BIZ UDPGothic" w:hAnsi="BIZ UDPGothic"/>
+          <w:color w:val="404040"/>
+          <w:sz w:val="18"/>
+          <w:szCs w:val="18"/>
+        </w:rPr>
+        <w:t xml:space="preserve">新リポジトリ POS-SERVER を作成し、ディレクトリ構造を構築する。GitHub上で事前にリポジトリを作成しておくこと。</w:t>
+      </w:r>
+      <w:r>
+        <w:br/>
+      </w:r>
+      <w:r>
+        <w:rPr>
+          <w:rFonts w:ascii="BIZ UDPGothic" w:cs="BIZ UDPGothic" w:eastAsia="BIZ UDPGothic" w:hAnsi="BIZ UDPGothic"/>
+          <w:i/>
+          <w:iCs/>
+          <w:color w:val="777777"/>
+          <w:sz w:val="16"/>
+          <w:szCs w:val="16"/>
+        </w:rPr>
+        <w:t xml:space="preserve">/ Tạo repository mới POS-SERVER và xây dựng cấu trúc thư mục. Cần tạo trước repo trên GitHub.</w:t>
+      </w:r>
+    </w:p>
+    <w:tbl>
+      <w:tblPr>
+        <w:tblW w:type="dxa" w:w="9506"/>
+        <w:tblBorders>
+          <w:top w:val="single" w:color="CCCCCC" w:sz="4"/>
+          <w:left w:val="single" w:color="CCCCCC" w:sz="4"/>
+          <w:bottom w:val="single" w:color="CCCCCC" w:sz="4"/>
+          <w:right w:val="single" w:color="CCCCCC" w:sz="4"/>
+          <w:insideH w:val="single" w:color="auto" w:sz="4"/>
+          <w:insideV w:val="single" w:color="auto" w:sz="4"/>
+        </w:tblBorders>
+      </w:tblPr>
+      <w:tblGrid>
+        <w:gridCol w:w="9506"/>
+      </w:tblGrid>
+      <w:tr>
+        <w:trPr>
+          <w:cantSplit/>
+        </w:trPr>
+        <w:tc>
+          <w:tcPr>
+            <w:tcW w:type="dxa" w:w="9506"/>
+            <w:tcBorders>
+              <w:top w:val="single" w:color="CCCCCC" w:sz="4"/>
+              <w:left w:val="single" w:color="CCCCCC" w:sz="4"/>
+              <w:bottom w:val="single" w:color="CCCCCC" w:sz="4"/>
+              <w:right w:val="single" w:color="CCCCCC" w:sz="4"/>
+            </w:tcBorders>
+            <w:shd w:fill="F5F5F5" w:val="clear"/>
+            <w:tcMar>
+              <w:top w:type="dxa" w:w="80"/>
+              <w:left w:type="dxa" w:w="200"/>
+              <w:bottom w:type="dxa" w:w="80"/>
+              <w:right w:type="dxa" w:w="200"/>
+            </w:tcMar>
+          </w:tcPr>
+          <w:p>
+            <w:pPr>
+              <w:spacing w:before="0" w:after="0"/>
+            </w:pPr>
+            <w:r>
+              <w:rPr>
+                <w:rFonts w:ascii="Courier New" w:cs="Courier New" w:eastAsia="Courier New" w:hAnsi="Courier New"/>
+                <w:color w:val="404040"/>
+                <w:sz w:val="16"/>
+                <w:szCs w:val="16"/>
+              </w:rPr>
+              <w:t xml:space="preserve"># 新リポジトリをclone</w:t>
+            </w:r>
+          </w:p>
+          <w:p>
+            <w:pPr>
+              <w:spacing w:before="0" w:after="0"/>
+            </w:pPr>
+            <w:r>
+              <w:rPr>
+                <w:rFonts w:ascii="Courier New" w:cs="Courier New" w:eastAsia="Courier New" w:hAnsi="Courier New"/>
+                <w:color w:val="404040"/>
+                <w:sz w:val="16"/>
+                <w:szCs w:val="16"/>
+              </w:rPr>
+              <w:t xml:space="preserve">git clone https://github.com/kiyoharakadutoshi/kasumi_pos-server.git POS-SERVER</w:t>
+            </w:r>
+          </w:p>
+          <w:p>
+            <w:pPr>
+              <w:spacing w:before="0" w:after="0"/>
+            </w:pPr>
+            <w:r>
+              <w:rPr>
+                <w:rFonts w:ascii="Courier New" w:cs="Courier New" w:eastAsia="Courier New" w:hAnsi="Courier New"/>
+                <w:color w:val="404040"/>
+                <w:sz w:val="16"/>
+                <w:szCs w:val="16"/>
+              </w:rPr>
+              <w:t xml:space="preserve">cd POS-SERVER</w:t>
+            </w:r>
+          </w:p>
+          <w:p>
+            <w:pPr>
+              <w:spacing w:before="0" w:after="0"/>
+            </w:pPr>
+            <w:r>
+              <w:rPr>
+                <w:rFonts w:ascii="Courier New" w:cs="Courier New" w:eastAsia="Courier New" w:hAnsi="Courier New"/>
+                <w:color w:val="404040"/>
+                <w:sz w:val="16"/>
+                <w:szCs w:val="16"/>
+              </w:rPr>
+              <w:t xml:space="preserve"/>
+            </w:r>
+          </w:p>
+          <w:p>
+            <w:pPr>
+              <w:spacing w:before="0" w:after="0"/>
+            </w:pPr>
+            <w:r>
+              <w:rPr>
+                <w:rFonts w:ascii="Courier New" w:cs="Courier New" w:eastAsia="Courier New" w:hAnsi="Courier New"/>
+                <w:color w:val="404040"/>
+                <w:sz w:val="16"/>
+                <w:szCs w:val="16"/>
+              </w:rPr>
+              <w:t xml:space="preserve"># ディレクトリ構造を作成 / Tạo cấu trúc thư mục</w:t>
+            </w:r>
+          </w:p>
+          <w:p>
+            <w:pPr>
+              <w:spacing w:before="0" w:after="0"/>
+            </w:pPr>
+            <w:r>
+              <w:rPr>
+                <w:rFonts w:ascii="Courier New" w:cs="Courier New" w:eastAsia="Courier New" w:hAnsi="Courier New"/>
+                <w:color w:val="404040"/>
+                <w:sz w:val="16"/>
+                <w:szCs w:val="16"/>
+              </w:rPr>
+              <w:t xml:space="preserve">mkdir -p backend/pos-server</w:t>
+            </w:r>
+          </w:p>
+          <w:p>
+            <w:pPr>
+              <w:spacing w:before="0" w:after="0"/>
+            </w:pPr>
+            <w:r>
+              <w:rPr>
+                <w:rFonts w:ascii="Courier New" w:cs="Courier New" w:eastAsia="Courier New" w:hAnsi="Courier New"/>
+                <w:color w:val="404040"/>
+                <w:sz w:val="16"/>
+                <w:szCs w:val="16"/>
+              </w:rPr>
+              <w:t xml:space="preserve">mkdir -p backend/gift-card-server</w:t>
+            </w:r>
+          </w:p>
+          <w:p>
+            <w:pPr>
+              <w:spacing w:before="0" w:after="0"/>
+            </w:pPr>
+            <w:r>
+              <w:rPr>
+                <w:rFonts w:ascii="Courier New" w:cs="Courier New" w:eastAsia="Courier New" w:hAnsi="Courier New"/>
+                <w:color w:val="404040"/>
+                <w:sz w:val="16"/>
+                <w:szCs w:val="16"/>
+              </w:rPr>
+              <w:t xml:space="preserve">mkdir -p frontend</w:t>
+            </w:r>
+          </w:p>
+          <w:p>
+            <w:pPr>
+              <w:spacing w:before="0" w:after="0"/>
+            </w:pPr>
+            <w:r>
+              <w:rPr>
+                <w:rFonts w:ascii="Courier New" w:cs="Courier New" w:eastAsia="Courier New" w:hAnsi="Courier New"/>
+                <w:color w:val="404040"/>
+                <w:sz w:val="16"/>
+                <w:szCs w:val="16"/>
+              </w:rPr>
+              <w:t xml:space="preserve">mkdir -p .github/workflows</w:t>
+            </w:r>
+          </w:p>
+          <w:p>
+            <w:pPr>
+              <w:spacing w:before="0" w:after="0"/>
+            </w:pPr>
+            <w:r>
+              <w:rPr>
+                <w:rFonts w:ascii="Courier New" w:cs="Courier New" w:eastAsia="Courier New" w:hAnsi="Courier New"/>
+                <w:color w:val="404040"/>
+                <w:sz w:val="16"/>
+                <w:szCs w:val="16"/>
+              </w:rPr>
+              <w:t xml:space="preserve"/>
+            </w:r>
+          </w:p>
+          <w:p>
+            <w:pPr>
+              <w:spacing w:before="0" w:after="0"/>
+            </w:pPr>
+            <w:r>
+              <w:rPr>
+                <w:rFonts w:ascii="Courier New" w:cs="Courier New" w:eastAsia="Courier New" w:hAnsi="Courier New"/>
+                <w:color w:val="404040"/>
+                <w:sz w:val="16"/>
+                <w:szCs w:val="16"/>
+              </w:rPr>
+              <w:t xml:space="preserve"># 初期コミット / Commit ban đầu</w:t>
+            </w:r>
+          </w:p>
+          <w:p>
+            <w:pPr>
+              <w:spacing w:before="0" w:after="0"/>
+            </w:pPr>
+            <w:r>
+              <w:rPr>
+                <w:rFonts w:ascii="Courier New" w:cs="Courier New" w:eastAsia="Courier New" w:hAnsi="Courier New"/>
+                <w:color w:val="404040"/>
+                <w:sz w:val="16"/>
+                <w:szCs w:val="16"/>
+              </w:rPr>
+              <w:t xml:space="preserve">git add -A</w:t>
+            </w:r>
+          </w:p>
+          <w:p>
+            <w:pPr>
+              <w:spacing w:before="0" w:after="0"/>
+            </w:pPr>
+            <w:r>
+              <w:rPr>
+                <w:rFonts w:ascii="Courier New" w:cs="Courier New" w:eastAsia="Courier New" w:hAnsi="Courier New"/>
+                <w:color w:val="404040"/>
+                <w:sz w:val="16"/>
+                <w:szCs w:val="16"/>
+              </w:rPr>
+              <w:t xml:space="preserve">git commit -m "feat: initialize monorepo directory structure"</w:t>
+            </w:r>
+          </w:p>
+          <w:p>
+            <w:pPr>
+              <w:spacing w:before="0" w:after="0"/>
+            </w:pPr>
+            <w:r>
+              <w:rPr>
+                <w:rFonts w:ascii="Courier New" w:cs="Courier New" w:eastAsia="Courier New" w:hAnsi="Courier New"/>
+                <w:color w:val="404040"/>
+                <w:sz w:val="16"/>
+                <w:szCs w:val="16"/>
+              </w:rPr>
+              <w:t xml:space="preserve">git push origin main</w:t>
+            </w:r>
+          </w:p>
+        </w:tc>
+      </w:tr>
+    </w:tbl>
+    <w:p>
+      <w:pPr>
+        <w:spacing w:before="100" w:after="100"/>
+      </w:pPr>
+      <w:r>
+        <w:rPr>
+          <w:rFonts w:ascii="BIZ UDPGothic" w:cs="BIZ UDPGothic" w:eastAsia="BIZ UDPGothic" w:hAnsi="BIZ UDPGothic"/>
           <w:b/>
           <w:bCs/>
           <w:color w:val="404040"/>
           <w:sz w:val="18"/>
           <w:szCs w:val="18"/>
         </w:rPr>
-        <w:t xml:space="preserve">Phase 3: pos-server（Kotlin）移行 / Di chuyển pos-server (Kotlin)</w:t>
+        <w:t xml:space="preserve">Phase 3: バックエンド移行 / Di chuyển Backend</w:t>
+      </w:r>
+    </w:p>
+    <w:p>
+      <w:pPr>
+        <w:spacing w:before="100" w:after="100"/>
+      </w:pPr>
+      <w:r>
+        <w:rPr>
+          <w:rFonts w:ascii="BIZ UDPGothic" w:cs="BIZ UDPGothic" w:eastAsia="BIZ UDPGothic" w:hAnsi="BIZ UDPGothic"/>
+          <w:color w:val="404040"/>
+          <w:sz w:val="18"/>
+          <w:szCs w:val="18"/>
+        </w:rPr>
+        <w:t xml:space="preserve">git filter-repo を使い、git履歴を保持したまま各バックエンドリポジトリを移行する。filter-repo がインストールされていない場合は pip install git-filter-repo で事前にインストールすること。</w:t>
+      </w:r>
+      <w:r>
+        <w:br/>
+      </w:r>
+      <w:r>
+        <w:rPr>
+          <w:rFonts w:ascii="BIZ UDPGothic" w:cs="BIZ UDPGothic" w:eastAsia="BIZ UDPGothic" w:hAnsi="BIZ UDPGothic"/>
+          <w:i/>
+          <w:iCs/>
+          <w:color w:val="777777"/>
+          <w:sz w:val="16"/>
+          <w:szCs w:val="16"/>
+        </w:rPr>
+        <w:t xml:space="preserve">/ Sử dụng git filter-repo để di chuyển mỗi repo backend với lịch sử git. Nếu chưa cài đặt filter-repo, cài trước bằng pip install git-filter-repo.</w:t>
       </w:r>
     </w:p>
     <w:p>
@@ -6702,9 +7551,593 @@
           <w:sz w:val="18"/>
           <w:szCs w:val="18"/>
         </w:rPr>
-        <w:t xml:space="preserve">Phase 3: gift-card-server（Java）移行 / Di chuyển gift-card-server (Java)</w:t>
+        <w:t xml:space="preserve">pos-server（Kotlin）移行:</w:t>
       </w:r>
     </w:p>
+    <w:tbl>
+      <w:tblPr>
+        <w:tblW w:type="dxa" w:w="9506"/>
+        <w:tblBorders>
+          <w:top w:val="single" w:color="CCCCCC" w:sz="4"/>
+          <w:left w:val="single" w:color="CCCCCC" w:sz="4"/>
+          <w:bottom w:val="single" w:color="CCCCCC" w:sz="4"/>
+          <w:right w:val="single" w:color="CCCCCC" w:sz="4"/>
+          <w:insideH w:val="single" w:color="auto" w:sz="4"/>
+          <w:insideV w:val="single" w:color="auto" w:sz="4"/>
+        </w:tblBorders>
+      </w:tblPr>
+      <w:tblGrid>
+        <w:gridCol w:w="9506"/>
+      </w:tblGrid>
+      <w:tr>
+        <w:trPr>
+          <w:cantSplit/>
+        </w:trPr>
+        <w:tc>
+          <w:tcPr>
+            <w:tcW w:type="dxa" w:w="9506"/>
+            <w:tcBorders>
+              <w:top w:val="single" w:color="CCCCCC" w:sz="4"/>
+              <w:left w:val="single" w:color="CCCCCC" w:sz="4"/>
+              <w:bottom w:val="single" w:color="CCCCCC" w:sz="4"/>
+              <w:right w:val="single" w:color="CCCCCC" w:sz="4"/>
+            </w:tcBorders>
+            <w:shd w:fill="F5F5F5" w:val="clear"/>
+            <w:tcMar>
+              <w:top w:type="dxa" w:w="80"/>
+              <w:left w:type="dxa" w:w="200"/>
+              <w:bottom w:type="dxa" w:w="80"/>
+              <w:right w:type="dxa" w:w="200"/>
+            </w:tcMar>
+          </w:tcPr>
+          <w:p>
+            <w:pPr>
+              <w:spacing w:before="0" w:after="0"/>
+            </w:pPr>
+            <w:r>
+              <w:rPr>
+                <w:rFonts w:ascii="Courier New" w:cs="Courier New" w:eastAsia="Courier New" w:hAnsi="Courier New"/>
+                <w:color w:val="404040"/>
+                <w:sz w:val="16"/>
+                <w:szCs w:val="16"/>
+              </w:rPr>
+              <w:t xml:space="preserve"># 作業用にclone / Clone để thao tác</w:t>
+            </w:r>
+          </w:p>
+          <w:p>
+            <w:pPr>
+              <w:spacing w:before="0" w:after="0"/>
+            </w:pPr>
+            <w:r>
+              <w:rPr>
+                <w:rFonts w:ascii="Courier New" w:cs="Courier New" w:eastAsia="Courier New" w:hAnsi="Courier New"/>
+                <w:color w:val="404040"/>
+                <w:sz w:val="16"/>
+                <w:szCs w:val="16"/>
+              </w:rPr>
+              <w:t xml:space="preserve">cd /tmp</w:t>
+            </w:r>
+          </w:p>
+          <w:p>
+            <w:pPr>
+              <w:spacing w:before="0" w:after="0"/>
+            </w:pPr>
+            <w:r>
+              <w:rPr>
+                <w:rFonts w:ascii="Courier New" w:cs="Courier New" w:eastAsia="Courier New" w:hAnsi="Courier New"/>
+                <w:color w:val="404040"/>
+                <w:sz w:val="16"/>
+                <w:szCs w:val="16"/>
+              </w:rPr>
+              <w:t xml:space="preserve">git clone https://github.com/xxx/posserver-product-kasumi.git</w:t>
+            </w:r>
+          </w:p>
+          <w:p>
+            <w:pPr>
+              <w:spacing w:before="0" w:after="0"/>
+            </w:pPr>
+            <w:r>
+              <w:rPr>
+                <w:rFonts w:ascii="Courier New" w:cs="Courier New" w:eastAsia="Courier New" w:hAnsi="Courier New"/>
+                <w:color w:val="404040"/>
+                <w:sz w:val="16"/>
+                <w:szCs w:val="16"/>
+              </w:rPr>
+              <w:t xml:space="preserve">cd posserver-product-kasumi</w:t>
+            </w:r>
+          </w:p>
+          <w:p>
+            <w:pPr>
+              <w:spacing w:before="0" w:after="0"/>
+            </w:pPr>
+            <w:r>
+              <w:rPr>
+                <w:rFonts w:ascii="Courier New" w:cs="Courier New" w:eastAsia="Courier New" w:hAnsi="Courier New"/>
+                <w:color w:val="404040"/>
+                <w:sz w:val="16"/>
+                <w:szCs w:val="16"/>
+              </w:rPr>
+              <w:t xml:space="preserve"/>
+            </w:r>
+          </w:p>
+          <w:p>
+            <w:pPr>
+              <w:spacing w:before="0" w:after="0"/>
+            </w:pPr>
+            <w:r>
+              <w:rPr>
+                <w:rFonts w:ascii="Courier New" w:cs="Courier New" w:eastAsia="Courier New" w:hAnsi="Courier New"/>
+                <w:color w:val="404040"/>
+                <w:sz w:val="16"/>
+                <w:szCs w:val="16"/>
+              </w:rPr>
+              <w:t xml:space="preserve"># 全ファイルを backend/pos-server/ 配下にリネーム（git履歴保持）</w:t>
+            </w:r>
+          </w:p>
+          <w:p>
+            <w:pPr>
+              <w:spacing w:before="0" w:after="0"/>
+            </w:pPr>
+            <w:r>
+              <w:rPr>
+                <w:rFonts w:ascii="Courier New" w:cs="Courier New" w:eastAsia="Courier New" w:hAnsi="Courier New"/>
+                <w:color w:val="404040"/>
+                <w:sz w:val="16"/>
+                <w:szCs w:val="16"/>
+              </w:rPr>
+              <w:t xml:space="preserve"># / Rename tất cả file vào backend/pos-server/ (giữ lịch sử git)</w:t>
+            </w:r>
+          </w:p>
+          <w:p>
+            <w:pPr>
+              <w:spacing w:before="0" w:after="0"/>
+            </w:pPr>
+            <w:r>
+              <w:rPr>
+                <w:rFonts w:ascii="Courier New" w:cs="Courier New" w:eastAsia="Courier New" w:hAnsi="Courier New"/>
+                <w:color w:val="404040"/>
+                <w:sz w:val="16"/>
+                <w:szCs w:val="16"/>
+              </w:rPr>
+              <w:t xml:space="preserve">git filter-repo --to-subdirectory-filter backend/pos-server</w:t>
+            </w:r>
+          </w:p>
+          <w:p>
+            <w:pPr>
+              <w:spacing w:before="0" w:after="0"/>
+            </w:pPr>
+            <w:r>
+              <w:rPr>
+                <w:rFonts w:ascii="Courier New" w:cs="Courier New" w:eastAsia="Courier New" w:hAnsi="Courier New"/>
+                <w:color w:val="404040"/>
+                <w:sz w:val="16"/>
+                <w:szCs w:val="16"/>
+              </w:rPr>
+              <w:t xml:space="preserve"/>
+            </w:r>
+          </w:p>
+          <w:p>
+            <w:pPr>
+              <w:spacing w:before="0" w:after="0"/>
+            </w:pPr>
+            <w:r>
+              <w:rPr>
+                <w:rFonts w:ascii="Courier New" w:cs="Courier New" w:eastAsia="Courier New" w:hAnsi="Courier New"/>
+                <w:color w:val="404040"/>
+                <w:sz w:val="16"/>
+                <w:szCs w:val="16"/>
+              </w:rPr>
+              <w:t xml:space="preserve"># POS-SERVER にremote追加→マージ / Thêm remote vào POS-SERVER → merge</w:t>
+            </w:r>
+          </w:p>
+          <w:p>
+            <w:pPr>
+              <w:spacing w:before="0" w:after="0"/>
+            </w:pPr>
+            <w:r>
+              <w:rPr>
+                <w:rFonts w:ascii="Courier New" w:cs="Courier New" w:eastAsia="Courier New" w:hAnsi="Courier New"/>
+                <w:color w:val="404040"/>
+                <w:sz w:val="16"/>
+                <w:szCs w:val="16"/>
+              </w:rPr>
+              <w:t xml:space="preserve">cd /path/to/POS-SERVER</w:t>
+            </w:r>
+          </w:p>
+          <w:p>
+            <w:pPr>
+              <w:spacing w:before="0" w:after="0"/>
+            </w:pPr>
+            <w:r>
+              <w:rPr>
+                <w:rFonts w:ascii="Courier New" w:cs="Courier New" w:eastAsia="Courier New" w:hAnsi="Courier New"/>
+                <w:color w:val="404040"/>
+                <w:sz w:val="16"/>
+                <w:szCs w:val="16"/>
+              </w:rPr>
+              <w:t xml:space="preserve">git remote add pos-server /tmp/posserver-product-kasumi</w:t>
+            </w:r>
+          </w:p>
+          <w:p>
+            <w:pPr>
+              <w:spacing w:before="0" w:after="0"/>
+            </w:pPr>
+            <w:r>
+              <w:rPr>
+                <w:rFonts w:ascii="Courier New" w:cs="Courier New" w:eastAsia="Courier New" w:hAnsi="Courier New"/>
+                <w:color w:val="404040"/>
+                <w:sz w:val="16"/>
+                <w:szCs w:val="16"/>
+              </w:rPr>
+              <w:t xml:space="preserve">git fetch pos-server</w:t>
+            </w:r>
+          </w:p>
+          <w:p>
+            <w:pPr>
+              <w:spacing w:before="0" w:after="0"/>
+            </w:pPr>
+            <w:r>
+              <w:rPr>
+                <w:rFonts w:ascii="Courier New" w:cs="Courier New" w:eastAsia="Courier New" w:hAnsi="Courier New"/>
+                <w:color w:val="404040"/>
+                <w:sz w:val="16"/>
+                <w:szCs w:val="16"/>
+              </w:rPr>
+              <w:t xml:space="preserve">git merge pos-server/main --allow-unrelated-histories \</w:t>
+            </w:r>
+          </w:p>
+          <w:p>
+            <w:pPr>
+              <w:spacing w:before="0" w:after="0"/>
+            </w:pPr>
+            <w:r>
+              <w:rPr>
+                <w:rFonts w:ascii="Courier New" w:cs="Courier New" w:eastAsia="Courier New" w:hAnsi="Courier New"/>
+                <w:color w:val="404040"/>
+                <w:sz w:val="16"/>
+                <w:szCs w:val="16"/>
+              </w:rPr>
+              <w:t xml:space="preserve">  -m "feat: migrate pos-server (Kotlin) with full git history"</w:t>
+            </w:r>
+          </w:p>
+          <w:p>
+            <w:pPr>
+              <w:spacing w:before="0" w:after="0"/>
+            </w:pPr>
+            <w:r>
+              <w:rPr>
+                <w:rFonts w:ascii="Courier New" w:cs="Courier New" w:eastAsia="Courier New" w:hAnsi="Courier New"/>
+                <w:color w:val="404040"/>
+                <w:sz w:val="16"/>
+                <w:szCs w:val="16"/>
+              </w:rPr>
+              <w:t xml:space="preserve">git remote remove pos-server</w:t>
+            </w:r>
+          </w:p>
+          <w:p>
+            <w:pPr>
+              <w:spacing w:before="0" w:after="0"/>
+            </w:pPr>
+            <w:r>
+              <w:rPr>
+                <w:rFonts w:ascii="Courier New" w:cs="Courier New" w:eastAsia="Courier New" w:hAnsi="Courier New"/>
+                <w:color w:val="404040"/>
+                <w:sz w:val="16"/>
+                <w:szCs w:val="16"/>
+              </w:rPr>
+              <w:t xml:space="preserve"/>
+            </w:r>
+          </w:p>
+          <w:p>
+            <w:pPr>
+              <w:spacing w:before="0" w:after="0"/>
+            </w:pPr>
+            <w:r>
+              <w:rPr>
+                <w:rFonts w:ascii="Courier New" w:cs="Courier New" w:eastAsia="Courier New" w:hAnsi="Courier New"/>
+                <w:color w:val="404040"/>
+                <w:sz w:val="16"/>
+                <w:szCs w:val="16"/>
+              </w:rPr>
+              <w:t xml:space="preserve"># ビルド確認 / Xác nhận build</w:t>
+            </w:r>
+          </w:p>
+          <w:p>
+            <w:pPr>
+              <w:spacing w:before="0" w:after="0"/>
+            </w:pPr>
+            <w:r>
+              <w:rPr>
+                <w:rFonts w:ascii="Courier New" w:cs="Courier New" w:eastAsia="Courier New" w:hAnsi="Courier New"/>
+                <w:color w:val="404040"/>
+                <w:sz w:val="16"/>
+                <w:szCs w:val="16"/>
+              </w:rPr>
+              <w:t xml:space="preserve">cd backend/pos-server &amp;&amp; ./gradlew build -x test</w:t>
+            </w:r>
+          </w:p>
+          <w:p>
+            <w:pPr>
+              <w:spacing w:before="0" w:after="0"/>
+            </w:pPr>
+            <w:r>
+              <w:rPr>
+                <w:rFonts w:ascii="Courier New" w:cs="Courier New" w:eastAsia="Courier New" w:hAnsi="Courier New"/>
+                <w:color w:val="404040"/>
+                <w:sz w:val="16"/>
+                <w:szCs w:val="16"/>
+              </w:rPr>
+              <w:t xml:space="preserve"># → 「BUILD SUCCESSFUL」が表示されればOK</w:t>
+            </w:r>
+          </w:p>
+        </w:tc>
+      </w:tr>
+    </w:tbl>
+    <w:p>
+      <w:pPr>
+        <w:spacing w:before="100" w:after="100"/>
+      </w:pPr>
+      <w:r>
+        <w:rPr>
+          <w:rFonts w:ascii="BIZ UDPGothic" w:cs="BIZ UDPGothic" w:eastAsia="BIZ UDPGothic" w:hAnsi="BIZ UDPGothic"/>
+          <w:b/>
+          <w:bCs/>
+          <w:color w:val="404040"/>
+          <w:sz w:val="18"/>
+          <w:szCs w:val="18"/>
+        </w:rPr>
+        <w:t xml:space="preserve">gift-card-server（Java）移行:</w:t>
+      </w:r>
+    </w:p>
+    <w:tbl>
+      <w:tblPr>
+        <w:tblW w:type="dxa" w:w="9506"/>
+        <w:tblBorders>
+          <w:top w:val="single" w:color="CCCCCC" w:sz="4"/>
+          <w:left w:val="single" w:color="CCCCCC" w:sz="4"/>
+          <w:bottom w:val="single" w:color="CCCCCC" w:sz="4"/>
+          <w:right w:val="single" w:color="CCCCCC" w:sz="4"/>
+          <w:insideH w:val="single" w:color="auto" w:sz="4"/>
+          <w:insideV w:val="single" w:color="auto" w:sz="4"/>
+        </w:tblBorders>
+      </w:tblPr>
+      <w:tblGrid>
+        <w:gridCol w:w="9506"/>
+      </w:tblGrid>
+      <w:tr>
+        <w:trPr>
+          <w:cantSplit/>
+        </w:trPr>
+        <w:tc>
+          <w:tcPr>
+            <w:tcW w:type="dxa" w:w="9506"/>
+            <w:tcBorders>
+              <w:top w:val="single" w:color="CCCCCC" w:sz="4"/>
+              <w:left w:val="single" w:color="CCCCCC" w:sz="4"/>
+              <w:bottom w:val="single" w:color="CCCCCC" w:sz="4"/>
+              <w:right w:val="single" w:color="CCCCCC" w:sz="4"/>
+            </w:tcBorders>
+            <w:shd w:fill="F5F5F5" w:val="clear"/>
+            <w:tcMar>
+              <w:top w:type="dxa" w:w="80"/>
+              <w:left w:type="dxa" w:w="200"/>
+              <w:bottom w:type="dxa" w:w="80"/>
+              <w:right w:type="dxa" w:w="200"/>
+            </w:tcMar>
+          </w:tcPr>
+          <w:p>
+            <w:pPr>
+              <w:spacing w:before="0" w:after="0"/>
+            </w:pPr>
+            <w:r>
+              <w:rPr>
+                <w:rFonts w:ascii="Courier New" w:cs="Courier New" w:eastAsia="Courier New" w:hAnsi="Courier New"/>
+                <w:color w:val="404040"/>
+                <w:sz w:val="16"/>
+                <w:szCs w:val="16"/>
+              </w:rPr>
+              <w:t xml:space="preserve">cd /tmp</w:t>
+            </w:r>
+          </w:p>
+          <w:p>
+            <w:pPr>
+              <w:spacing w:before="0" w:after="0"/>
+            </w:pPr>
+            <w:r>
+              <w:rPr>
+                <w:rFonts w:ascii="Courier New" w:cs="Courier New" w:eastAsia="Courier New" w:hAnsi="Courier New"/>
+                <w:color w:val="404040"/>
+                <w:sz w:val="16"/>
+                <w:szCs w:val="16"/>
+              </w:rPr>
+              <w:t xml:space="preserve">git clone https://github.com/xxx/aeongiftcardserver-product.git</w:t>
+            </w:r>
+          </w:p>
+          <w:p>
+            <w:pPr>
+              <w:spacing w:before="0" w:after="0"/>
+            </w:pPr>
+            <w:r>
+              <w:rPr>
+                <w:rFonts w:ascii="Courier New" w:cs="Courier New" w:eastAsia="Courier New" w:hAnsi="Courier New"/>
+                <w:color w:val="404040"/>
+                <w:sz w:val="16"/>
+                <w:szCs w:val="16"/>
+              </w:rPr>
+              <w:t xml:space="preserve">cd aeongiftcardserver-product</w:t>
+            </w:r>
+          </w:p>
+          <w:p>
+            <w:pPr>
+              <w:spacing w:before="0" w:after="0"/>
+            </w:pPr>
+            <w:r>
+              <w:rPr>
+                <w:rFonts w:ascii="Courier New" w:cs="Courier New" w:eastAsia="Courier New" w:hAnsi="Courier New"/>
+                <w:color w:val="404040"/>
+                <w:sz w:val="16"/>
+                <w:szCs w:val="16"/>
+              </w:rPr>
+              <w:t xml:space="preserve">git filter-repo --to-subdirectory-filter backend/gift-card-server</w:t>
+            </w:r>
+          </w:p>
+          <w:p>
+            <w:pPr>
+              <w:spacing w:before="0" w:after="0"/>
+            </w:pPr>
+            <w:r>
+              <w:rPr>
+                <w:rFonts w:ascii="Courier New" w:cs="Courier New" w:eastAsia="Courier New" w:hAnsi="Courier New"/>
+                <w:color w:val="404040"/>
+                <w:sz w:val="16"/>
+                <w:szCs w:val="16"/>
+              </w:rPr>
+              <w:t xml:space="preserve"/>
+            </w:r>
+          </w:p>
+          <w:p>
+            <w:pPr>
+              <w:spacing w:before="0" w:after="0"/>
+            </w:pPr>
+            <w:r>
+              <w:rPr>
+                <w:rFonts w:ascii="Courier New" w:cs="Courier New" w:eastAsia="Courier New" w:hAnsi="Courier New"/>
+                <w:color w:val="404040"/>
+                <w:sz w:val="16"/>
+                <w:szCs w:val="16"/>
+              </w:rPr>
+              <w:t xml:space="preserve">cd /path/to/POS-SERVER</w:t>
+            </w:r>
+          </w:p>
+          <w:p>
+            <w:pPr>
+              <w:spacing w:before="0" w:after="0"/>
+            </w:pPr>
+            <w:r>
+              <w:rPr>
+                <w:rFonts w:ascii="Courier New" w:cs="Courier New" w:eastAsia="Courier New" w:hAnsi="Courier New"/>
+                <w:color w:val="404040"/>
+                <w:sz w:val="16"/>
+                <w:szCs w:val="16"/>
+              </w:rPr>
+              <w:t xml:space="preserve">git remote add gift-card /tmp/aeongiftcardserver-product</w:t>
+            </w:r>
+          </w:p>
+          <w:p>
+            <w:pPr>
+              <w:spacing w:before="0" w:after="0"/>
+            </w:pPr>
+            <w:r>
+              <w:rPr>
+                <w:rFonts w:ascii="Courier New" w:cs="Courier New" w:eastAsia="Courier New" w:hAnsi="Courier New"/>
+                <w:color w:val="404040"/>
+                <w:sz w:val="16"/>
+                <w:szCs w:val="16"/>
+              </w:rPr>
+              <w:t xml:space="preserve">git fetch gift-card</w:t>
+            </w:r>
+          </w:p>
+          <w:p>
+            <w:pPr>
+              <w:spacing w:before="0" w:after="0"/>
+            </w:pPr>
+            <w:r>
+              <w:rPr>
+                <w:rFonts w:ascii="Courier New" w:cs="Courier New" w:eastAsia="Courier New" w:hAnsi="Courier New"/>
+                <w:color w:val="404040"/>
+                <w:sz w:val="16"/>
+                <w:szCs w:val="16"/>
+              </w:rPr>
+              <w:t xml:space="preserve">git merge gift-card/main --allow-unrelated-histories \</w:t>
+            </w:r>
+          </w:p>
+          <w:p>
+            <w:pPr>
+              <w:spacing w:before="0" w:after="0"/>
+            </w:pPr>
+            <w:r>
+              <w:rPr>
+                <w:rFonts w:ascii="Courier New" w:cs="Courier New" w:eastAsia="Courier New" w:hAnsi="Courier New"/>
+                <w:color w:val="404040"/>
+                <w:sz w:val="16"/>
+                <w:szCs w:val="16"/>
+              </w:rPr>
+              <w:t xml:space="preserve">  -m "feat: migrate gift-card-server (Java) with full git history"</w:t>
+            </w:r>
+          </w:p>
+          <w:p>
+            <w:pPr>
+              <w:spacing w:before="0" w:after="0"/>
+            </w:pPr>
+            <w:r>
+              <w:rPr>
+                <w:rFonts w:ascii="Courier New" w:cs="Courier New" w:eastAsia="Courier New" w:hAnsi="Courier New"/>
+                <w:color w:val="404040"/>
+                <w:sz w:val="16"/>
+                <w:szCs w:val="16"/>
+              </w:rPr>
+              <w:t xml:space="preserve">git remote remove gift-card</w:t>
+            </w:r>
+          </w:p>
+          <w:p>
+            <w:pPr>
+              <w:spacing w:before="0" w:after="0"/>
+            </w:pPr>
+            <w:r>
+              <w:rPr>
+                <w:rFonts w:ascii="Courier New" w:cs="Courier New" w:eastAsia="Courier New" w:hAnsi="Courier New"/>
+                <w:color w:val="404040"/>
+                <w:sz w:val="16"/>
+                <w:szCs w:val="16"/>
+              </w:rPr>
+              <w:t xml:space="preserve"/>
+            </w:r>
+          </w:p>
+          <w:p>
+            <w:pPr>
+              <w:spacing w:before="0" w:after="0"/>
+            </w:pPr>
+            <w:r>
+              <w:rPr>
+                <w:rFonts w:ascii="Courier New" w:cs="Courier New" w:eastAsia="Courier New" w:hAnsi="Courier New"/>
+                <w:color w:val="404040"/>
+                <w:sz w:val="16"/>
+                <w:szCs w:val="16"/>
+              </w:rPr>
+              <w:t xml:space="preserve"># ビルド確認 / Xác nhận build</w:t>
+            </w:r>
+          </w:p>
+          <w:p>
+            <w:pPr>
+              <w:spacing w:before="0" w:after="0"/>
+            </w:pPr>
+            <w:r>
+              <w:rPr>
+                <w:rFonts w:ascii="Courier New" w:cs="Courier New" w:eastAsia="Courier New" w:hAnsi="Courier New"/>
+                <w:color w:val="404040"/>
+                <w:sz w:val="16"/>
+                <w:szCs w:val="16"/>
+              </w:rPr>
+              <w:t xml:space="preserve">cd backend/gift-card-server &amp;&amp; ./mvnw package -DskipTests</w:t>
+            </w:r>
+          </w:p>
+          <w:p>
+            <w:pPr>
+              <w:spacing w:before="0" w:after="0"/>
+            </w:pPr>
+            <w:r>
+              <w:rPr>
+                <w:rFonts w:ascii="Courier New" w:cs="Courier New" w:eastAsia="Courier New" w:hAnsi="Courier New"/>
+                <w:color w:val="404040"/>
+                <w:sz w:val="16"/>
+                <w:szCs w:val="16"/>
+              </w:rPr>
+              <w:t xml:space="preserve"># → 「BUILD SUCCESS」が表示されればOK</w:t>
+            </w:r>
+          </w:p>
+        </w:tc>
+      </w:tr>
+    </w:tbl>
     <w:p>
       <w:pPr>
         <w:spacing w:before="100" w:after="100"/>
@@ -6734,7 +8167,677 @@
           <w:sz w:val="18"/>
           <w:szCs w:val="18"/>
         </w:rPr>
-        <w:t xml:space="preserve">Phase 4: webpackプロキシ変更 / Thay đổi cài đặt proxy webpack</w:t>
+        <w:t xml:space="preserve">production移行:</w:t>
+      </w:r>
+    </w:p>
+    <w:tbl>
+      <w:tblPr>
+        <w:tblW w:type="dxa" w:w="9506"/>
+        <w:tblBorders>
+          <w:top w:val="single" w:color="CCCCCC" w:sz="4"/>
+          <w:left w:val="single" w:color="CCCCCC" w:sz="4"/>
+          <w:bottom w:val="single" w:color="CCCCCC" w:sz="4"/>
+          <w:right w:val="single" w:color="CCCCCC" w:sz="4"/>
+          <w:insideH w:val="single" w:color="auto" w:sz="4"/>
+          <w:insideV w:val="single" w:color="auto" w:sz="4"/>
+        </w:tblBorders>
+      </w:tblPr>
+      <w:tblGrid>
+        <w:gridCol w:w="9506"/>
+      </w:tblGrid>
+      <w:tr>
+        <w:trPr>
+          <w:cantSplit/>
+        </w:trPr>
+        <w:tc>
+          <w:tcPr>
+            <w:tcW w:type="dxa" w:w="9506"/>
+            <w:tcBorders>
+              <w:top w:val="single" w:color="CCCCCC" w:sz="4"/>
+              <w:left w:val="single" w:color="CCCCCC" w:sz="4"/>
+              <w:bottom w:val="single" w:color="CCCCCC" w:sz="4"/>
+              <w:right w:val="single" w:color="CCCCCC" w:sz="4"/>
+            </w:tcBorders>
+            <w:shd w:fill="F5F5F5" w:val="clear"/>
+            <w:tcMar>
+              <w:top w:type="dxa" w:w="80"/>
+              <w:left w:type="dxa" w:w="200"/>
+              <w:bottom w:type="dxa" w:w="80"/>
+              <w:right w:type="dxa" w:w="200"/>
+            </w:tcMar>
+          </w:tcPr>
+          <w:p>
+            <w:pPr>
+              <w:spacing w:before="0" w:after="0"/>
+            </w:pPr>
+            <w:r>
+              <w:rPr>
+                <w:rFonts w:ascii="Courier New" w:cs="Courier New" w:eastAsia="Courier New" w:hAnsi="Courier New"/>
+                <w:color w:val="404040"/>
+                <w:sz w:val="16"/>
+                <w:szCs w:val="16"/>
+              </w:rPr>
+              <w:t xml:space="preserve">cd /tmp</w:t>
+            </w:r>
+          </w:p>
+          <w:p>
+            <w:pPr>
+              <w:spacing w:before="0" w:after="0"/>
+            </w:pPr>
+            <w:r>
+              <w:rPr>
+                <w:rFonts w:ascii="Courier New" w:cs="Courier New" w:eastAsia="Courier New" w:hAnsi="Courier New"/>
+                <w:color w:val="404040"/>
+                <w:sz w:val="16"/>
+                <w:szCs w:val="16"/>
+              </w:rPr>
+              <w:t xml:space="preserve">git clone https://github.com/xxx/pos-server-frontend-production.git</w:t>
+            </w:r>
+          </w:p>
+          <w:p>
+            <w:pPr>
+              <w:spacing w:before="0" w:after="0"/>
+            </w:pPr>
+            <w:r>
+              <w:rPr>
+                <w:rFonts w:ascii="Courier New" w:cs="Courier New" w:eastAsia="Courier New" w:hAnsi="Courier New"/>
+                <w:color w:val="404040"/>
+                <w:sz w:val="16"/>
+                <w:szCs w:val="16"/>
+              </w:rPr>
+              <w:t xml:space="preserve">cd pos-server-frontend-production</w:t>
+            </w:r>
+          </w:p>
+          <w:p>
+            <w:pPr>
+              <w:spacing w:before="0" w:after="0"/>
+            </w:pPr>
+            <w:r>
+              <w:rPr>
+                <w:rFonts w:ascii="Courier New" w:cs="Courier New" w:eastAsia="Courier New" w:hAnsi="Courier New"/>
+                <w:color w:val="404040"/>
+                <w:sz w:val="16"/>
+                <w:szCs w:val="16"/>
+              </w:rPr>
+              <w:t xml:space="preserve">git filter-repo --to-subdirectory-filter frontend</w:t>
+            </w:r>
+          </w:p>
+          <w:p>
+            <w:pPr>
+              <w:spacing w:before="0" w:after="0"/>
+            </w:pPr>
+            <w:r>
+              <w:rPr>
+                <w:rFonts w:ascii="Courier New" w:cs="Courier New" w:eastAsia="Courier New" w:hAnsi="Courier New"/>
+                <w:color w:val="404040"/>
+                <w:sz w:val="16"/>
+                <w:szCs w:val="16"/>
+              </w:rPr>
+              <w:t xml:space="preserve"/>
+            </w:r>
+          </w:p>
+          <w:p>
+            <w:pPr>
+              <w:spacing w:before="0" w:after="0"/>
+            </w:pPr>
+            <w:r>
+              <w:rPr>
+                <w:rFonts w:ascii="Courier New" w:cs="Courier New" w:eastAsia="Courier New" w:hAnsi="Courier New"/>
+                <w:color w:val="404040"/>
+                <w:sz w:val="16"/>
+                <w:szCs w:val="16"/>
+              </w:rPr>
+              <w:t xml:space="preserve">cd /path/to/POS-SERVER</w:t>
+            </w:r>
+          </w:p>
+          <w:p>
+            <w:pPr>
+              <w:spacing w:before="0" w:after="0"/>
+            </w:pPr>
+            <w:r>
+              <w:rPr>
+                <w:rFonts w:ascii="Courier New" w:cs="Courier New" w:eastAsia="Courier New" w:hAnsi="Courier New"/>
+                <w:color w:val="404040"/>
+                <w:sz w:val="16"/>
+                <w:szCs w:val="16"/>
+              </w:rPr>
+              <w:t xml:space="preserve">git remote add frontend-prod /tmp/pos-server-frontend-production</w:t>
+            </w:r>
+          </w:p>
+          <w:p>
+            <w:pPr>
+              <w:spacing w:before="0" w:after="0"/>
+            </w:pPr>
+            <w:r>
+              <w:rPr>
+                <w:rFonts w:ascii="Courier New" w:cs="Courier New" w:eastAsia="Courier New" w:hAnsi="Courier New"/>
+                <w:color w:val="404040"/>
+                <w:sz w:val="16"/>
+                <w:szCs w:val="16"/>
+              </w:rPr>
+              <w:t xml:space="preserve">git fetch frontend-prod</w:t>
+            </w:r>
+          </w:p>
+          <w:p>
+            <w:pPr>
+              <w:spacing w:before="0" w:after="0"/>
+            </w:pPr>
+            <w:r>
+              <w:rPr>
+                <w:rFonts w:ascii="Courier New" w:cs="Courier New" w:eastAsia="Courier New" w:hAnsi="Courier New"/>
+                <w:color w:val="404040"/>
+                <w:sz w:val="16"/>
+                <w:szCs w:val="16"/>
+              </w:rPr>
+              <w:t xml:space="preserve">git merge frontend-prod/main --allow-unrelated-histories \</w:t>
+            </w:r>
+          </w:p>
+          <w:p>
+            <w:pPr>
+              <w:spacing w:before="0" w:after="0"/>
+            </w:pPr>
+            <w:r>
+              <w:rPr>
+                <w:rFonts w:ascii="Courier New" w:cs="Courier New" w:eastAsia="Courier New" w:hAnsi="Courier New"/>
+                <w:color w:val="404040"/>
+                <w:sz w:val="16"/>
+                <w:szCs w:val="16"/>
+              </w:rPr>
+              <w:t xml:space="preserve">  -m "feat: migrate frontend (production) with full git history"</w:t>
+            </w:r>
+          </w:p>
+          <w:p>
+            <w:pPr>
+              <w:spacing w:before="0" w:after="0"/>
+            </w:pPr>
+            <w:r>
+              <w:rPr>
+                <w:rFonts w:ascii="Courier New" w:cs="Courier New" w:eastAsia="Courier New" w:hAnsi="Courier New"/>
+                <w:color w:val="404040"/>
+                <w:sz w:val="16"/>
+                <w:szCs w:val="16"/>
+              </w:rPr>
+              <w:t xml:space="preserve">git remote remove frontend-prod</w:t>
+            </w:r>
+          </w:p>
+        </w:tc>
+      </w:tr>
+    </w:tbl>
+    <w:p>
+      <w:pPr>
+        <w:spacing w:before="100" w:after="100"/>
+      </w:pPr>
+      <w:r>
+        <w:rPr>
+          <w:rFonts w:ascii="BIZ UDPGothic" w:cs="BIZ UDPGothic" w:eastAsia="BIZ UDPGothic" w:hAnsi="BIZ UDPGothic"/>
+          <w:b/>
+          <w:bCs/>
+          <w:color w:val="404040"/>
+          <w:sz w:val="18"/>
+          <w:szCs w:val="18"/>
+        </w:rPr>
+        <w:t xml:space="preserve">staging差分マージ（注意: 約330ファイルの差分あり・レビュー必須）:</w:t>
+      </w:r>
+    </w:p>
+    <w:tbl>
+      <w:tblPr>
+        <w:tblW w:type="dxa" w:w="9506"/>
+        <w:tblBorders>
+          <w:top w:val="single" w:color="CCCCCC" w:sz="4"/>
+          <w:left w:val="single" w:color="CCCCCC" w:sz="4"/>
+          <w:bottom w:val="single" w:color="CCCCCC" w:sz="4"/>
+          <w:right w:val="single" w:color="CCCCCC" w:sz="4"/>
+          <w:insideH w:val="single" w:color="auto" w:sz="4"/>
+          <w:insideV w:val="single" w:color="auto" w:sz="4"/>
+        </w:tblBorders>
+      </w:tblPr>
+      <w:tblGrid>
+        <w:gridCol w:w="9506"/>
+      </w:tblGrid>
+      <w:tr>
+        <w:trPr>
+          <w:cantSplit/>
+        </w:trPr>
+        <w:tc>
+          <w:tcPr>
+            <w:tcW w:type="dxa" w:w="9506"/>
+            <w:tcBorders>
+              <w:top w:val="single" w:color="CCCCCC" w:sz="4"/>
+              <w:left w:val="single" w:color="CCCCCC" w:sz="4"/>
+              <w:bottom w:val="single" w:color="CCCCCC" w:sz="4"/>
+              <w:right w:val="single" w:color="CCCCCC" w:sz="4"/>
+            </w:tcBorders>
+            <w:shd w:fill="F5F5F5" w:val="clear"/>
+            <w:tcMar>
+              <w:top w:type="dxa" w:w="80"/>
+              <w:left w:type="dxa" w:w="200"/>
+              <w:bottom w:type="dxa" w:w="80"/>
+              <w:right w:type="dxa" w:w="200"/>
+            </w:tcMar>
+          </w:tcPr>
+          <w:p>
+            <w:pPr>
+              <w:spacing w:before="0" w:after="0"/>
+            </w:pPr>
+            <w:r>
+              <w:rPr>
+                <w:rFonts w:ascii="Courier New" w:cs="Courier New" w:eastAsia="Courier New" w:hAnsi="Courier New"/>
+                <w:color w:val="404040"/>
+                <w:sz w:val="16"/>
+                <w:szCs w:val="16"/>
+              </w:rPr>
+              <w:t xml:space="preserve">cd /tmp</w:t>
+            </w:r>
+          </w:p>
+          <w:p>
+            <w:pPr>
+              <w:spacing w:before="0" w:after="0"/>
+            </w:pPr>
+            <w:r>
+              <w:rPr>
+                <w:rFonts w:ascii="Courier New" w:cs="Courier New" w:eastAsia="Courier New" w:hAnsi="Courier New"/>
+                <w:color w:val="404040"/>
+                <w:sz w:val="16"/>
+                <w:szCs w:val="16"/>
+              </w:rPr>
+              <w:t xml:space="preserve">git clone https://github.com/xxx/pos-server-frontend-ishida-staging.git</w:t>
+            </w:r>
+          </w:p>
+          <w:p>
+            <w:pPr>
+              <w:spacing w:before="0" w:after="0"/>
+            </w:pPr>
+            <w:r>
+              <w:rPr>
+                <w:rFonts w:ascii="Courier New" w:cs="Courier New" w:eastAsia="Courier New" w:hAnsi="Courier New"/>
+                <w:color w:val="404040"/>
+                <w:sz w:val="16"/>
+                <w:szCs w:val="16"/>
+              </w:rPr>
+              <w:t xml:space="preserve">cd pos-server-frontend-ishida-staging</w:t>
+            </w:r>
+          </w:p>
+          <w:p>
+            <w:pPr>
+              <w:spacing w:before="0" w:after="0"/>
+            </w:pPr>
+            <w:r>
+              <w:rPr>
+                <w:rFonts w:ascii="Courier New" w:cs="Courier New" w:eastAsia="Courier New" w:hAnsi="Courier New"/>
+                <w:color w:val="404040"/>
+                <w:sz w:val="16"/>
+                <w:szCs w:val="16"/>
+              </w:rPr>
+              <w:t xml:space="preserve">git filter-repo --to-subdirectory-filter frontend</w:t>
+            </w:r>
+          </w:p>
+          <w:p>
+            <w:pPr>
+              <w:spacing w:before="0" w:after="0"/>
+            </w:pPr>
+            <w:r>
+              <w:rPr>
+                <w:rFonts w:ascii="Courier New" w:cs="Courier New" w:eastAsia="Courier New" w:hAnsi="Courier New"/>
+                <w:color w:val="404040"/>
+                <w:sz w:val="16"/>
+                <w:szCs w:val="16"/>
+              </w:rPr>
+              <w:t xml:space="preserve"/>
+            </w:r>
+          </w:p>
+          <w:p>
+            <w:pPr>
+              <w:spacing w:before="0" w:after="0"/>
+            </w:pPr>
+            <w:r>
+              <w:rPr>
+                <w:rFonts w:ascii="Courier New" w:cs="Courier New" w:eastAsia="Courier New" w:hAnsi="Courier New"/>
+                <w:color w:val="404040"/>
+                <w:sz w:val="16"/>
+                <w:szCs w:val="16"/>
+              </w:rPr>
+              <w:t xml:space="preserve">cd /path/to/POS-SERVER</w:t>
+            </w:r>
+          </w:p>
+          <w:p>
+            <w:pPr>
+              <w:spacing w:before="0" w:after="0"/>
+            </w:pPr>
+            <w:r>
+              <w:rPr>
+                <w:rFonts w:ascii="Courier New" w:cs="Courier New" w:eastAsia="Courier New" w:hAnsi="Courier New"/>
+                <w:color w:val="404040"/>
+                <w:sz w:val="16"/>
+                <w:szCs w:val="16"/>
+              </w:rPr>
+              <w:t xml:space="preserve">git checkout -b feature/merge-staging-frontend</w:t>
+            </w:r>
+          </w:p>
+          <w:p>
+            <w:pPr>
+              <w:spacing w:before="0" w:after="0"/>
+            </w:pPr>
+            <w:r>
+              <w:rPr>
+                <w:rFonts w:ascii="Courier New" w:cs="Courier New" w:eastAsia="Courier New" w:hAnsi="Courier New"/>
+                <w:color w:val="404040"/>
+                <w:sz w:val="16"/>
+                <w:szCs w:val="16"/>
+              </w:rPr>
+              <w:t xml:space="preserve">git remote add frontend-stg /tmp/pos-server-frontend-ishida-staging</w:t>
+            </w:r>
+          </w:p>
+          <w:p>
+            <w:pPr>
+              <w:spacing w:before="0" w:after="0"/>
+            </w:pPr>
+            <w:r>
+              <w:rPr>
+                <w:rFonts w:ascii="Courier New" w:cs="Courier New" w:eastAsia="Courier New" w:hAnsi="Courier New"/>
+                <w:color w:val="404040"/>
+                <w:sz w:val="16"/>
+                <w:szCs w:val="16"/>
+              </w:rPr>
+              <w:t xml:space="preserve">git fetch frontend-stg</w:t>
+            </w:r>
+          </w:p>
+          <w:p>
+            <w:pPr>
+              <w:spacing w:before="0" w:after="0"/>
+            </w:pPr>
+            <w:r>
+              <w:rPr>
+                <w:rFonts w:ascii="Courier New" w:cs="Courier New" w:eastAsia="Courier New" w:hAnsi="Courier New"/>
+                <w:color w:val="404040"/>
+                <w:sz w:val="16"/>
+                <w:szCs w:val="16"/>
+              </w:rPr>
+              <w:t xml:space="preserve"/>
+            </w:r>
+          </w:p>
+          <w:p>
+            <w:pPr>
+              <w:spacing w:before="0" w:after="0"/>
+            </w:pPr>
+            <w:r>
+              <w:rPr>
+                <w:rFonts w:ascii="Courier New" w:cs="Courier New" w:eastAsia="Courier New" w:hAnsi="Courier New"/>
+                <w:color w:val="404040"/>
+                <w:sz w:val="16"/>
+                <w:szCs w:val="16"/>
+              </w:rPr>
+              <w:t xml:space="preserve"># --no-commit でマージし、差分を確認してからコミットする</w:t>
+            </w:r>
+          </w:p>
+          <w:p>
+            <w:pPr>
+              <w:spacing w:before="0" w:after="0"/>
+            </w:pPr>
+            <w:r>
+              <w:rPr>
+                <w:rFonts w:ascii="Courier New" w:cs="Courier New" w:eastAsia="Courier New" w:hAnsi="Courier New"/>
+                <w:color w:val="404040"/>
+                <w:sz w:val="16"/>
+                <w:szCs w:val="16"/>
+              </w:rPr>
+              <w:t xml:space="preserve"># / Merge với --no-commit, xác nhận diff trước khi commit</w:t>
+            </w:r>
+          </w:p>
+          <w:p>
+            <w:pPr>
+              <w:spacing w:before="0" w:after="0"/>
+            </w:pPr>
+            <w:r>
+              <w:rPr>
+                <w:rFonts w:ascii="Courier New" w:cs="Courier New" w:eastAsia="Courier New" w:hAnsi="Courier New"/>
+                <w:color w:val="404040"/>
+                <w:sz w:val="16"/>
+                <w:szCs w:val="16"/>
+              </w:rPr>
+              <w:t xml:space="preserve">git merge frontend-stg/main --allow-unrelated-histories --no-commit</w:t>
+            </w:r>
+          </w:p>
+          <w:p>
+            <w:pPr>
+              <w:spacing w:before="0" w:after="0"/>
+            </w:pPr>
+            <w:r>
+              <w:rPr>
+                <w:rFonts w:ascii="Courier New" w:cs="Courier New" w:eastAsia="Courier New" w:hAnsi="Courier New"/>
+                <w:color w:val="404040"/>
+                <w:sz w:val="16"/>
+                <w:szCs w:val="16"/>
+              </w:rPr>
+              <w:t xml:space="preserve"/>
+            </w:r>
+          </w:p>
+          <w:p>
+            <w:pPr>
+              <w:spacing w:before="0" w:after="0"/>
+            </w:pPr>
+            <w:r>
+              <w:rPr>
+                <w:rFonts w:ascii="Courier New" w:cs="Courier New" w:eastAsia="Courier New" w:hAnsi="Courier New"/>
+                <w:color w:val="404040"/>
+                <w:sz w:val="16"/>
+                <w:szCs w:val="16"/>
+              </w:rPr>
+              <w:t xml:space="preserve"># コンフリクトがあれば確認・手動解決</w:t>
+            </w:r>
+          </w:p>
+          <w:p>
+            <w:pPr>
+              <w:spacing w:before="0" w:after="0"/>
+            </w:pPr>
+            <w:r>
+              <w:rPr>
+                <w:rFonts w:ascii="Courier New" w:cs="Courier New" w:eastAsia="Courier New" w:hAnsi="Courier New"/>
+                <w:color w:val="404040"/>
+                <w:sz w:val="16"/>
+                <w:szCs w:val="16"/>
+              </w:rPr>
+              <w:t xml:space="preserve"># / Nếu có conflict, xác nhận và giải quyết thủ công</w:t>
+            </w:r>
+          </w:p>
+          <w:p>
+            <w:pPr>
+              <w:spacing w:before="0" w:after="0"/>
+            </w:pPr>
+            <w:r>
+              <w:rPr>
+                <w:rFonts w:ascii="Courier New" w:cs="Courier New" w:eastAsia="Courier New" w:hAnsi="Courier New"/>
+                <w:color w:val="404040"/>
+                <w:sz w:val="16"/>
+                <w:szCs w:val="16"/>
+              </w:rPr>
+              <w:t xml:space="preserve">git status | grep 'both modified'</w:t>
+            </w:r>
+          </w:p>
+          <w:p>
+            <w:pPr>
+              <w:spacing w:before="0" w:after="0"/>
+            </w:pPr>
+            <w:r>
+              <w:rPr>
+                <w:rFonts w:ascii="Courier New" w:cs="Courier New" w:eastAsia="Courier New" w:hAnsi="Courier New"/>
+                <w:color w:val="404040"/>
+                <w:sz w:val="16"/>
+                <w:szCs w:val="16"/>
+              </w:rPr>
+              <w:t xml:space="preserve"/>
+            </w:r>
+          </w:p>
+          <w:p>
+            <w:pPr>
+              <w:spacing w:before="0" w:after="0"/>
+            </w:pPr>
+            <w:r>
+              <w:rPr>
+                <w:rFonts w:ascii="Courier New" w:cs="Courier New" w:eastAsia="Courier New" w:hAnsi="Courier New"/>
+                <w:color w:val="404040"/>
+                <w:sz w:val="16"/>
+                <w:szCs w:val="16"/>
+              </w:rPr>
+              <w:t xml:space="preserve"># 解決後コミット / Sau khi giải quyết, commit</w:t>
+            </w:r>
+          </w:p>
+          <w:p>
+            <w:pPr>
+              <w:spacing w:before="0" w:after="0"/>
+            </w:pPr>
+            <w:r>
+              <w:rPr>
+                <w:rFonts w:ascii="Courier New" w:cs="Courier New" w:eastAsia="Courier New" w:hAnsi="Courier New"/>
+                <w:color w:val="404040"/>
+                <w:sz w:val="16"/>
+                <w:szCs w:val="16"/>
+              </w:rPr>
+              <w:t xml:space="preserve">git add -A</w:t>
+            </w:r>
+          </w:p>
+          <w:p>
+            <w:pPr>
+              <w:spacing w:before="0" w:after="0"/>
+            </w:pPr>
+            <w:r>
+              <w:rPr>
+                <w:rFonts w:ascii="Courier New" w:cs="Courier New" w:eastAsia="Courier New" w:hAnsi="Courier New"/>
+                <w:color w:val="404040"/>
+                <w:sz w:val="16"/>
+                <w:szCs w:val="16"/>
+              </w:rPr>
+              <w:t xml:space="preserve">git commit -m "feat: merge staging frontend differences (~330 files)"</w:t>
+            </w:r>
+          </w:p>
+          <w:p>
+            <w:pPr>
+              <w:spacing w:before="0" w:after="0"/>
+            </w:pPr>
+            <w:r>
+              <w:rPr>
+                <w:rFonts w:ascii="Courier New" w:cs="Courier New" w:eastAsia="Courier New" w:hAnsi="Courier New"/>
+                <w:color w:val="404040"/>
+                <w:sz w:val="16"/>
+                <w:szCs w:val="16"/>
+              </w:rPr>
+              <w:t xml:space="preserve">git remote remove frontend-stg</w:t>
+            </w:r>
+          </w:p>
+          <w:p>
+            <w:pPr>
+              <w:spacing w:before="0" w:after="0"/>
+            </w:pPr>
+            <w:r>
+              <w:rPr>
+                <w:rFonts w:ascii="Courier New" w:cs="Courier New" w:eastAsia="Courier New" w:hAnsi="Courier New"/>
+                <w:color w:val="404040"/>
+                <w:sz w:val="16"/>
+                <w:szCs w:val="16"/>
+              </w:rPr>
+              <w:t xml:space="preserve"/>
+            </w:r>
+          </w:p>
+          <w:p>
+            <w:pPr>
+              <w:spacing w:before="0" w:after="0"/>
+            </w:pPr>
+            <w:r>
+              <w:rPr>
+                <w:rFonts w:ascii="Courier New" w:cs="Courier New" w:eastAsia="Courier New" w:hAnsi="Courier New"/>
+                <w:color w:val="404040"/>
+                <w:sz w:val="16"/>
+                <w:szCs w:val="16"/>
+              </w:rPr>
+              <w:t xml:space="preserve"># PRを作成してレビュー後にmainへマージ</w:t>
+            </w:r>
+          </w:p>
+          <w:p>
+            <w:pPr>
+              <w:spacing w:before="0" w:after="0"/>
+            </w:pPr>
+            <w:r>
+              <w:rPr>
+                <w:rFonts w:ascii="Courier New" w:cs="Courier New" w:eastAsia="Courier New" w:hAnsi="Courier New"/>
+                <w:color w:val="404040"/>
+                <w:sz w:val="16"/>
+                <w:szCs w:val="16"/>
+              </w:rPr>
+              <w:t xml:space="preserve"># / Tạo PR, review rồi merge vào main</w:t>
+            </w:r>
+          </w:p>
+          <w:p>
+            <w:pPr>
+              <w:spacing w:before="0" w:after="0"/>
+            </w:pPr>
+            <w:r>
+              <w:rPr>
+                <w:rFonts w:ascii="Courier New" w:cs="Courier New" w:eastAsia="Courier New" w:hAnsi="Courier New"/>
+                <w:color w:val="404040"/>
+                <w:sz w:val="16"/>
+                <w:szCs w:val="16"/>
+              </w:rPr>
+              <w:t xml:space="preserve">git push origin feature/merge-staging-frontend</w:t>
+            </w:r>
+          </w:p>
+          <w:p>
+            <w:pPr>
+              <w:spacing w:before="0" w:after="0"/>
+            </w:pPr>
+            <w:r>
+              <w:rPr>
+                <w:rFonts w:ascii="Courier New" w:cs="Courier New" w:eastAsia="Courier New" w:hAnsi="Courier New"/>
+                <w:color w:val="404040"/>
+                <w:sz w:val="16"/>
+                <w:szCs w:val="16"/>
+              </w:rPr>
+              <w:t xml:space="preserve"># → GitHub上でPR作成 → レビュー → Merge</w:t>
+            </w:r>
+          </w:p>
+        </w:tc>
+      </w:tr>
+    </w:tbl>
+    <w:p>
+      <w:pPr>
+        <w:spacing w:before="100" w:after="100"/>
+      </w:pPr>
+      <w:r>
+        <w:rPr>
+          <w:rFonts w:ascii="BIZ UDPGothic" w:cs="BIZ UDPGothic" w:eastAsia="BIZ UDPGothic" w:hAnsi="BIZ UDPGothic"/>
+          <w:b/>
+          <w:bCs/>
+          <w:color w:val="404040"/>
+          <w:sz w:val="18"/>
+          <w:szCs w:val="18"/>
+        </w:rPr>
+        <w:t xml:space="preserve">webpackプロキシ設定変更:</w:t>
+      </w:r>
+    </w:p>
+    <w:p>
+      <w:pPr>
+        <w:spacing w:before="100" w:after="100"/>
+      </w:pPr>
+      <w:r>
+        <w:rPr>
+          <w:rFonts w:ascii="BIZ UDPGothic" w:cs="BIZ UDPGothic" w:eastAsia="BIZ UDPGothic" w:hAnsi="BIZ UDPGothic"/>
+          <w:color w:val="404040"/>
+          <w:sz w:val="18"/>
+          <w:szCs w:val="18"/>
+        </w:rPr>
+        <w:t xml:space="preserve">フロントエンドの webpack.config.js のプロキシ設定を、2バックエンド対応に変更する。</w:t>
+      </w:r>
+      <w:r>
+        <w:br/>
+      </w:r>
+      <w:r>
+        <w:rPr>
+          <w:rFonts w:ascii="BIZ UDPGothic" w:cs="BIZ UDPGothic" w:eastAsia="BIZ UDPGothic" w:hAnsi="BIZ UDPGothic"/>
+          <w:i/>
+          <w:iCs/>
+          <w:color w:val="777777"/>
+          <w:sz w:val="16"/>
+          <w:szCs w:val="16"/>
+        </w:rPr>
+        <w:t xml:space="preserve">/ Thay đổi cài đặt proxy trong webpack.config.js để hỗ trợ 2 backend.</w:t>
       </w:r>
     </w:p>
     <w:tbl>
@@ -7234,6 +9337,795 @@
                 <w:szCs w:val="16"/>
               </w:rPr>
               <w:t xml:space="preserve">}]</w:t>
+            </w:r>
+          </w:p>
+        </w:tc>
+      </w:tr>
+    </w:tbl>
+    <w:p>
+      <w:pPr>
+        <w:spacing w:before="100" w:after="100"/>
+      </w:pPr>
+      <w:r>
+        <w:rPr>
+          <w:rFonts w:ascii="BIZ UDPGothic" w:cs="BIZ UDPGothic" w:eastAsia="BIZ UDPGothic" w:hAnsi="BIZ UDPGothic"/>
+          <w:b/>
+          <w:bCs/>
+          <w:color w:val="404040"/>
+          <w:sz w:val="18"/>
+          <w:szCs w:val="18"/>
+        </w:rPr>
+        <w:t xml:space="preserve">Phase 5: Docker / CI/CD 整備 / Thiết lập Docker / CI/CD</w:t>
+      </w:r>
+    </w:p>
+    <w:p>
+      <w:pPr>
+        <w:spacing w:before="100" w:after="100"/>
+      </w:pPr>
+      <w:r>
+        <w:rPr>
+          <w:rFonts w:ascii="BIZ UDPGothic" w:cs="BIZ UDPGothic" w:eastAsia="BIZ UDPGothic" w:hAnsi="BIZ UDPGothic"/>
+          <w:color w:val="404040"/>
+          <w:sz w:val="18"/>
+          <w:szCs w:val="18"/>
+        </w:rPr>
+        <w:t xml:space="preserve">docker-compose.yml・.env.example・GitHub Actions workflow を作成する。</w:t>
+      </w:r>
+      <w:r>
+        <w:br/>
+      </w:r>
+      <w:r>
+        <w:rPr>
+          <w:rFonts w:ascii="BIZ UDPGothic" w:cs="BIZ UDPGothic" w:eastAsia="BIZ UDPGothic" w:hAnsi="BIZ UDPGothic"/>
+          <w:i/>
+          <w:iCs/>
+          <w:color w:val="777777"/>
+          <w:sz w:val="16"/>
+          <w:szCs w:val="16"/>
+        </w:rPr>
+        <w:t xml:space="preserve">/ Tạo docker-compose.yml, .env.example và GitHub Actions workflow.</w:t>
+      </w:r>
+    </w:p>
+    <w:p>
+      <w:pPr>
+        <w:spacing w:before="100" w:after="100"/>
+      </w:pPr>
+      <w:r>
+        <w:rPr>
+          <w:rFonts w:ascii="BIZ UDPGothic" w:cs="BIZ UDPGothic" w:eastAsia="BIZ UDPGothic" w:hAnsi="BIZ UDPGothic"/>
+          <w:b/>
+          <w:bCs/>
+          <w:color w:val="404040"/>
+          <w:sz w:val="18"/>
+          <w:szCs w:val="18"/>
+        </w:rPr>
+        <w:t xml:space="preserve">Phase 7: 旧リポジトリのアーカイブ / Lưu trữ repository cũ</w:t>
+      </w:r>
+    </w:p>
+    <w:p>
+      <w:pPr>
+        <w:spacing w:before="100" w:after="100"/>
+      </w:pPr>
+      <w:r>
+        <w:rPr>
+          <w:rFonts w:ascii="BIZ UDPGothic" w:cs="BIZ UDPGothic" w:eastAsia="BIZ UDPGothic" w:hAnsi="BIZ UDPGothic"/>
+          <w:color w:val="404040"/>
+          <w:sz w:val="18"/>
+          <w:szCs w:val="18"/>
+        </w:rPr>
+        <w:t xml:space="preserve">全テスト通過後、旧リポジトリを GitHub 上でアーカイブする。アーカイブ後は読み取り専用となるが、コードは閲覧可能。</w:t>
+      </w:r>
+      <w:r>
+        <w:br/>
+      </w:r>
+      <w:r>
+        <w:rPr>
+          <w:rFonts w:ascii="BIZ UDPGothic" w:cs="BIZ UDPGothic" w:eastAsia="BIZ UDPGothic" w:hAnsi="BIZ UDPGothic"/>
+          <w:i/>
+          <w:iCs/>
+          <w:color w:val="777777"/>
+          <w:sz w:val="16"/>
+          <w:szCs w:val="16"/>
+        </w:rPr>
+        <w:t xml:space="preserve">/ Sau khi toàn bộ test pass, lưu trữ repository cũ trên GitHub. Sau khi lưu trữ sẽ chỉ đọc, code vẫn có thể xem.</w:t>
+      </w:r>
+    </w:p>
+    <w:tbl>
+      <w:tblPr>
+        <w:tblW w:type="dxa" w:w="9506"/>
+        <w:tblBorders>
+          <w:top w:val="single" w:color="CCCCCC" w:sz="4"/>
+          <w:left w:val="single" w:color="CCCCCC" w:sz="4"/>
+          <w:bottom w:val="single" w:color="CCCCCC" w:sz="4"/>
+          <w:right w:val="single" w:color="CCCCCC" w:sz="4"/>
+          <w:insideH w:val="single" w:color="auto" w:sz="4"/>
+          <w:insideV w:val="single" w:color="auto" w:sz="4"/>
+        </w:tblBorders>
+      </w:tblPr>
+      <w:tblGrid>
+        <w:gridCol w:w="500"/>
+        <w:gridCol w:w="4000"/>
+        <w:gridCol w:w="5006"/>
+      </w:tblGrid>
+      <w:tr>
+        <w:trPr>
+          <w:cantSplit/>
+          <w:tblHeader/>
+        </w:trPr>
+        <w:tc>
+          <w:tcPr>
+            <w:tcW w:type="dxa" w:w="500"/>
+            <w:tcBorders>
+              <w:top w:val="single" w:color="CCCCCC" w:sz="4"/>
+              <w:left w:val="single" w:color="CCCCCC" w:sz="4"/>
+              <w:bottom w:val="single" w:color="CCCCCC" w:sz="4"/>
+              <w:right w:val="single" w:color="CCCCCC" w:sz="4"/>
+            </w:tcBorders>
+            <w:shd w:fill="E8E8E8" w:val="clear"/>
+            <w:tcMar>
+              <w:top w:type="dxa" w:w="80"/>
+              <w:left w:type="dxa" w:w="120"/>
+              <w:bottom w:type="dxa" w:w="80"/>
+              <w:right w:type="dxa" w:w="120"/>
+            </w:tcMar>
+            <w:vAlign w:val="center"/>
+          </w:tcPr>
+          <w:p>
+            <w:pPr>
+              <w:jc w:val="left"/>
+            </w:pPr>
+            <w:r>
+              <w:rPr>
+                <w:rFonts w:ascii="BIZ UDPGothic" w:cs="BIZ UDPGothic" w:eastAsia="BIZ UDPGothic" w:hAnsi="BIZ UDPGothic"/>
+                <w:b/>
+                <w:bCs/>
+                <w:color w:val="000000"/>
+                <w:sz w:val="18"/>
+                <w:szCs w:val="18"/>
+              </w:rPr>
+              <w:t xml:space="preserve">No.</w:t>
+            </w:r>
+          </w:p>
+        </w:tc>
+        <w:tc>
+          <w:tcPr>
+            <w:tcW w:type="dxa" w:w="4000"/>
+            <w:tcBorders>
+              <w:top w:val="single" w:color="CCCCCC" w:sz="4"/>
+              <w:left w:val="single" w:color="CCCCCC" w:sz="4"/>
+              <w:bottom w:val="single" w:color="CCCCCC" w:sz="4"/>
+              <w:right w:val="single" w:color="CCCCCC" w:sz="4"/>
+            </w:tcBorders>
+            <w:shd w:fill="E8E8E8" w:val="clear"/>
+            <w:tcMar>
+              <w:top w:type="dxa" w:w="80"/>
+              <w:left w:type="dxa" w:w="120"/>
+              <w:bottom w:type="dxa" w:w="80"/>
+              <w:right w:type="dxa" w:w="120"/>
+            </w:tcMar>
+            <w:vAlign w:val="center"/>
+          </w:tcPr>
+          <w:p>
+            <w:pPr>
+              <w:jc w:val="left"/>
+            </w:pPr>
+            <w:r>
+              <w:rPr>
+                <w:rFonts w:ascii="BIZ UDPGothic" w:cs="BIZ UDPGothic" w:eastAsia="BIZ UDPGothic" w:hAnsi="BIZ UDPGothic"/>
+                <w:b/>
+                <w:bCs/>
+                <w:color w:val="000000"/>
+                <w:sz w:val="18"/>
+                <w:szCs w:val="18"/>
+              </w:rPr>
+              <w:t xml:space="preserve">リポジトリ名</w:t>
+            </w:r>
+            <w:r>
+              <w:rPr>
+                <w:rFonts w:ascii="BIZ UDPGothic" w:cs="BIZ UDPGothic" w:eastAsia="BIZ UDPGothic" w:hAnsi="BIZ UDPGothic"/>
+                <w:i/>
+                <w:iCs/>
+                <w:color w:val="888888"/>
+                <w:sz w:val="16"/>
+                <w:szCs w:val="16"/>
+              </w:rPr>
+              <w:t xml:space="preserve"> / </w:t>
+            </w:r>
+            <w:r>
+              <w:rPr>
+                <w:rFonts w:ascii="BIZ UDPGothic" w:cs="BIZ UDPGothic" w:eastAsia="BIZ UDPGothic" w:hAnsi="BIZ UDPGothic"/>
+                <w:i/>
+                <w:iCs/>
+                <w:color w:val="888888"/>
+                <w:sz w:val="16"/>
+                <w:szCs w:val="16"/>
+              </w:rPr>
+              <w:t xml:space="preserve">Tên repository</w:t>
+            </w:r>
+          </w:p>
+        </w:tc>
+        <w:tc>
+          <w:tcPr>
+            <w:tcW w:type="dxa" w:w="5006"/>
+            <w:tcBorders>
+              <w:top w:val="single" w:color="CCCCCC" w:sz="4"/>
+              <w:left w:val="single" w:color="CCCCCC" w:sz="4"/>
+              <w:bottom w:val="single" w:color="CCCCCC" w:sz="4"/>
+              <w:right w:val="single" w:color="CCCCCC" w:sz="4"/>
+            </w:tcBorders>
+            <w:shd w:fill="E8E8E8" w:val="clear"/>
+            <w:tcMar>
+              <w:top w:type="dxa" w:w="80"/>
+              <w:left w:type="dxa" w:w="120"/>
+              <w:bottom w:type="dxa" w:w="80"/>
+              <w:right w:type="dxa" w:w="120"/>
+            </w:tcMar>
+            <w:vAlign w:val="center"/>
+          </w:tcPr>
+          <w:p>
+            <w:pPr>
+              <w:jc w:val="left"/>
+            </w:pPr>
+            <w:r>
+              <w:rPr>
+                <w:rFonts w:ascii="BIZ UDPGothic" w:cs="BIZ UDPGothic" w:eastAsia="BIZ UDPGothic" w:hAnsi="BIZ UDPGothic"/>
+                <w:b/>
+                <w:bCs/>
+                <w:color w:val="000000"/>
+                <w:sz w:val="18"/>
+                <w:szCs w:val="18"/>
+              </w:rPr>
+              <w:t xml:space="preserve">操作</w:t>
+            </w:r>
+            <w:r>
+              <w:rPr>
+                <w:rFonts w:ascii="BIZ UDPGothic" w:cs="BIZ UDPGothic" w:eastAsia="BIZ UDPGothic" w:hAnsi="BIZ UDPGothic"/>
+                <w:i/>
+                <w:iCs/>
+                <w:color w:val="888888"/>
+                <w:sz w:val="16"/>
+                <w:szCs w:val="16"/>
+              </w:rPr>
+              <w:t xml:space="preserve"> / </w:t>
+            </w:r>
+            <w:r>
+              <w:rPr>
+                <w:rFonts w:ascii="BIZ UDPGothic" w:cs="BIZ UDPGothic" w:eastAsia="BIZ UDPGothic" w:hAnsi="BIZ UDPGothic"/>
+                <w:i/>
+                <w:iCs/>
+                <w:color w:val="888888"/>
+                <w:sz w:val="16"/>
+                <w:szCs w:val="16"/>
+              </w:rPr>
+              <w:t xml:space="preserve">Thao tác</w:t>
+            </w:r>
+          </w:p>
+        </w:tc>
+      </w:tr>
+      <w:tr>
+        <w:trPr>
+          <w:cantSplit/>
+        </w:trPr>
+        <w:tc>
+          <w:tcPr>
+            <w:tcW w:type="dxa" w:w="500"/>
+            <w:tcBorders>
+              <w:top w:val="single" w:color="CCCCCC" w:sz="4"/>
+              <w:left w:val="single" w:color="CCCCCC" w:sz="4"/>
+              <w:bottom w:val="single" w:color="CCCCCC" w:sz="4"/>
+              <w:right w:val="single" w:color="CCCCCC" w:sz="4"/>
+            </w:tcBorders>
+            <w:shd w:fill="FFFFFF" w:val="clear"/>
+            <w:tcMar>
+              <w:top w:type="dxa" w:w="80"/>
+              <w:left w:type="dxa" w:w="120"/>
+              <w:bottom w:type="dxa" w:w="80"/>
+              <w:right w:type="dxa" w:w="120"/>
+            </w:tcMar>
+            <w:vAlign w:val="center"/>
+          </w:tcPr>
+          <w:p>
+            <w:pPr>
+              <w:jc w:val="left"/>
+            </w:pPr>
+            <w:r>
+              <w:rPr>
+                <w:rFonts w:ascii="BIZ UDPGothic" w:cs="BIZ UDPGothic" w:eastAsia="BIZ UDPGothic" w:hAnsi="BIZ UDPGothic"/>
+                <w:b w:val="false"/>
+                <w:bCs w:val="false"/>
+                <w:color w:val="404040"/>
+                <w:sz w:val="18"/>
+                <w:szCs w:val="18"/>
+              </w:rPr>
+              <w:t xml:space="preserve">1</w:t>
+            </w:r>
+          </w:p>
+        </w:tc>
+        <w:tc>
+          <w:tcPr>
+            <w:tcW w:type="dxa" w:w="4000"/>
+            <w:tcBorders>
+              <w:top w:val="single" w:color="CCCCCC" w:sz="4"/>
+              <w:left w:val="single" w:color="CCCCCC" w:sz="4"/>
+              <w:bottom w:val="single" w:color="CCCCCC" w:sz="4"/>
+              <w:right w:val="single" w:color="CCCCCC" w:sz="4"/>
+            </w:tcBorders>
+            <w:shd w:fill="FFFFFF" w:val="clear"/>
+            <w:tcMar>
+              <w:top w:type="dxa" w:w="80"/>
+              <w:left w:type="dxa" w:w="120"/>
+              <w:bottom w:type="dxa" w:w="80"/>
+              <w:right w:type="dxa" w:w="120"/>
+            </w:tcMar>
+            <w:vAlign w:val="center"/>
+          </w:tcPr>
+          <w:p>
+            <w:pPr>
+              <w:jc w:val="left"/>
+            </w:pPr>
+            <w:r>
+              <w:rPr>
+                <w:rFonts w:ascii="BIZ UDPGothic" w:cs="BIZ UDPGothic" w:eastAsia="BIZ UDPGothic" w:hAnsi="BIZ UDPGothic"/>
+                <w:b w:val="false"/>
+                <w:bCs w:val="false"/>
+                <w:color w:val="404040"/>
+                <w:sz w:val="18"/>
+                <w:szCs w:val="18"/>
+              </w:rPr>
+              <w:t xml:space="preserve">posserver-product-kasumi</w:t>
+            </w:r>
+          </w:p>
+        </w:tc>
+        <w:tc>
+          <w:tcPr>
+            <w:tcW w:type="dxa" w:w="5006"/>
+            <w:tcBorders>
+              <w:top w:val="single" w:color="CCCCCC" w:sz="4"/>
+              <w:left w:val="single" w:color="CCCCCC" w:sz="4"/>
+              <w:bottom w:val="single" w:color="CCCCCC" w:sz="4"/>
+              <w:right w:val="single" w:color="CCCCCC" w:sz="4"/>
+            </w:tcBorders>
+            <w:shd w:fill="FFFFFF" w:val="clear"/>
+            <w:tcMar>
+              <w:top w:type="dxa" w:w="80"/>
+              <w:left w:type="dxa" w:w="120"/>
+              <w:bottom w:type="dxa" w:w="80"/>
+              <w:right w:type="dxa" w:w="120"/>
+            </w:tcMar>
+            <w:vAlign w:val="center"/>
+          </w:tcPr>
+          <w:p>
+            <w:pPr>
+              <w:jc w:val="left"/>
+            </w:pPr>
+            <w:r>
+              <w:rPr>
+                <w:rFonts w:ascii="BIZ UDPGothic" w:cs="BIZ UDPGothic" w:eastAsia="BIZ UDPGothic" w:hAnsi="BIZ UDPGothic"/>
+                <w:b w:val="false"/>
+                <w:bCs w:val="false"/>
+                <w:color w:val="404040"/>
+                <w:sz w:val="18"/>
+                <w:szCs w:val="18"/>
+              </w:rPr>
+              <w:t xml:space="preserve">GitHub → Settings → Danger Zone → Archive this repository</w:t>
+            </w:r>
+            <w:r>
+              <w:rPr>
+                <w:rFonts w:ascii="BIZ UDPGothic" w:cs="BIZ UDPGothic" w:eastAsia="BIZ UDPGothic" w:hAnsi="BIZ UDPGothic"/>
+                <w:i/>
+                <w:iCs/>
+                <w:color w:val="888888"/>
+                <w:sz w:val="16"/>
+                <w:szCs w:val="16"/>
+              </w:rPr>
+              <w:t xml:space="preserve"> / </w:t>
+            </w:r>
+            <w:r>
+              <w:rPr>
+                <w:rFonts w:ascii="BIZ UDPGothic" w:cs="BIZ UDPGothic" w:eastAsia="BIZ UDPGothic" w:hAnsi="BIZ UDPGothic"/>
+                <w:i/>
+                <w:iCs/>
+                <w:color w:val="888888"/>
+                <w:sz w:val="16"/>
+                <w:szCs w:val="16"/>
+              </w:rPr>
+              <w:t xml:space="preserve">GitHub → Settings → Danger Zone → Archive this repository</w:t>
+            </w:r>
+          </w:p>
+        </w:tc>
+      </w:tr>
+      <w:tr>
+        <w:trPr>
+          <w:cantSplit/>
+        </w:trPr>
+        <w:tc>
+          <w:tcPr>
+            <w:tcW w:type="dxa" w:w="500"/>
+            <w:tcBorders>
+              <w:top w:val="single" w:color="CCCCCC" w:sz="4"/>
+              <w:left w:val="single" w:color="CCCCCC" w:sz="4"/>
+              <w:bottom w:val="single" w:color="CCCCCC" w:sz="4"/>
+              <w:right w:val="single" w:color="CCCCCC" w:sz="4"/>
+            </w:tcBorders>
+            <w:shd w:fill="FFFFFF" w:val="clear"/>
+            <w:tcMar>
+              <w:top w:type="dxa" w:w="80"/>
+              <w:left w:type="dxa" w:w="120"/>
+              <w:bottom w:type="dxa" w:w="80"/>
+              <w:right w:type="dxa" w:w="120"/>
+            </w:tcMar>
+            <w:vAlign w:val="center"/>
+          </w:tcPr>
+          <w:p>
+            <w:pPr>
+              <w:jc w:val="left"/>
+            </w:pPr>
+            <w:r>
+              <w:rPr>
+                <w:rFonts w:ascii="BIZ UDPGothic" w:cs="BIZ UDPGothic" w:eastAsia="BIZ UDPGothic" w:hAnsi="BIZ UDPGothic"/>
+                <w:b w:val="false"/>
+                <w:bCs w:val="false"/>
+                <w:color w:val="404040"/>
+                <w:sz w:val="18"/>
+                <w:szCs w:val="18"/>
+              </w:rPr>
+              <w:t xml:space="preserve">2</w:t>
+            </w:r>
+          </w:p>
+        </w:tc>
+        <w:tc>
+          <w:tcPr>
+            <w:tcW w:type="dxa" w:w="4000"/>
+            <w:tcBorders>
+              <w:top w:val="single" w:color="CCCCCC" w:sz="4"/>
+              <w:left w:val="single" w:color="CCCCCC" w:sz="4"/>
+              <w:bottom w:val="single" w:color="CCCCCC" w:sz="4"/>
+              <w:right w:val="single" w:color="CCCCCC" w:sz="4"/>
+            </w:tcBorders>
+            <w:shd w:fill="FFFFFF" w:val="clear"/>
+            <w:tcMar>
+              <w:top w:type="dxa" w:w="80"/>
+              <w:left w:type="dxa" w:w="120"/>
+              <w:bottom w:type="dxa" w:w="80"/>
+              <w:right w:type="dxa" w:w="120"/>
+            </w:tcMar>
+            <w:vAlign w:val="center"/>
+          </w:tcPr>
+          <w:p>
+            <w:pPr>
+              <w:jc w:val="left"/>
+            </w:pPr>
+            <w:r>
+              <w:rPr>
+                <w:rFonts w:ascii="BIZ UDPGothic" w:cs="BIZ UDPGothic" w:eastAsia="BIZ UDPGothic" w:hAnsi="BIZ UDPGothic"/>
+                <w:b w:val="false"/>
+                <w:bCs w:val="false"/>
+                <w:color w:val="404040"/>
+                <w:sz w:val="18"/>
+                <w:szCs w:val="18"/>
+              </w:rPr>
+              <w:t xml:space="preserve">aeongiftcardserver-product</w:t>
+            </w:r>
+          </w:p>
+        </w:tc>
+        <w:tc>
+          <w:tcPr>
+            <w:tcW w:type="dxa" w:w="5006"/>
+            <w:tcBorders>
+              <w:top w:val="single" w:color="CCCCCC" w:sz="4"/>
+              <w:left w:val="single" w:color="CCCCCC" w:sz="4"/>
+              <w:bottom w:val="single" w:color="CCCCCC" w:sz="4"/>
+              <w:right w:val="single" w:color="CCCCCC" w:sz="4"/>
+            </w:tcBorders>
+            <w:shd w:fill="FFFFFF" w:val="clear"/>
+            <w:tcMar>
+              <w:top w:type="dxa" w:w="80"/>
+              <w:left w:type="dxa" w:w="120"/>
+              <w:bottom w:type="dxa" w:w="80"/>
+              <w:right w:type="dxa" w:w="120"/>
+            </w:tcMar>
+            <w:vAlign w:val="center"/>
+          </w:tcPr>
+          <w:p>
+            <w:pPr>
+              <w:jc w:val="left"/>
+            </w:pPr>
+            <w:r>
+              <w:rPr>
+                <w:rFonts w:ascii="BIZ UDPGothic" w:cs="BIZ UDPGothic" w:eastAsia="BIZ UDPGothic" w:hAnsi="BIZ UDPGothic"/>
+                <w:b w:val="false"/>
+                <w:bCs w:val="false"/>
+                <w:color w:val="404040"/>
+                <w:sz w:val="18"/>
+                <w:szCs w:val="18"/>
+              </w:rPr>
+              <w:t xml:space="preserve">同上</w:t>
+            </w:r>
+            <w:r>
+              <w:rPr>
+                <w:rFonts w:ascii="BIZ UDPGothic" w:cs="BIZ UDPGothic" w:eastAsia="BIZ UDPGothic" w:hAnsi="BIZ UDPGothic"/>
+                <w:i/>
+                <w:iCs/>
+                <w:color w:val="888888"/>
+                <w:sz w:val="16"/>
+                <w:szCs w:val="16"/>
+              </w:rPr>
+              <w:t xml:space="preserve"> / </w:t>
+            </w:r>
+            <w:r>
+              <w:rPr>
+                <w:rFonts w:ascii="BIZ UDPGothic" w:cs="BIZ UDPGothic" w:eastAsia="BIZ UDPGothic" w:hAnsi="BIZ UDPGothic"/>
+                <w:i/>
+                <w:iCs/>
+                <w:color w:val="888888"/>
+                <w:sz w:val="16"/>
+                <w:szCs w:val="16"/>
+              </w:rPr>
+              <w:t xml:space="preserve">Tương tự</w:t>
+            </w:r>
+          </w:p>
+        </w:tc>
+      </w:tr>
+      <w:tr>
+        <w:trPr>
+          <w:cantSplit/>
+        </w:trPr>
+        <w:tc>
+          <w:tcPr>
+            <w:tcW w:type="dxa" w:w="500"/>
+            <w:tcBorders>
+              <w:top w:val="single" w:color="CCCCCC" w:sz="4"/>
+              <w:left w:val="single" w:color="CCCCCC" w:sz="4"/>
+              <w:bottom w:val="single" w:color="CCCCCC" w:sz="4"/>
+              <w:right w:val="single" w:color="CCCCCC" w:sz="4"/>
+            </w:tcBorders>
+            <w:shd w:fill="FFFFFF" w:val="clear"/>
+            <w:tcMar>
+              <w:top w:type="dxa" w:w="80"/>
+              <w:left w:type="dxa" w:w="120"/>
+              <w:bottom w:type="dxa" w:w="80"/>
+              <w:right w:type="dxa" w:w="120"/>
+            </w:tcMar>
+            <w:vAlign w:val="center"/>
+          </w:tcPr>
+          <w:p>
+            <w:pPr>
+              <w:jc w:val="left"/>
+            </w:pPr>
+            <w:r>
+              <w:rPr>
+                <w:rFonts w:ascii="BIZ UDPGothic" w:cs="BIZ UDPGothic" w:eastAsia="BIZ UDPGothic" w:hAnsi="BIZ UDPGothic"/>
+                <w:b w:val="false"/>
+                <w:bCs w:val="false"/>
+                <w:color w:val="404040"/>
+                <w:sz w:val="18"/>
+                <w:szCs w:val="18"/>
+              </w:rPr>
+              <w:t xml:space="preserve">3</w:t>
+            </w:r>
+          </w:p>
+        </w:tc>
+        <w:tc>
+          <w:tcPr>
+            <w:tcW w:type="dxa" w:w="4000"/>
+            <w:tcBorders>
+              <w:top w:val="single" w:color="CCCCCC" w:sz="4"/>
+              <w:left w:val="single" w:color="CCCCCC" w:sz="4"/>
+              <w:bottom w:val="single" w:color="CCCCCC" w:sz="4"/>
+              <w:right w:val="single" w:color="CCCCCC" w:sz="4"/>
+            </w:tcBorders>
+            <w:shd w:fill="FFFFFF" w:val="clear"/>
+            <w:tcMar>
+              <w:top w:type="dxa" w:w="80"/>
+              <w:left w:type="dxa" w:w="120"/>
+              <w:bottom w:type="dxa" w:w="80"/>
+              <w:right w:type="dxa" w:w="120"/>
+            </w:tcMar>
+            <w:vAlign w:val="center"/>
+          </w:tcPr>
+          <w:p>
+            <w:pPr>
+              <w:jc w:val="left"/>
+            </w:pPr>
+            <w:r>
+              <w:rPr>
+                <w:rFonts w:ascii="BIZ UDPGothic" w:cs="BIZ UDPGothic" w:eastAsia="BIZ UDPGothic" w:hAnsi="BIZ UDPGothic"/>
+                <w:b w:val="false"/>
+                <w:bCs w:val="false"/>
+                <w:color w:val="404040"/>
+                <w:sz w:val="18"/>
+                <w:szCs w:val="18"/>
+              </w:rPr>
+              <w:t xml:space="preserve">pos-server-frontend-production</w:t>
+            </w:r>
+          </w:p>
+        </w:tc>
+        <w:tc>
+          <w:tcPr>
+            <w:tcW w:type="dxa" w:w="5006"/>
+            <w:tcBorders>
+              <w:top w:val="single" w:color="CCCCCC" w:sz="4"/>
+              <w:left w:val="single" w:color="CCCCCC" w:sz="4"/>
+              <w:bottom w:val="single" w:color="CCCCCC" w:sz="4"/>
+              <w:right w:val="single" w:color="CCCCCC" w:sz="4"/>
+            </w:tcBorders>
+            <w:shd w:fill="FFFFFF" w:val="clear"/>
+            <w:tcMar>
+              <w:top w:type="dxa" w:w="80"/>
+              <w:left w:type="dxa" w:w="120"/>
+              <w:bottom w:type="dxa" w:w="80"/>
+              <w:right w:type="dxa" w:w="120"/>
+            </w:tcMar>
+            <w:vAlign w:val="center"/>
+          </w:tcPr>
+          <w:p>
+            <w:pPr>
+              <w:jc w:val="left"/>
+            </w:pPr>
+            <w:r>
+              <w:rPr>
+                <w:rFonts w:ascii="BIZ UDPGothic" w:cs="BIZ UDPGothic" w:eastAsia="BIZ UDPGothic" w:hAnsi="BIZ UDPGothic"/>
+                <w:b w:val="false"/>
+                <w:bCs w:val="false"/>
+                <w:color w:val="404040"/>
+                <w:sz w:val="18"/>
+                <w:szCs w:val="18"/>
+              </w:rPr>
+              <w:t xml:space="preserve">同上</w:t>
+            </w:r>
+            <w:r>
+              <w:rPr>
+                <w:rFonts w:ascii="BIZ UDPGothic" w:cs="BIZ UDPGothic" w:eastAsia="BIZ UDPGothic" w:hAnsi="BIZ UDPGothic"/>
+                <w:i/>
+                <w:iCs/>
+                <w:color w:val="888888"/>
+                <w:sz w:val="16"/>
+                <w:szCs w:val="16"/>
+              </w:rPr>
+              <w:t xml:space="preserve"> / </w:t>
+            </w:r>
+            <w:r>
+              <w:rPr>
+                <w:rFonts w:ascii="BIZ UDPGothic" w:cs="BIZ UDPGothic" w:eastAsia="BIZ UDPGothic" w:hAnsi="BIZ UDPGothic"/>
+                <w:i/>
+                <w:iCs/>
+                <w:color w:val="888888"/>
+                <w:sz w:val="16"/>
+                <w:szCs w:val="16"/>
+              </w:rPr>
+              <w:t xml:space="preserve">Tương tự</w:t>
+            </w:r>
+          </w:p>
+        </w:tc>
+      </w:tr>
+      <w:tr>
+        <w:trPr>
+          <w:cantSplit/>
+        </w:trPr>
+        <w:tc>
+          <w:tcPr>
+            <w:tcW w:type="dxa" w:w="500"/>
+            <w:tcBorders>
+              <w:top w:val="single" w:color="CCCCCC" w:sz="4"/>
+              <w:left w:val="single" w:color="CCCCCC" w:sz="4"/>
+              <w:bottom w:val="single" w:color="CCCCCC" w:sz="4"/>
+              <w:right w:val="single" w:color="CCCCCC" w:sz="4"/>
+            </w:tcBorders>
+            <w:shd w:fill="FFFFFF" w:val="clear"/>
+            <w:tcMar>
+              <w:top w:type="dxa" w:w="80"/>
+              <w:left w:type="dxa" w:w="120"/>
+              <w:bottom w:type="dxa" w:w="80"/>
+              <w:right w:type="dxa" w:w="120"/>
+            </w:tcMar>
+            <w:vAlign w:val="center"/>
+          </w:tcPr>
+          <w:p>
+            <w:pPr>
+              <w:jc w:val="left"/>
+            </w:pPr>
+            <w:r>
+              <w:rPr>
+                <w:rFonts w:ascii="BIZ UDPGothic" w:cs="BIZ UDPGothic" w:eastAsia="BIZ UDPGothic" w:hAnsi="BIZ UDPGothic"/>
+                <w:b w:val="false"/>
+                <w:bCs w:val="false"/>
+                <w:color w:val="404040"/>
+                <w:sz w:val="18"/>
+                <w:szCs w:val="18"/>
+              </w:rPr>
+              <w:t xml:space="preserve">4</w:t>
+            </w:r>
+          </w:p>
+        </w:tc>
+        <w:tc>
+          <w:tcPr>
+            <w:tcW w:type="dxa" w:w="4000"/>
+            <w:tcBorders>
+              <w:top w:val="single" w:color="CCCCCC" w:sz="4"/>
+              <w:left w:val="single" w:color="CCCCCC" w:sz="4"/>
+              <w:bottom w:val="single" w:color="CCCCCC" w:sz="4"/>
+              <w:right w:val="single" w:color="CCCCCC" w:sz="4"/>
+            </w:tcBorders>
+            <w:shd w:fill="FFFFFF" w:val="clear"/>
+            <w:tcMar>
+              <w:top w:type="dxa" w:w="80"/>
+              <w:left w:type="dxa" w:w="120"/>
+              <w:bottom w:type="dxa" w:w="80"/>
+              <w:right w:type="dxa" w:w="120"/>
+            </w:tcMar>
+            <w:vAlign w:val="center"/>
+          </w:tcPr>
+          <w:p>
+            <w:pPr>
+              <w:jc w:val="left"/>
+            </w:pPr>
+            <w:r>
+              <w:rPr>
+                <w:rFonts w:ascii="BIZ UDPGothic" w:cs="BIZ UDPGothic" w:eastAsia="BIZ UDPGothic" w:hAnsi="BIZ UDPGothic"/>
+                <w:b w:val="false"/>
+                <w:bCs w:val="false"/>
+                <w:color w:val="404040"/>
+                <w:sz w:val="18"/>
+                <w:szCs w:val="18"/>
+              </w:rPr>
+              <w:t xml:space="preserve">pos-server-frontend-ishida-staging</w:t>
+            </w:r>
+          </w:p>
+        </w:tc>
+        <w:tc>
+          <w:tcPr>
+            <w:tcW w:type="dxa" w:w="5006"/>
+            <w:tcBorders>
+              <w:top w:val="single" w:color="CCCCCC" w:sz="4"/>
+              <w:left w:val="single" w:color="CCCCCC" w:sz="4"/>
+              <w:bottom w:val="single" w:color="CCCCCC" w:sz="4"/>
+              <w:right w:val="single" w:color="CCCCCC" w:sz="4"/>
+            </w:tcBorders>
+            <w:shd w:fill="FFFFFF" w:val="clear"/>
+            <w:tcMar>
+              <w:top w:type="dxa" w:w="80"/>
+              <w:left w:type="dxa" w:w="120"/>
+              <w:bottom w:type="dxa" w:w="80"/>
+              <w:right w:type="dxa" w:w="120"/>
+            </w:tcMar>
+            <w:vAlign w:val="center"/>
+          </w:tcPr>
+          <w:p>
+            <w:pPr>
+              <w:jc w:val="left"/>
+            </w:pPr>
+            <w:r>
+              <w:rPr>
+                <w:rFonts w:ascii="BIZ UDPGothic" w:cs="BIZ UDPGothic" w:eastAsia="BIZ UDPGothic" w:hAnsi="BIZ UDPGothic"/>
+                <w:b w:val="false"/>
+                <w:bCs w:val="false"/>
+                <w:color w:val="404040"/>
+                <w:sz w:val="18"/>
+                <w:szCs w:val="18"/>
+              </w:rPr>
+              <w:t xml:space="preserve">同上</w:t>
+            </w:r>
+            <w:r>
+              <w:rPr>
+                <w:rFonts w:ascii="BIZ UDPGothic" w:cs="BIZ UDPGothic" w:eastAsia="BIZ UDPGothic" w:hAnsi="BIZ UDPGothic"/>
+                <w:i/>
+                <w:iCs/>
+                <w:color w:val="888888"/>
+                <w:sz w:val="16"/>
+                <w:szCs w:val="16"/>
+              </w:rPr>
+              <w:t xml:space="preserve"> / </w:t>
+            </w:r>
+            <w:r>
+              <w:rPr>
+                <w:rFonts w:ascii="BIZ UDPGothic" w:cs="BIZ UDPGothic" w:eastAsia="BIZ UDPGothic" w:hAnsi="BIZ UDPGothic"/>
+                <w:i/>
+                <w:iCs/>
+                <w:color w:val="888888"/>
+                <w:sz w:val="16"/>
+                <w:szCs w:val="16"/>
+              </w:rPr>
+              <w:t xml:space="preserve">Tương tự</w:t>
             </w:r>
           </w:p>
         </w:tc>
@@ -7716,23 +10608,23 @@
                 <w:sz w:val="18"/>
                 <w:szCs w:val="18"/>
               </w:rPr>
-              <w:t xml:space="preserve">backend/pos-server のビルドが成功することを確認</w:t>
-            </w:r>
-          </w:p>
-          <w:p>
-            <w:pPr>
-              <w:spacing w:before="0" w:after="0"/>
-            </w:pPr>
-            <w:r>
-              <w:rPr>
-                <w:rFonts w:ascii="BIZ UDPGothic" w:cs="BIZ UDPGothic" w:eastAsia="BIZ UDPGothic" w:hAnsi="BIZ UDPGothic"/>
-                <w:i/>
-                <w:iCs/>
-                <w:color w:val="888888"/>
-                <w:sz w:val="16"/>
-                <w:szCs w:val="16"/>
-              </w:rPr>
-              <w:t xml:space="preserve">/ Xác nhận build backend/pos-server thành công</w:t>
+              <w:t xml:space="preserve">backend/pos-server のビルドが成功すること</w:t>
+            </w:r>
+          </w:p>
+          <w:p>
+            <w:pPr>
+              <w:spacing w:before="0" w:after="0"/>
+            </w:pPr>
+            <w:r>
+              <w:rPr>
+                <w:rFonts w:ascii="BIZ UDPGothic" w:cs="BIZ UDPGothic" w:eastAsia="BIZ UDPGothic" w:hAnsi="BIZ UDPGothic"/>
+                <w:i/>
+                <w:iCs/>
+                <w:color w:val="888888"/>
+                <w:sz w:val="16"/>
+                <w:szCs w:val="16"/>
+              </w:rPr>
+              <w:t xml:space="preserve">/ Build backend/pos-server thành công</w:t>
             </w:r>
           </w:p>
         </w:tc>
@@ -7819,22 +10711,6 @@
                 <w:szCs w:val="18"/>
               </w:rPr>
               <w:t xml:space="preserve">BUILD SUCCESSFUL</w:t>
-            </w:r>
-          </w:p>
-          <w:p>
-            <w:pPr>
-              <w:spacing w:before="0" w:after="0"/>
-            </w:pPr>
-            <w:r>
-              <w:rPr>
-                <w:rFonts w:ascii="BIZ UDPGothic" w:cs="BIZ UDPGothic" w:eastAsia="BIZ UDPGothic" w:hAnsi="BIZ UDPGothic"/>
-                <w:i/>
-                <w:iCs/>
-                <w:color w:val="888888"/>
-                <w:sz w:val="16"/>
-                <w:szCs w:val="16"/>
-              </w:rPr>
-              <w:t xml:space="preserve">/ BUILD SUCCESSFUL</w:t>
             </w:r>
           </w:p>
         </w:tc>
@@ -7979,23 +10855,23 @@
                 <w:sz w:val="18"/>
                 <w:szCs w:val="18"/>
               </w:rPr>
-              <w:t xml:space="preserve">backend/gift-card-server のビルドが成功することを確認</w:t>
-            </w:r>
-          </w:p>
-          <w:p>
-            <w:pPr>
-              <w:spacing w:before="0" w:after="0"/>
-            </w:pPr>
-            <w:r>
-              <w:rPr>
-                <w:rFonts w:ascii="BIZ UDPGothic" w:cs="BIZ UDPGothic" w:eastAsia="BIZ UDPGothic" w:hAnsi="BIZ UDPGothic"/>
-                <w:i/>
-                <w:iCs/>
-                <w:color w:val="888888"/>
-                <w:sz w:val="16"/>
-                <w:szCs w:val="16"/>
-              </w:rPr>
-              <w:t xml:space="preserve">/ Xác nhận build backend/gift-card-server thành công</w:t>
+              <w:t xml:space="preserve">backend/gift-card-server のビルドが成功すること</w:t>
+            </w:r>
+          </w:p>
+          <w:p>
+            <w:pPr>
+              <w:spacing w:before="0" w:after="0"/>
+            </w:pPr>
+            <w:r>
+              <w:rPr>
+                <w:rFonts w:ascii="BIZ UDPGothic" w:cs="BIZ UDPGothic" w:eastAsia="BIZ UDPGothic" w:hAnsi="BIZ UDPGothic"/>
+                <w:i/>
+                <w:iCs/>
+                <w:color w:val="888888"/>
+                <w:sz w:val="16"/>
+                <w:szCs w:val="16"/>
+              </w:rPr>
+              <w:t xml:space="preserve">/ Build backend/gift-card-server thành công</w:t>
             </w:r>
           </w:p>
         </w:tc>
@@ -8082,22 +10958,6 @@
                 <w:szCs w:val="18"/>
               </w:rPr>
               <w:t xml:space="preserve">BUILD SUCCESS</w:t>
-            </w:r>
-          </w:p>
-          <w:p>
-            <w:pPr>
-              <w:spacing w:before="0" w:after="0"/>
-            </w:pPr>
-            <w:r>
-              <w:rPr>
-                <w:rFonts w:ascii="BIZ UDPGothic" w:cs="BIZ UDPGothic" w:eastAsia="BIZ UDPGothic" w:hAnsi="BIZ UDPGothic"/>
-                <w:i/>
-                <w:iCs/>
-                <w:color w:val="888888"/>
-                <w:sz w:val="16"/>
-                <w:szCs w:val="16"/>
-              </w:rPr>
-              <w:t xml:space="preserve">/ BUILD SUCCESS</w:t>
             </w:r>
           </w:p>
         </w:tc>
@@ -8242,23 +11102,23 @@
                 <w:sz w:val="18"/>
                 <w:szCs w:val="18"/>
               </w:rPr>
-              <w:t xml:space="preserve">frontend のビルドが成功することを確認</w:t>
-            </w:r>
-          </w:p>
-          <w:p>
-            <w:pPr>
-              <w:spacing w:before="0" w:after="0"/>
-            </w:pPr>
-            <w:r>
-              <w:rPr>
-                <w:rFonts w:ascii="BIZ UDPGothic" w:cs="BIZ UDPGothic" w:eastAsia="BIZ UDPGothic" w:hAnsi="BIZ UDPGothic"/>
-                <w:i/>
-                <w:iCs/>
-                <w:color w:val="888888"/>
-                <w:sz w:val="16"/>
-                <w:szCs w:val="16"/>
-              </w:rPr>
-              <w:t xml:space="preserve">/ Xác nhận build frontend thành công</w:t>
+              <w:t xml:space="preserve">frontend のビルドが成功すること</w:t>
+            </w:r>
+          </w:p>
+          <w:p>
+            <w:pPr>
+              <w:spacing w:before="0" w:after="0"/>
+            </w:pPr>
+            <w:r>
+              <w:rPr>
+                <w:rFonts w:ascii="BIZ UDPGothic" w:cs="BIZ UDPGothic" w:eastAsia="BIZ UDPGothic" w:hAnsi="BIZ UDPGothic"/>
+                <w:i/>
+                <w:iCs/>
+                <w:color w:val="888888"/>
+                <w:sz w:val="16"/>
+                <w:szCs w:val="16"/>
+              </w:rPr>
+              <w:t xml:space="preserve">/ Build frontend thành công</w:t>
             </w:r>
           </w:p>
         </w:tc>
@@ -8345,22 +11205,6 @@
                 <w:szCs w:val="18"/>
               </w:rPr>
               <w:t xml:space="preserve">webpack compiled successfully</w:t>
-            </w:r>
-          </w:p>
-          <w:p>
-            <w:pPr>
-              <w:spacing w:before="0" w:after="0"/>
-            </w:pPr>
-            <w:r>
-              <w:rPr>
-                <w:rFonts w:ascii="BIZ UDPGothic" w:cs="BIZ UDPGothic" w:eastAsia="BIZ UDPGothic" w:hAnsi="BIZ UDPGothic"/>
-                <w:i/>
-                <w:iCs/>
-                <w:color w:val="888888"/>
-                <w:sz w:val="16"/>
-                <w:szCs w:val="16"/>
-              </w:rPr>
-              <w:t xml:space="preserve">/ webpack compiled successfully</w:t>
             </w:r>
           </w:p>
         </w:tc>
@@ -8505,23 +11349,23 @@
                 <w:sz w:val="18"/>
                 <w:szCs w:val="18"/>
               </w:rPr>
-              <w:t xml:space="preserve">docker-compose up でローカル起動確認（全3サービスが起動すること）</w:t>
-            </w:r>
-          </w:p>
-          <w:p>
-            <w:pPr>
-              <w:spacing w:before="0" w:after="0"/>
-            </w:pPr>
-            <w:r>
-              <w:rPr>
-                <w:rFonts w:ascii="BIZ UDPGothic" w:cs="BIZ UDPGothic" w:eastAsia="BIZ UDPGothic" w:hAnsi="BIZ UDPGothic"/>
-                <w:i/>
-                <w:iCs/>
-                <w:color w:val="888888"/>
-                <w:sz w:val="16"/>
-                <w:szCs w:val="16"/>
-              </w:rPr>
-              <w:t xml:space="preserve">/ Xác nhận khởi động local bằng docker-compose up (cả 3 service khởi động)</w:t>
+              <w:t xml:space="preserve">docker-compose up で全3サービスが起動すること</w:t>
+            </w:r>
+          </w:p>
+          <w:p>
+            <w:pPr>
+              <w:spacing w:before="0" w:after="0"/>
+            </w:pPr>
+            <w:r>
+              <w:rPr>
+                <w:rFonts w:ascii="BIZ UDPGothic" w:cs="BIZ UDPGothic" w:eastAsia="BIZ UDPGothic" w:hAnsi="BIZ UDPGothic"/>
+                <w:i/>
+                <w:iCs/>
+                <w:color w:val="888888"/>
+                <w:sz w:val="16"/>
+                <w:szCs w:val="16"/>
+              </w:rPr>
+              <w:t xml:space="preserve">/ Cả 3 service khởi động bằng docker-compose up</w:t>
             </w:r>
           </w:p>
         </w:tc>
@@ -8556,28 +11400,9 @@
                 <w:sz w:val="18"/>
                 <w:szCs w:val="18"/>
               </w:rPr>
-              <w:t xml:space="preserve">docker-compose up</w:t>
-            </w:r>
-          </w:p>
-        </w:tc>
-        <w:tc>
-          <w:tcPr>
-            <w:tcW w:type="dxa" w:w="2456"/>
-            <w:tcBorders>
-              <w:top w:val="single" w:color="CCCCCC" w:sz="4"/>
-              <w:left w:val="single" w:color="CCCCCC" w:sz="4"/>
-              <w:bottom w:val="single" w:color="CCCCCC" w:sz="4"/>
-              <w:right w:val="single" w:color="CCCCCC" w:sz="4"/>
-            </w:tcBorders>
-            <w:shd w:fill="FFFFFF" w:val="clear"/>
-            <w:tcMar>
-              <w:top w:type="dxa" w:w="80"/>
-              <w:left w:type="dxa" w:w="120"/>
-              <w:bottom w:type="dxa" w:w="80"/>
-              <w:right w:type="dxa" w:w="120"/>
-            </w:tcMar>
-            <w:vAlign w:val="center"/>
-          </w:tcPr>
+              <w:t xml:space="preserve">cd POS-SERVER &amp;&amp;</w:t>
+            </w:r>
+          </w:p>
           <w:p>
             <w:pPr>
               <w:spacing w:before="0" w:after="0"/>
@@ -8591,7 +11416,7 @@
                 <w:sz w:val="18"/>
                 <w:szCs w:val="18"/>
               </w:rPr>
-              <w:t xml:space="preserve">全サービス Started</w:t>
+              <w:t xml:space="preserve">docker-compose up -d &amp;&amp;</w:t>
             </w:r>
           </w:p>
           <w:p>
@@ -8607,6 +11432,57 @@
                 <w:sz w:val="18"/>
                 <w:szCs w:val="18"/>
               </w:rPr>
+              <w:t xml:space="preserve">docker-compose ps</w:t>
+            </w:r>
+          </w:p>
+        </w:tc>
+        <w:tc>
+          <w:tcPr>
+            <w:tcW w:type="dxa" w:w="2456"/>
+            <w:tcBorders>
+              <w:top w:val="single" w:color="CCCCCC" w:sz="4"/>
+              <w:left w:val="single" w:color="CCCCCC" w:sz="4"/>
+              <w:bottom w:val="single" w:color="CCCCCC" w:sz="4"/>
+              <w:right w:val="single" w:color="CCCCCC" w:sz="4"/>
+            </w:tcBorders>
+            <w:shd w:fill="FFFFFF" w:val="clear"/>
+            <w:tcMar>
+              <w:top w:type="dxa" w:w="80"/>
+              <w:left w:type="dxa" w:w="120"/>
+              <w:bottom w:type="dxa" w:w="80"/>
+              <w:right w:type="dxa" w:w="120"/>
+            </w:tcMar>
+            <w:vAlign w:val="center"/>
+          </w:tcPr>
+          <w:p>
+            <w:pPr>
+              <w:spacing w:before="0" w:after="0"/>
+            </w:pPr>
+            <w:r>
+              <w:rPr>
+                <w:rFonts w:ascii="BIZ UDPGothic" w:cs="BIZ UDPGothic" w:eastAsia="BIZ UDPGothic" w:hAnsi="BIZ UDPGothic"/>
+                <w:i w:val="false"/>
+                <w:iCs w:val="false"/>
+                <w:color w:val="404040"/>
+                <w:sz w:val="18"/>
+                <w:szCs w:val="18"/>
+              </w:rPr>
+              <w:t xml:space="preserve">全サービス Started</w:t>
+            </w:r>
+          </w:p>
+          <w:p>
+            <w:pPr>
+              <w:spacing w:before="0" w:after="0"/>
+            </w:pPr>
+            <w:r>
+              <w:rPr>
+                <w:rFonts w:ascii="BIZ UDPGothic" w:cs="BIZ UDPGothic" w:eastAsia="BIZ UDPGothic" w:hAnsi="BIZ UDPGothic"/>
+                <w:i w:val="false"/>
+                <w:iCs w:val="false"/>
+                <w:color w:val="404040"/>
+                <w:sz w:val="18"/>
+                <w:szCs w:val="18"/>
+              </w:rPr>
               <w:t xml:space="preserve">http://localhost:9060 でUI表示</w:t>
             </w:r>
           </w:p>
@@ -8623,7 +11499,7 @@
                 <w:sz w:val="16"/>
                 <w:szCs w:val="16"/>
               </w:rPr>
-              <w:t xml:space="preserve">/ Tất cả service Started, UI hiển thị tại localhost:9060</w:t>
+              <w:t xml:space="preserve">/ Tất cả Started, UI hiển thị</w:t>
             </w:r>
           </w:p>
         </w:tc>
@@ -8768,23 +11644,23 @@
                 <w:sz w:val="18"/>
                 <w:szCs w:val="18"/>
               </w:rPr>
-              <w:t xml:space="preserve">GitHub Actions CI が push 時に green になることを確認</w:t>
-            </w:r>
-          </w:p>
-          <w:p>
-            <w:pPr>
-              <w:spacing w:before="0" w:after="0"/>
-            </w:pPr>
-            <w:r>
-              <w:rPr>
-                <w:rFonts w:ascii="BIZ UDPGothic" w:cs="BIZ UDPGothic" w:eastAsia="BIZ UDPGothic" w:hAnsi="BIZ UDPGothic"/>
-                <w:i/>
-                <w:iCs/>
-                <w:color w:val="888888"/>
-                <w:sz w:val="16"/>
-                <w:szCs w:val="16"/>
-              </w:rPr>
-              <w:t xml:space="preserve">/ Xác nhận GitHub Actions CI green khi push</w:t>
+              <w:t xml:space="preserve">GitHub Actions CI が green になること</w:t>
+            </w:r>
+          </w:p>
+          <w:p>
+            <w:pPr>
+              <w:spacing w:before="0" w:after="0"/>
+            </w:pPr>
+            <w:r>
+              <w:rPr>
+                <w:rFonts w:ascii="BIZ UDPGothic" w:cs="BIZ UDPGothic" w:eastAsia="BIZ UDPGothic" w:hAnsi="BIZ UDPGothic"/>
+                <w:i/>
+                <w:iCs/>
+                <w:color w:val="888888"/>
+                <w:sz w:val="16"/>
+                <w:szCs w:val="16"/>
+              </w:rPr>
+              <w:t xml:space="preserve">/ GitHub Actions CI green</w:t>
             </w:r>
           </w:p>
         </w:tc>
@@ -8835,7 +11711,7 @@
                 <w:sz w:val="18"/>
                 <w:szCs w:val="18"/>
               </w:rPr>
-              <w:t xml:space="preserve">→ GitHub Actions タブで確認</w:t>
+              <w:t xml:space="preserve">→ GitHub Actions タブ確認</w:t>
             </w:r>
           </w:p>
         </w:tc>
@@ -8886,7 +11762,7 @@
                 <w:sz w:val="16"/>
                 <w:szCs w:val="16"/>
               </w:rPr>
-              <w:t xml:space="preserve">/ Tất cả job green (thành công)</w:t>
+              <w:t xml:space="preserve">/ Tất cả job green</w:t>
             </w:r>
           </w:p>
         </w:tc>
